--- a/отчетКурсоваяРКП7сем.docx
+++ b/отчетКурсоваяРКП7сем.docx
@@ -510,7 +510,7 @@
           <w:color w:val="000000" w:themeColor="text1"/>
           <w:szCs w:val="28"/>
         </w:rPr>
-        <w:t>Герасимов А.Е.</w:t>
+        <w:t>Гесимов А.Е.</w:t>
       </w:r>
     </w:p>
     <w:p>
@@ -533,25 +533,7 @@
           <w:color w:val="000000" w:themeColor="text1"/>
           <w:szCs w:val="28"/>
         </w:rPr>
-        <w:t xml:space="preserve">Принял: доцент каф. Зайцев </w:t>
-      </w:r>
-      <w:proofErr w:type="gramStart"/>
-      <w:r>
-        <w:rPr>
-          <w:rFonts w:eastAsia="Times New Roman" w:cs="Times New Roman"/>
-          <w:color w:val="000000" w:themeColor="text1"/>
-          <w:szCs w:val="28"/>
-        </w:rPr>
-        <w:t>Е.И.</w:t>
-      </w:r>
-      <w:proofErr w:type="gramEnd"/>
-      <w:r>
-        <w:rPr>
-          <w:rFonts w:eastAsia="Times New Roman" w:cs="Times New Roman"/>
-          <w:color w:val="000000" w:themeColor="text1"/>
-          <w:szCs w:val="28"/>
-        </w:rPr>
-        <w:t xml:space="preserve">  доцент каф. Степанова И. В.</w:t>
+        <w:t>Принял: доцент каф. Зайцев Е.И.  доцент каф. Степанова И. В.</w:t>
       </w:r>
     </w:p>
     <w:p>
@@ -1156,7 +1138,27 @@
           <w:szCs w:val="24"/>
           <w:u w:val="single"/>
         </w:rPr>
-        <w:t xml:space="preserve">28 </w:t>
+        <w:t>2</w:t>
+      </w:r>
+      <w:r>
+        <w:rPr>
+          <w:rFonts w:eastAsia="Times New Roman" w:cs="Times New Roman"/>
+          <w:color w:val="000000" w:themeColor="text1"/>
+          <w:sz w:val="24"/>
+          <w:szCs w:val="24"/>
+          <w:u w:val="single"/>
+        </w:rPr>
+        <w:t>6</w:t>
+      </w:r>
+      <w:r>
+        <w:rPr>
+          <w:rFonts w:eastAsia="Times New Roman" w:cs="Times New Roman"/>
+          <w:color w:val="000000" w:themeColor="text1"/>
+          <w:sz w:val="24"/>
+          <w:szCs w:val="24"/>
+          <w:u w:val="single"/>
+        </w:rPr>
+        <w:t xml:space="preserve"> </w:t>
       </w:r>
       <w:r>
         <w:rPr>
@@ -1286,9 +1288,49 @@
           <w:szCs w:val="24"/>
           <w:u w:val="single"/>
         </w:rPr>
-        <w:t xml:space="preserve">Зайцев </w:t>
-      </w:r>
-      <w:proofErr w:type="gramStart"/>
+        <w:t>Зайцев Е.И.</w:t>
+      </w:r>
+      <w:r>
+        <w:rPr>
+          <w:rFonts w:eastAsia="Times New Roman" w:cs="Times New Roman"/>
+          <w:color w:val="000000" w:themeColor="text1"/>
+          <w:sz w:val="24"/>
+          <w:szCs w:val="24"/>
+          <w:u w:val="single"/>
+        </w:rPr>
+        <w:t>,</w:t>
+      </w:r>
+      <w:r>
+        <w:rPr>
+          <w:rFonts w:eastAsia="Times New Roman" w:cs="Times New Roman"/>
+          <w:color w:val="000000" w:themeColor="text1"/>
+          <w:sz w:val="24"/>
+          <w:szCs w:val="24"/>
+        </w:rPr>
+        <w:t>______________________</w:t>
+      </w:r>
+    </w:p>
+    <w:p>
+      <w:pPr>
+        <w:spacing w:after="0" w:line="240" w:lineRule="auto"/>
+        <w:ind w:firstLine="0"/>
+        <w:rPr>
+          <w:rFonts w:eastAsia="Times New Roman" w:cs="Times New Roman"/>
+          <w:color w:val="000000" w:themeColor="text1"/>
+          <w:sz w:val="24"/>
+          <w:szCs w:val="24"/>
+        </w:rPr>
+      </w:pPr>
+      <w:r>
+        <w:rPr>
+          <w:rFonts w:eastAsia="Times New Roman" w:cs="Times New Roman"/>
+          <w:color w:val="000000" w:themeColor="text1"/>
+          <w:sz w:val="24"/>
+          <w:szCs w:val="24"/>
+          <w:u w:val="single"/>
+        </w:rPr>
+        <w:t xml:space="preserve">2.заведующий кафедрой «Информатика», к.т.н., доцент, </w:t>
+      </w:r>
       <w:r>
         <w:rPr>
           <w:rFonts w:eastAsia="Times New Roman" w:cs="Times New Roman"/>
@@ -1299,18 +1341,16 @@
           <w:szCs w:val="24"/>
           <w:u w:val="single"/>
         </w:rPr>
-        <w:t>Е.И.</w:t>
-      </w:r>
-      <w:proofErr w:type="gramEnd"/>
+        <w:t>Халабия Р.Ф.</w:t>
+      </w:r>
       <w:r>
         <w:rPr>
           <w:rFonts w:eastAsia="Times New Roman" w:cs="Times New Roman"/>
           <w:color w:val="000000" w:themeColor="text1"/>
           <w:sz w:val="24"/>
           <w:szCs w:val="24"/>
-          <w:u w:val="single"/>
-        </w:rPr>
-        <w:t>,</w:t>
+        </w:rPr>
+        <w:t>________________</w:t>
       </w:r>
       <w:r>
         <w:rPr>
@@ -1318,8 +1358,9 @@
           <w:color w:val="000000" w:themeColor="text1"/>
           <w:sz w:val="24"/>
           <w:szCs w:val="24"/>
-        </w:rPr>
-        <w:t>______________________</w:t>
+          <w:u w:val="single"/>
+        </w:rPr>
+        <w:t xml:space="preserve"> </w:t>
       </w:r>
     </w:p>
     <w:p>
@@ -1341,7 +1382,7 @@
           <w:szCs w:val="24"/>
           <w:u w:val="single"/>
         </w:rPr>
-        <w:t xml:space="preserve">2.заведующий кафедрой «Информатика», к.т.н., доцент, </w:t>
+        <w:t xml:space="preserve">3.доцент кафедры «Информатика», к.г.-м.н., доцент, </w:t>
       </w:r>
       <w:r>
         <w:rPr>
@@ -1353,75 +1394,8 @@
           <w:szCs w:val="24"/>
           <w:u w:val="single"/>
         </w:rPr>
-        <w:t>Халабия Р.Ф.</w:t>
-      </w:r>
-      <w:r>
-        <w:rPr>
-          <w:rFonts w:eastAsia="Times New Roman" w:cs="Times New Roman"/>
-          <w:color w:val="000000" w:themeColor="text1"/>
-          <w:sz w:val="24"/>
-          <w:szCs w:val="24"/>
-        </w:rPr>
-        <w:t>________________</w:t>
-      </w:r>
-      <w:r>
-        <w:rPr>
-          <w:rFonts w:eastAsia="Times New Roman" w:cs="Times New Roman"/>
-          <w:color w:val="000000" w:themeColor="text1"/>
-          <w:sz w:val="24"/>
-          <w:szCs w:val="24"/>
-          <w:u w:val="single"/>
-        </w:rPr>
-        <w:t xml:space="preserve"> </w:t>
-      </w:r>
-    </w:p>
-    <w:p>
-      <w:pPr>
-        <w:spacing w:after="0" w:line="240" w:lineRule="auto"/>
-        <w:ind w:firstLine="0"/>
-        <w:rPr>
-          <w:rFonts w:eastAsia="Times New Roman" w:cs="Times New Roman"/>
-          <w:color w:val="000000" w:themeColor="text1"/>
-          <w:sz w:val="24"/>
-          <w:szCs w:val="24"/>
-        </w:rPr>
-      </w:pPr>
-      <w:r>
-        <w:rPr>
-          <w:rFonts w:eastAsia="Times New Roman" w:cs="Times New Roman"/>
-          <w:color w:val="000000" w:themeColor="text1"/>
-          <w:sz w:val="24"/>
-          <w:szCs w:val="24"/>
-          <w:u w:val="single"/>
-        </w:rPr>
-        <w:t xml:space="preserve">3.доцент кафедры «Информатика», к.г.-м.н., доцент, </w:t>
-      </w:r>
-      <w:r>
-        <w:rPr>
-          <w:rFonts w:eastAsia="Times New Roman" w:cs="Times New Roman"/>
-          <w:b/>
-          <w:bCs/>
-          <w:color w:val="000000" w:themeColor="text1"/>
-          <w:sz w:val="24"/>
-          <w:szCs w:val="24"/>
-          <w:u w:val="single"/>
-        </w:rPr>
-        <w:t xml:space="preserve">Степанова </w:t>
-      </w:r>
-      <w:proofErr w:type="gramStart"/>
-      <w:r>
-        <w:rPr>
-          <w:rFonts w:eastAsia="Times New Roman" w:cs="Times New Roman"/>
-          <w:b/>
-          <w:bCs/>
-          <w:color w:val="000000" w:themeColor="text1"/>
-          <w:sz w:val="24"/>
-          <w:szCs w:val="24"/>
-          <w:u w:val="single"/>
-        </w:rPr>
-        <w:t>И.В.</w:t>
-      </w:r>
-      <w:proofErr w:type="gramEnd"/>
+        <w:t>Степанова И.В.</w:t>
+      </w:r>
       <w:r>
         <w:rPr>
           <w:rFonts w:eastAsia="Times New Roman" w:cs="Times New Roman"/>
@@ -1634,9 +1608,8 @@
           <w:szCs w:val="24"/>
           <w:u w:val="single"/>
         </w:rPr>
-        <w:t xml:space="preserve">Герасимов </w:t>
-      </w:r>
-      <w:proofErr w:type="gramStart"/>
+        <w:t>Герасимов А</w:t>
+      </w:r>
       <w:r>
         <w:rPr>
           <w:rFonts w:eastAsia="Times New Roman" w:cs="Times New Roman"/>
@@ -1645,7 +1618,7 @@
           <w:szCs w:val="24"/>
           <w:u w:val="single"/>
         </w:rPr>
-        <w:t>А</w:t>
+        <w:t>.</w:t>
       </w:r>
       <w:r>
         <w:rPr>
@@ -1655,19 +1628,8 @@
           <w:szCs w:val="24"/>
           <w:u w:val="single"/>
         </w:rPr>
-        <w:t>.</w:t>
-      </w:r>
-      <w:r>
-        <w:rPr>
-          <w:rFonts w:eastAsia="Times New Roman" w:cs="Times New Roman"/>
-          <w:color w:val="000000" w:themeColor="text1"/>
-          <w:sz w:val="24"/>
-          <w:szCs w:val="24"/>
-          <w:u w:val="single"/>
-        </w:rPr>
         <w:t>Е</w:t>
       </w:r>
-      <w:proofErr w:type="gramEnd"/>
       <w:r>
         <w:rPr>
           <w:rFonts w:eastAsia="Times New Roman" w:cs="Times New Roman"/>
@@ -1794,14 +1756,7 @@
     <w:p/>
     <w:sdt>
       <w:sdtPr>
-        <w:rPr>
-          <w:rFonts w:ascii="Times New Roman" w:eastAsiaTheme="minorHAnsi" w:hAnsi="Times New Roman" w:cstheme="minorBidi"/>
-          <w:color w:val="auto"/>
-          <w:sz w:val="28"/>
-          <w:szCs w:val="22"/>
-          <w:lang w:eastAsia="en-US"/>
-        </w:rPr>
-        <w:id w:val="-1191841614"/>
+        <w:id w:val="-212037565"/>
         <w:docPartObj>
           <w:docPartGallery w:val="Table of Contents"/>
           <w:docPartUnique/>
@@ -1809,16 +1764,29 @@
       </w:sdtPr>
       <w:sdtEndPr>
         <w:rPr>
+          <w:rFonts w:ascii="Times New Roman" w:eastAsiaTheme="minorHAnsi" w:hAnsi="Times New Roman" w:cstheme="minorBidi"/>
           <w:b/>
           <w:bCs/>
+          <w:color w:val="auto"/>
+          <w:sz w:val="28"/>
+          <w:szCs w:val="22"/>
+          <w:lang w:eastAsia="en-US"/>
         </w:rPr>
       </w:sdtEndPr>
       <w:sdtContent>
         <w:p>
           <w:pPr>
             <w:pStyle w:val="af"/>
+            <w:rPr>
+              <w:rFonts w:ascii="Times New Roman" w:hAnsi="Times New Roman" w:cs="Times New Roman"/>
+              <w:color w:val="auto"/>
+            </w:rPr>
           </w:pPr>
           <w:r>
+            <w:rPr>
+              <w:rFonts w:ascii="Times New Roman" w:hAnsi="Times New Roman" w:cs="Times New Roman"/>
+              <w:color w:val="auto"/>
+            </w:rPr>
             <w:t>Оглавление</w:t>
           </w:r>
         </w:p>
@@ -1847,7 +1815,7 @@
           <w:r>
             <w:fldChar w:fldCharType="separate"/>
           </w:r>
-          <w:hyperlink w:anchor="_Toc217698150" w:history="1">
+          <w:hyperlink w:anchor="_Toc217720064" w:history="1">
             <w:r>
               <w:rPr>
                 <w:rStyle w:val="af0"/>
@@ -1876,7 +1844,7 @@
                 <w:noProof/>
                 <w:webHidden/>
               </w:rPr>
-              <w:instrText xml:space="preserve"> PAGEREF _Toc217698150 \h </w:instrText>
+              <w:instrText xml:space="preserve"> PAGEREF _Toc217720064 \h </w:instrText>
             </w:r>
             <w:r>
               <w:rPr>
@@ -1896,7 +1864,7 @@
                 <w:noProof/>
                 <w:webHidden/>
               </w:rPr>
-              <w:t>4</w:t>
+              <w:t>5</w:t>
             </w:r>
             <w:r>
               <w:rPr>
@@ -1923,7 +1891,7 @@
               <w14:ligatures w14:val="standardContextual"/>
             </w:rPr>
           </w:pPr>
-          <w:hyperlink w:anchor="_Toc217698151" w:history="1">
+          <w:hyperlink w:anchor="_Toc217720065" w:history="1">
             <w:r>
               <w:rPr>
                 <w:rStyle w:val="af0"/>
@@ -1931,7 +1899,7 @@
                 <w:noProof/>
                 <w:lang w:eastAsia="ru-RU"/>
               </w:rPr>
-              <w:t>1.1 Обзор и сравнение кроссплатформенных технологий</w:t>
+              <w:t>1.1 Анализ предметной области</w:t>
             </w:r>
             <w:r>
               <w:rPr>
@@ -1952,7 +1920,7 @@
                 <w:noProof/>
                 <w:webHidden/>
               </w:rPr>
-              <w:instrText xml:space="preserve"> PAGEREF _Toc217698151 \h </w:instrText>
+              <w:instrText xml:space="preserve"> PAGEREF _Toc217720065 \h </w:instrText>
             </w:r>
             <w:r>
               <w:rPr>
@@ -1972,7 +1940,7 @@
                 <w:noProof/>
                 <w:webHidden/>
               </w:rPr>
-              <w:t>4</w:t>
+              <w:t>5</w:t>
             </w:r>
             <w:r>
               <w:rPr>
@@ -1999,7 +1967,7 @@
               <w14:ligatures w14:val="standardContextual"/>
             </w:rPr>
           </w:pPr>
-          <w:hyperlink w:anchor="_Toc217698152" w:history="1">
+          <w:hyperlink w:anchor="_Toc217720066" w:history="1">
             <w:r>
               <w:rPr>
                 <w:rStyle w:val="af0"/>
@@ -2028,7 +1996,7 @@
                 <w:noProof/>
                 <w:webHidden/>
               </w:rPr>
-              <w:instrText xml:space="preserve"> PAGEREF _Toc217698152 \h </w:instrText>
+              <w:instrText xml:space="preserve"> PAGEREF _Toc217720066 \h </w:instrText>
             </w:r>
             <w:r>
               <w:rPr>
@@ -2048,7 +2016,7 @@
                 <w:noProof/>
                 <w:webHidden/>
               </w:rPr>
-              <w:t>6</w:t>
+              <w:t>7</w:t>
             </w:r>
             <w:r>
               <w:rPr>
@@ -2075,12 +2043,11 @@
               <w14:ligatures w14:val="standardContextual"/>
             </w:rPr>
           </w:pPr>
-          <w:hyperlink w:anchor="_Toc217698153" w:history="1">
+          <w:hyperlink w:anchor="_Toc217720067" w:history="1">
             <w:r>
               <w:rPr>
                 <w:rStyle w:val="af0"/>
                 <w:noProof/>
-                <w:lang w:eastAsia="ru-RU"/>
               </w:rPr>
               <w:t>2 РЕАЛИЗАЦИЯ И ОПИСАНИЕ РАЗРАБОТАННОГО ПРИЛОЖЕНИЯ</w:t>
             </w:r>
@@ -2103,7 +2070,7 @@
                 <w:noProof/>
                 <w:webHidden/>
               </w:rPr>
-              <w:instrText xml:space="preserve"> PAGEREF _Toc217698153 \h </w:instrText>
+              <w:instrText xml:space="preserve"> PAGEREF _Toc217720067 \h </w:instrText>
             </w:r>
             <w:r>
               <w:rPr>
@@ -2123,7 +2090,7 @@
                 <w:noProof/>
                 <w:webHidden/>
               </w:rPr>
-              <w:t>9</w:t>
+              <w:t>10</w:t>
             </w:r>
             <w:r>
               <w:rPr>
@@ -2150,15 +2117,13 @@
               <w14:ligatures w14:val="standardContextual"/>
             </w:rPr>
           </w:pPr>
-          <w:hyperlink w:anchor="_Toc217698154" w:history="1">
+          <w:hyperlink w:anchor="_Toc217720068" w:history="1">
             <w:r>
               <w:rPr>
                 <w:rStyle w:val="af0"/>
-                <w:rFonts w:eastAsia="Times New Roman"/>
                 <w:noProof/>
-                <w:lang w:eastAsia="ru-RU"/>
-              </w:rPr>
-              <w:t>2.1 Алгоритмы и логика работы приложения</w:t>
+              </w:rPr>
+              <w:t>2.1 Архитектура и структура программного приложения</w:t>
             </w:r>
             <w:r>
               <w:rPr>
@@ -2179,7 +2144,7 @@
                 <w:noProof/>
                 <w:webHidden/>
               </w:rPr>
-              <w:instrText xml:space="preserve"> PAGEREF _Toc217698154 \h </w:instrText>
+              <w:instrText xml:space="preserve"> PAGEREF _Toc217720068 \h </w:instrText>
             </w:r>
             <w:r>
               <w:rPr>
@@ -2199,7 +2164,7 @@
                 <w:noProof/>
                 <w:webHidden/>
               </w:rPr>
-              <w:t>9</w:t>
+              <w:t>10</w:t>
             </w:r>
             <w:r>
               <w:rPr>
@@ -2226,13 +2191,15 @@
               <w14:ligatures w14:val="standardContextual"/>
             </w:rPr>
           </w:pPr>
-          <w:hyperlink w:anchor="_Toc217698155" w:history="1">
+          <w:hyperlink w:anchor="_Toc217720069" w:history="1">
             <w:r>
               <w:rPr>
                 <w:rStyle w:val="af0"/>
+                <w:rFonts w:eastAsia="Times New Roman"/>
                 <w:noProof/>
-              </w:rPr>
-              <w:t>2.2 Интерфейс программы в различных средах</w:t>
+                <w:lang w:eastAsia="ru-RU"/>
+              </w:rPr>
+              <w:t>2.2 Алгоритмы и логика работы приложения</w:t>
             </w:r>
             <w:r>
               <w:rPr>
@@ -2253,7 +2220,7 @@
                 <w:noProof/>
                 <w:webHidden/>
               </w:rPr>
-              <w:instrText xml:space="preserve"> PAGEREF _Toc217698155 \h </w:instrText>
+              <w:instrText xml:space="preserve"> PAGEREF _Toc217720069 \h </w:instrText>
             </w:r>
             <w:r>
               <w:rPr>
@@ -2273,7 +2240,7 @@
                 <w:noProof/>
                 <w:webHidden/>
               </w:rPr>
-              <w:t>12</w:t>
+              <w:t>11</w:t>
             </w:r>
             <w:r>
               <w:rPr>
@@ -2300,13 +2267,13 @@
               <w14:ligatures w14:val="standardContextual"/>
             </w:rPr>
           </w:pPr>
-          <w:hyperlink w:anchor="_Toc217698156" w:history="1">
+          <w:hyperlink w:anchor="_Toc217720070" w:history="1">
             <w:r>
               <w:rPr>
                 <w:rStyle w:val="af0"/>
                 <w:noProof/>
               </w:rPr>
-              <w:t>2.3 Руководство по использованию и контрольный пример</w:t>
+              <w:t>2.3 Интерфейс программы в различных средах</w:t>
             </w:r>
             <w:r>
               <w:rPr>
@@ -2327,7 +2294,7 @@
                 <w:noProof/>
                 <w:webHidden/>
               </w:rPr>
-              <w:instrText xml:space="preserve"> PAGEREF _Toc217698156 \h </w:instrText>
+              <w:instrText xml:space="preserve"> PAGEREF _Toc217720070 \h </w:instrText>
             </w:r>
             <w:r>
               <w:rPr>
@@ -2347,7 +2314,7 @@
                 <w:noProof/>
                 <w:webHidden/>
               </w:rPr>
-              <w:t>14</w:t>
+              <w:t>15</w:t>
             </w:r>
             <w:r>
               <w:rPr>
@@ -2374,7 +2341,7 @@
               <w14:ligatures w14:val="standardContextual"/>
             </w:rPr>
           </w:pPr>
-          <w:hyperlink w:anchor="_Toc217698157" w:history="1">
+          <w:hyperlink w:anchor="_Toc217720071" w:history="1">
             <w:r>
               <w:rPr>
                 <w:rStyle w:val="af0"/>
@@ -2401,7 +2368,7 @@
                 <w:noProof/>
                 <w:webHidden/>
               </w:rPr>
-              <w:instrText xml:space="preserve"> PAGEREF _Toc217698157 \h </w:instrText>
+              <w:instrText xml:space="preserve"> PAGEREF _Toc217720071 \h </w:instrText>
             </w:r>
             <w:r>
               <w:rPr>
@@ -2421,7 +2388,7 @@
                 <w:noProof/>
                 <w:webHidden/>
               </w:rPr>
-              <w:t>15</w:t>
+              <w:t>18</w:t>
             </w:r>
             <w:r>
               <w:rPr>
@@ -2448,7 +2415,7 @@
               <w14:ligatures w14:val="standardContextual"/>
             </w:rPr>
           </w:pPr>
-          <w:hyperlink w:anchor="_Toc217698158" w:history="1">
+          <w:hyperlink w:anchor="_Toc217720072" w:history="1">
             <w:r>
               <w:rPr>
                 <w:rStyle w:val="af0"/>
@@ -2476,7 +2443,7 @@
                 <w:noProof/>
                 <w:webHidden/>
               </w:rPr>
-              <w:instrText xml:space="preserve"> PAGEREF _Toc217698158 \h </w:instrText>
+              <w:instrText xml:space="preserve"> PAGEREF _Toc217720072 \h </w:instrText>
             </w:r>
             <w:r>
               <w:rPr>
@@ -2496,7 +2463,7 @@
                 <w:noProof/>
                 <w:webHidden/>
               </w:rPr>
-              <w:t>16</w:t>
+              <w:t>19</w:t>
             </w:r>
             <w:r>
               <w:rPr>
@@ -2523,7 +2490,7 @@
               <w14:ligatures w14:val="standardContextual"/>
             </w:rPr>
           </w:pPr>
-          <w:hyperlink w:anchor="_Toc217698159" w:history="1">
+          <w:hyperlink w:anchor="_Toc217720073" w:history="1">
             <w:r>
               <w:rPr>
                 <w:rStyle w:val="af0"/>
@@ -2551,7 +2518,7 @@
                 <w:noProof/>
                 <w:webHidden/>
               </w:rPr>
-              <w:instrText xml:space="preserve"> PAGEREF _Toc217698159 \h </w:instrText>
+              <w:instrText xml:space="preserve"> PAGEREF _Toc217720073 \h </w:instrText>
             </w:r>
             <w:r>
               <w:rPr>
@@ -2571,7 +2538,7 @@
                 <w:noProof/>
                 <w:webHidden/>
               </w:rPr>
-              <w:t>17</w:t>
+              <w:t>20</w:t>
             </w:r>
             <w:r>
               <w:rPr>
@@ -2593,7 +2560,6 @@
         </w:p>
       </w:sdtContent>
     </w:sdt>
-    <w:p/>
     <w:p>
       <w:pPr>
         <w:pStyle w:val="a0"/>
@@ -2623,13 +2589,8 @@
         </w:rPr>
       </w:pPr>
     </w:p>
-    <w:p>
-      <w:pPr>
-        <w:rPr>
-          <w:lang w:val="en-US"/>
-        </w:rPr>
-      </w:pPr>
-    </w:p>
+    <w:p/>
+    <w:p/>
     <w:p>
       <w:pPr>
         <w:pStyle w:val="af3"/>
@@ -2999,7 +2960,8 @@
           <w:lang w:eastAsia="ru-RU"/>
         </w:rPr>
       </w:pPr>
-      <w:bookmarkStart w:id="4" w:name="_Toc217698150"/>
+      <w:bookmarkStart w:id="4" w:name="_Toc217720018"/>
+      <w:bookmarkStart w:id="5" w:name="_Toc217720064"/>
       <w:r>
         <w:rPr>
           <w:rFonts w:eastAsia="Times New Roman"/>
@@ -3009,6 +2971,7 @@
         <w:t>ТЕОРЕТИЧЕСКИЕ ОСНОВЫ РАЗРАБОТКИ КРОССПЛАТФОРМЕННОГО ПРИЛОЖЕНИЯ</w:t>
       </w:r>
       <w:bookmarkEnd w:id="4"/>
+      <w:bookmarkEnd w:id="5"/>
     </w:p>
     <w:p>
       <w:pPr>
@@ -3018,6 +2981,8 @@
           <w:lang w:eastAsia="ru-RU"/>
         </w:rPr>
       </w:pPr>
+      <w:bookmarkStart w:id="6" w:name="_Toc217720019"/>
+      <w:bookmarkStart w:id="7" w:name="_Toc217720065"/>
       <w:r>
         <w:rPr>
           <w:rFonts w:eastAsia="Times New Roman"/>
@@ -3025,6 +2990,8 @@
         </w:rPr>
         <w:t>Анализ предметной области</w:t>
       </w:r>
+      <w:bookmarkEnd w:id="6"/>
+      <w:bookmarkEnd w:id="7"/>
     </w:p>
     <w:p>
       <w:pPr>
@@ -3314,7 +3281,14 @@
         <w:rPr>
           <w:lang w:eastAsia="ru-RU"/>
         </w:rPr>
-        <w:t>Выбор .NET MAUI позволил не только реализовать проект в соответствии с техническими требованиями, но и получить практический опыт работы с современным промышленным фреймворком, широко применяемым в профессиональной разработке кроссплатформенных приложений.</w:t>
+        <w:t xml:space="preserve">Выбор .NET MAUI позволил не только реализовать проект в соответствии с техническими требованиями, но и получить практический опыт работы с современным промышленным фреймворком, широко </w:t>
+      </w:r>
+      <w:r>
+        <w:rPr>
+          <w:lang w:eastAsia="ru-RU"/>
+        </w:rPr>
+        <w:lastRenderedPageBreak/>
+        <w:t>применяемым в профессиональной разработке кроссплатформенных приложений.</w:t>
       </w:r>
     </w:p>
     <w:p>
@@ -3325,16 +3299,17 @@
           <w:lang w:eastAsia="ru-RU"/>
         </w:rPr>
       </w:pPr>
-      <w:bookmarkStart w:id="5" w:name="_Toc217698152"/>
+      <w:bookmarkStart w:id="8" w:name="_Toc217720020"/>
+      <w:bookmarkStart w:id="9" w:name="_Toc217720066"/>
       <w:r>
         <w:rPr>
           <w:rFonts w:eastAsia="Times New Roman"/>
           <w:lang w:eastAsia="ru-RU"/>
         </w:rPr>
-        <w:lastRenderedPageBreak/>
         <w:t>Проектирование структуры приложения</w:t>
       </w:r>
-      <w:bookmarkEnd w:id="5"/>
+      <w:bookmarkEnd w:id="8"/>
+      <w:bookmarkEnd w:id="9"/>
     </w:p>
     <w:p>
       <w:pPr>
@@ -3500,1558 +3475,1610 @@
     </w:p>
     <w:p>
       <w:pPr>
+        <w:pStyle w:val="a1"/>
+        <w:rPr>
+          <w:lang w:eastAsia="ru-RU"/>
+        </w:rPr>
+      </w:pPr>
+      <w:r>
+        <w:rPr>
+          <w:lang w:eastAsia="ru-RU"/>
+        </w:rPr>
+        <w:t>Общая структура приложения</w:t>
+      </w:r>
+    </w:p>
+    <w:p>
+      <w:pPr>
+        <w:pStyle w:val="af4"/>
+      </w:pPr>
+      <w:r>
+        <w:t>Проект организован в виде решения (solution) со следующей структурой:</w:t>
+      </w:r>
+    </w:p>
+    <w:p>
+      <w:pPr>
+        <w:pStyle w:val="af4"/>
+        <w:rPr>
+          <w:sz w:val="24"/>
+          <w:szCs w:val="20"/>
+          <w:lang w:eastAsia="ru-RU"/>
+        </w:rPr>
+      </w:pPr>
+      <w:r>
+        <w:rPr>
+          <w:sz w:val="24"/>
+          <w:szCs w:val="20"/>
+          <w:lang w:val="en-US" w:eastAsia="ru-RU"/>
+        </w:rPr>
+        <w:t>FitApp</w:t>
+      </w:r>
+      <w:r>
+        <w:rPr>
+          <w:sz w:val="24"/>
+          <w:szCs w:val="20"/>
+          <w:lang w:eastAsia="ru-RU"/>
+        </w:rPr>
+        <w:t>.</w:t>
+      </w:r>
+      <w:r>
+        <w:rPr>
+          <w:sz w:val="24"/>
+          <w:szCs w:val="20"/>
+          <w:lang w:val="en-US" w:eastAsia="ru-RU"/>
+        </w:rPr>
+        <w:t>sln</w:t>
+      </w:r>
+      <w:r>
+        <w:rPr>
+          <w:sz w:val="24"/>
+          <w:szCs w:val="20"/>
+          <w:lang w:eastAsia="ru-RU"/>
+        </w:rPr>
+        <w:t xml:space="preserve"> — файл решения (.</w:t>
+      </w:r>
+      <w:r>
+        <w:rPr>
+          <w:sz w:val="24"/>
+          <w:szCs w:val="20"/>
+          <w:lang w:val="en-US" w:eastAsia="ru-RU"/>
+        </w:rPr>
+        <w:t>NET</w:t>
+      </w:r>
+      <w:r>
+        <w:rPr>
+          <w:sz w:val="24"/>
+          <w:szCs w:val="20"/>
+          <w:lang w:eastAsia="ru-RU"/>
+        </w:rPr>
+        <w:t xml:space="preserve"> </w:t>
+      </w:r>
+      <w:r>
+        <w:rPr>
+          <w:sz w:val="24"/>
+          <w:szCs w:val="20"/>
+          <w:lang w:val="en-US" w:eastAsia="ru-RU"/>
+        </w:rPr>
+        <w:t>MAUI</w:t>
+      </w:r>
+      <w:r>
+        <w:rPr>
+          <w:sz w:val="24"/>
+          <w:szCs w:val="20"/>
+          <w:lang w:eastAsia="ru-RU"/>
+        </w:rPr>
+        <w:t>)</w:t>
+      </w:r>
+    </w:p>
+    <w:p>
+      <w:pPr>
+        <w:pStyle w:val="af4"/>
+        <w:rPr>
+          <w:sz w:val="24"/>
+          <w:szCs w:val="20"/>
+          <w:lang w:eastAsia="ru-RU"/>
+        </w:rPr>
+      </w:pPr>
+      <w:r>
+        <w:rPr>
+          <w:sz w:val="24"/>
+          <w:szCs w:val="20"/>
+          <w:lang w:eastAsia="ru-RU"/>
+        </w:rPr>
+        <w:t xml:space="preserve">└── </w:t>
+      </w:r>
+      <w:r>
+        <w:rPr>
+          <w:sz w:val="24"/>
+          <w:szCs w:val="20"/>
+          <w:lang w:val="en-US" w:eastAsia="ru-RU"/>
+        </w:rPr>
+        <w:t>FitApp</w:t>
+      </w:r>
+      <w:r>
+        <w:rPr>
+          <w:sz w:val="24"/>
+          <w:szCs w:val="20"/>
+          <w:lang w:eastAsia="ru-RU"/>
+        </w:rPr>
+        <w:t>/ — основное кроссплатформенное приложение</w:t>
+      </w:r>
+    </w:p>
+    <w:p>
+      <w:pPr>
+        <w:pStyle w:val="af4"/>
+        <w:rPr>
+          <w:sz w:val="24"/>
+          <w:szCs w:val="20"/>
+          <w:lang w:eastAsia="ru-RU"/>
+        </w:rPr>
+      </w:pPr>
+      <w:r>
+        <w:rPr>
+          <w:sz w:val="24"/>
+          <w:szCs w:val="20"/>
+          <w:lang w:eastAsia="ru-RU"/>
+        </w:rPr>
+        <w:t xml:space="preserve">    ├── </w:t>
+      </w:r>
+      <w:r>
+        <w:rPr>
+          <w:sz w:val="24"/>
+          <w:szCs w:val="20"/>
+          <w:lang w:val="en-US" w:eastAsia="ru-RU"/>
+        </w:rPr>
+        <w:t>App</w:t>
+      </w:r>
+      <w:r>
+        <w:rPr>
+          <w:sz w:val="24"/>
+          <w:szCs w:val="20"/>
+          <w:lang w:eastAsia="ru-RU"/>
+        </w:rPr>
+        <w:t>.</w:t>
+      </w:r>
+      <w:r>
+        <w:rPr>
+          <w:sz w:val="24"/>
+          <w:szCs w:val="20"/>
+          <w:lang w:val="en-US" w:eastAsia="ru-RU"/>
+        </w:rPr>
+        <w:t>xaml</w:t>
+      </w:r>
+      <w:r>
+        <w:rPr>
+          <w:sz w:val="24"/>
+          <w:szCs w:val="20"/>
+          <w:lang w:eastAsia="ru-RU"/>
+        </w:rPr>
+        <w:t>(.</w:t>
+      </w:r>
+      <w:r>
+        <w:rPr>
+          <w:sz w:val="24"/>
+          <w:szCs w:val="20"/>
+          <w:lang w:val="en-US" w:eastAsia="ru-RU"/>
+        </w:rPr>
+        <w:t>cs</w:t>
+      </w:r>
+      <w:r>
+        <w:rPr>
+          <w:sz w:val="24"/>
+          <w:szCs w:val="20"/>
+          <w:lang w:eastAsia="ru-RU"/>
+        </w:rPr>
+        <w:t>) — точка входа приложения, регистрация тем</w:t>
+      </w:r>
+    </w:p>
+    <w:p>
+      <w:pPr>
+        <w:pStyle w:val="af4"/>
+        <w:rPr>
+          <w:sz w:val="24"/>
+          <w:szCs w:val="20"/>
+          <w:lang w:eastAsia="ru-RU"/>
+        </w:rPr>
+      </w:pPr>
+      <w:r>
+        <w:rPr>
+          <w:sz w:val="24"/>
+          <w:szCs w:val="20"/>
+          <w:lang w:eastAsia="ru-RU"/>
+        </w:rPr>
+        <w:t xml:space="preserve">    ├── </w:t>
+      </w:r>
+      <w:r>
+        <w:rPr>
+          <w:sz w:val="24"/>
+          <w:szCs w:val="20"/>
+          <w:lang w:val="en-US" w:eastAsia="ru-RU"/>
+        </w:rPr>
+        <w:t>AppShell</w:t>
+      </w:r>
+      <w:r>
+        <w:rPr>
+          <w:sz w:val="24"/>
+          <w:szCs w:val="20"/>
+          <w:lang w:eastAsia="ru-RU"/>
+        </w:rPr>
+        <w:t>.</w:t>
+      </w:r>
+      <w:r>
+        <w:rPr>
+          <w:sz w:val="24"/>
+          <w:szCs w:val="20"/>
+          <w:lang w:val="en-US" w:eastAsia="ru-RU"/>
+        </w:rPr>
+        <w:t>xaml</w:t>
+      </w:r>
+      <w:r>
+        <w:rPr>
+          <w:sz w:val="24"/>
+          <w:szCs w:val="20"/>
+          <w:lang w:eastAsia="ru-RU"/>
+        </w:rPr>
+        <w:t>(.</w:t>
+      </w:r>
+      <w:r>
+        <w:rPr>
+          <w:sz w:val="24"/>
+          <w:szCs w:val="20"/>
+          <w:lang w:val="en-US" w:eastAsia="ru-RU"/>
+        </w:rPr>
+        <w:t>cs</w:t>
+      </w:r>
+      <w:r>
+        <w:rPr>
+          <w:sz w:val="24"/>
+          <w:szCs w:val="20"/>
+          <w:lang w:eastAsia="ru-RU"/>
+        </w:rPr>
+        <w:t xml:space="preserve">) — </w:t>
+      </w:r>
+      <w:r>
+        <w:rPr>
+          <w:sz w:val="24"/>
+          <w:szCs w:val="20"/>
+          <w:lang w:val="en-US" w:eastAsia="ru-RU"/>
+        </w:rPr>
+        <w:t>Shell</w:t>
+      </w:r>
+      <w:r>
+        <w:rPr>
+          <w:sz w:val="24"/>
+          <w:szCs w:val="20"/>
+          <w:lang w:eastAsia="ru-RU"/>
+        </w:rPr>
+        <w:t>-навигация, маршруты страниц</w:t>
+      </w:r>
+    </w:p>
+    <w:p>
+      <w:pPr>
+        <w:pStyle w:val="af4"/>
+        <w:rPr>
+          <w:sz w:val="24"/>
+          <w:szCs w:val="20"/>
+          <w:lang w:eastAsia="ru-RU"/>
+        </w:rPr>
+      </w:pPr>
+      <w:r>
+        <w:rPr>
+          <w:sz w:val="24"/>
+          <w:szCs w:val="20"/>
+          <w:lang w:eastAsia="ru-RU"/>
+        </w:rPr>
+        <w:t xml:space="preserve">    ├── </w:t>
+      </w:r>
+      <w:r>
+        <w:rPr>
+          <w:sz w:val="24"/>
+          <w:szCs w:val="20"/>
+          <w:lang w:val="en-US" w:eastAsia="ru-RU"/>
+        </w:rPr>
+        <w:t>MauiProgram</w:t>
+      </w:r>
+      <w:r>
+        <w:rPr>
+          <w:sz w:val="24"/>
+          <w:szCs w:val="20"/>
+          <w:lang w:eastAsia="ru-RU"/>
+        </w:rPr>
+        <w:t>.</w:t>
+      </w:r>
+      <w:r>
+        <w:rPr>
+          <w:sz w:val="24"/>
+          <w:szCs w:val="20"/>
+          <w:lang w:val="en-US" w:eastAsia="ru-RU"/>
+        </w:rPr>
+        <w:t>cs</w:t>
+      </w:r>
+      <w:r>
+        <w:rPr>
+          <w:sz w:val="24"/>
+          <w:szCs w:val="20"/>
+          <w:lang w:eastAsia="ru-RU"/>
+        </w:rPr>
+        <w:t xml:space="preserve"> — </w:t>
+      </w:r>
+      <w:r>
+        <w:rPr>
+          <w:sz w:val="24"/>
+          <w:szCs w:val="20"/>
+          <w:lang w:val="en-US" w:eastAsia="ru-RU"/>
+        </w:rPr>
+        <w:t>DI</w:t>
+      </w:r>
+      <w:r>
+        <w:rPr>
+          <w:sz w:val="24"/>
+          <w:szCs w:val="20"/>
+          <w:lang w:eastAsia="ru-RU"/>
+        </w:rPr>
+        <w:t>-контейнер, регистрация сервисов</w:t>
+      </w:r>
+    </w:p>
+    <w:p>
+      <w:pPr>
+        <w:pStyle w:val="af4"/>
+        <w:rPr>
+          <w:sz w:val="24"/>
+          <w:szCs w:val="20"/>
+          <w:lang w:eastAsia="ru-RU"/>
+        </w:rPr>
+      </w:pPr>
+      <w:r>
+        <w:rPr>
+          <w:sz w:val="24"/>
+          <w:szCs w:val="20"/>
+          <w:lang w:eastAsia="ru-RU"/>
+        </w:rPr>
+        <w:t xml:space="preserve">    │</w:t>
+      </w:r>
+    </w:p>
+    <w:p>
+      <w:pPr>
+        <w:pStyle w:val="af4"/>
+        <w:rPr>
+          <w:sz w:val="24"/>
+          <w:szCs w:val="20"/>
+          <w:lang w:eastAsia="ru-RU"/>
+        </w:rPr>
+      </w:pPr>
+      <w:r>
+        <w:rPr>
+          <w:sz w:val="24"/>
+          <w:szCs w:val="20"/>
+          <w:lang w:eastAsia="ru-RU"/>
+        </w:rPr>
+        <w:t xml:space="preserve">    ├── </w:t>
+      </w:r>
+      <w:r>
+        <w:rPr>
+          <w:sz w:val="24"/>
+          <w:szCs w:val="20"/>
+          <w:lang w:val="en-US" w:eastAsia="ru-RU"/>
+        </w:rPr>
+        <w:t>Models</w:t>
+      </w:r>
+      <w:r>
+        <w:rPr>
+          <w:sz w:val="24"/>
+          <w:szCs w:val="20"/>
+          <w:lang w:eastAsia="ru-RU"/>
+        </w:rPr>
+        <w:t>/ — модели данных (</w:t>
+      </w:r>
+      <w:r>
+        <w:rPr>
+          <w:sz w:val="24"/>
+          <w:szCs w:val="20"/>
+          <w:lang w:val="en-US" w:eastAsia="ru-RU"/>
+        </w:rPr>
+        <w:t>SQLite</w:t>
+      </w:r>
+      <w:r>
+        <w:rPr>
+          <w:sz w:val="24"/>
+          <w:szCs w:val="20"/>
+          <w:lang w:eastAsia="ru-RU"/>
+        </w:rPr>
+        <w:t>-сущности)</w:t>
+      </w:r>
+    </w:p>
+    <w:p>
+      <w:pPr>
+        <w:pStyle w:val="af4"/>
+        <w:rPr>
+          <w:sz w:val="24"/>
+          <w:szCs w:val="20"/>
+          <w:lang w:eastAsia="ru-RU"/>
+        </w:rPr>
+      </w:pPr>
+      <w:r>
+        <w:rPr>
+          <w:sz w:val="24"/>
+          <w:szCs w:val="20"/>
+          <w:lang w:eastAsia="ru-RU"/>
+        </w:rPr>
+        <w:t xml:space="preserve">    │   ├── </w:t>
+      </w:r>
+      <w:r>
+        <w:rPr>
+          <w:sz w:val="24"/>
+          <w:szCs w:val="20"/>
+          <w:lang w:val="en-US" w:eastAsia="ru-RU"/>
+        </w:rPr>
+        <w:t>Workout</w:t>
+      </w:r>
+      <w:r>
+        <w:rPr>
+          <w:sz w:val="24"/>
+          <w:szCs w:val="20"/>
+          <w:lang w:eastAsia="ru-RU"/>
+        </w:rPr>
+        <w:t>.</w:t>
+      </w:r>
+      <w:r>
+        <w:rPr>
+          <w:sz w:val="24"/>
+          <w:szCs w:val="20"/>
+          <w:lang w:val="en-US" w:eastAsia="ru-RU"/>
+        </w:rPr>
+        <w:t>cs</w:t>
+      </w:r>
+    </w:p>
+    <w:p>
+      <w:pPr>
+        <w:pStyle w:val="af4"/>
+        <w:rPr>
+          <w:sz w:val="24"/>
+          <w:szCs w:val="20"/>
+          <w:lang w:eastAsia="ru-RU"/>
+        </w:rPr>
+      </w:pPr>
+      <w:r>
+        <w:rPr>
+          <w:sz w:val="24"/>
+          <w:szCs w:val="20"/>
+          <w:lang w:eastAsia="ru-RU"/>
+        </w:rPr>
+        <w:t xml:space="preserve">    │   ├── </w:t>
+      </w:r>
+      <w:r>
+        <w:rPr>
+          <w:sz w:val="24"/>
+          <w:szCs w:val="20"/>
+          <w:lang w:val="en-US" w:eastAsia="ru-RU"/>
+        </w:rPr>
+        <w:t>Exercise</w:t>
+      </w:r>
+      <w:r>
+        <w:rPr>
+          <w:sz w:val="24"/>
+          <w:szCs w:val="20"/>
+          <w:lang w:eastAsia="ru-RU"/>
+        </w:rPr>
+        <w:t>.</w:t>
+      </w:r>
+      <w:r>
+        <w:rPr>
+          <w:sz w:val="24"/>
+          <w:szCs w:val="20"/>
+          <w:lang w:val="en-US" w:eastAsia="ru-RU"/>
+        </w:rPr>
+        <w:t>cs</w:t>
+      </w:r>
+    </w:p>
+    <w:p>
+      <w:pPr>
+        <w:pStyle w:val="af4"/>
+        <w:rPr>
+          <w:sz w:val="24"/>
+          <w:szCs w:val="20"/>
+          <w:lang w:eastAsia="ru-RU"/>
+        </w:rPr>
+      </w:pPr>
+      <w:r>
+        <w:rPr>
+          <w:sz w:val="24"/>
+          <w:szCs w:val="20"/>
+          <w:lang w:eastAsia="ru-RU"/>
+        </w:rPr>
+        <w:t xml:space="preserve">    │   ├── </w:t>
+      </w:r>
+      <w:r>
+        <w:rPr>
+          <w:sz w:val="24"/>
+          <w:szCs w:val="20"/>
+          <w:lang w:val="en-US" w:eastAsia="ru-RU"/>
+        </w:rPr>
+        <w:t>MuscleGroup</w:t>
+      </w:r>
+      <w:r>
+        <w:rPr>
+          <w:sz w:val="24"/>
+          <w:szCs w:val="20"/>
+          <w:lang w:eastAsia="ru-RU"/>
+        </w:rPr>
+        <w:t>.</w:t>
+      </w:r>
+      <w:r>
+        <w:rPr>
+          <w:sz w:val="24"/>
+          <w:szCs w:val="20"/>
+          <w:lang w:val="en-US" w:eastAsia="ru-RU"/>
+        </w:rPr>
+        <w:t>cs</w:t>
+      </w:r>
+    </w:p>
+    <w:p>
+      <w:pPr>
+        <w:pStyle w:val="af4"/>
+        <w:rPr>
+          <w:sz w:val="24"/>
+          <w:szCs w:val="20"/>
+          <w:lang w:eastAsia="ru-RU"/>
+        </w:rPr>
+      </w:pPr>
+      <w:r>
+        <w:rPr>
+          <w:sz w:val="24"/>
+          <w:szCs w:val="20"/>
+          <w:lang w:eastAsia="ru-RU"/>
+        </w:rPr>
+        <w:t xml:space="preserve">    │   ├── </w:t>
+      </w:r>
+      <w:r>
+        <w:rPr>
+          <w:sz w:val="24"/>
+          <w:szCs w:val="20"/>
+          <w:lang w:val="en-US" w:eastAsia="ru-RU"/>
+        </w:rPr>
+        <w:t>WorkoutExercise</w:t>
+      </w:r>
+      <w:r>
+        <w:rPr>
+          <w:sz w:val="24"/>
+          <w:szCs w:val="20"/>
+          <w:lang w:eastAsia="ru-RU"/>
+        </w:rPr>
+        <w:t>.</w:t>
+      </w:r>
+      <w:r>
+        <w:rPr>
+          <w:sz w:val="24"/>
+          <w:szCs w:val="20"/>
+          <w:lang w:val="en-US" w:eastAsia="ru-RU"/>
+        </w:rPr>
+        <w:t>cs</w:t>
+      </w:r>
+    </w:p>
+    <w:p>
+      <w:pPr>
+        <w:pStyle w:val="af4"/>
+        <w:rPr>
+          <w:sz w:val="24"/>
+          <w:szCs w:val="20"/>
+          <w:lang w:eastAsia="ru-RU"/>
+        </w:rPr>
+      </w:pPr>
+      <w:r>
+        <w:rPr>
+          <w:sz w:val="24"/>
+          <w:szCs w:val="20"/>
+          <w:lang w:eastAsia="ru-RU"/>
+        </w:rPr>
+        <w:t xml:space="preserve">    │   ├── </w:t>
+      </w:r>
+      <w:r>
+        <w:rPr>
+          <w:sz w:val="24"/>
+          <w:szCs w:val="20"/>
+          <w:lang w:val="en-US" w:eastAsia="ru-RU"/>
+        </w:rPr>
+        <w:t>WorkoutMuscleGroup</w:t>
+      </w:r>
+      <w:r>
+        <w:rPr>
+          <w:sz w:val="24"/>
+          <w:szCs w:val="20"/>
+          <w:lang w:eastAsia="ru-RU"/>
+        </w:rPr>
+        <w:t>.</w:t>
+      </w:r>
+      <w:r>
+        <w:rPr>
+          <w:sz w:val="24"/>
+          <w:szCs w:val="20"/>
+          <w:lang w:val="en-US" w:eastAsia="ru-RU"/>
+        </w:rPr>
+        <w:t>cs</w:t>
+      </w:r>
+    </w:p>
+    <w:p>
+      <w:pPr>
+        <w:pStyle w:val="af4"/>
+        <w:rPr>
+          <w:sz w:val="24"/>
+          <w:szCs w:val="20"/>
+          <w:lang w:eastAsia="ru-RU"/>
+        </w:rPr>
+      </w:pPr>
+      <w:r>
+        <w:rPr>
+          <w:sz w:val="24"/>
+          <w:szCs w:val="20"/>
+          <w:lang w:eastAsia="ru-RU"/>
+        </w:rPr>
+        <w:t xml:space="preserve">    │   └── </w:t>
+      </w:r>
+      <w:r>
+        <w:rPr>
+          <w:sz w:val="24"/>
+          <w:szCs w:val="20"/>
+          <w:lang w:val="en-US" w:eastAsia="ru-RU"/>
+        </w:rPr>
+        <w:t>ExerciseSet</w:t>
+      </w:r>
+      <w:r>
+        <w:rPr>
+          <w:sz w:val="24"/>
+          <w:szCs w:val="20"/>
+          <w:lang w:eastAsia="ru-RU"/>
+        </w:rPr>
+        <w:t>.</w:t>
+      </w:r>
+      <w:r>
+        <w:rPr>
+          <w:sz w:val="24"/>
+          <w:szCs w:val="20"/>
+          <w:lang w:val="en-US" w:eastAsia="ru-RU"/>
+        </w:rPr>
+        <w:t>cs</w:t>
+      </w:r>
+    </w:p>
+    <w:p>
+      <w:pPr>
+        <w:pStyle w:val="af4"/>
+        <w:rPr>
+          <w:sz w:val="24"/>
+          <w:szCs w:val="20"/>
+          <w:lang w:eastAsia="ru-RU"/>
+        </w:rPr>
+      </w:pPr>
+      <w:r>
+        <w:rPr>
+          <w:sz w:val="24"/>
+          <w:szCs w:val="20"/>
+          <w:lang w:eastAsia="ru-RU"/>
+        </w:rPr>
+        <w:lastRenderedPageBreak/>
+        <w:t xml:space="preserve">    │</w:t>
+      </w:r>
+    </w:p>
+    <w:p>
+      <w:pPr>
+        <w:pStyle w:val="af4"/>
+        <w:rPr>
+          <w:sz w:val="24"/>
+          <w:szCs w:val="20"/>
+          <w:lang w:eastAsia="ru-RU"/>
+        </w:rPr>
+      </w:pPr>
+      <w:r>
+        <w:rPr>
+          <w:sz w:val="24"/>
+          <w:szCs w:val="20"/>
+          <w:lang w:eastAsia="ru-RU"/>
+        </w:rPr>
+        <w:t xml:space="preserve">    ├── </w:t>
+      </w:r>
+      <w:r>
+        <w:rPr>
+          <w:sz w:val="24"/>
+          <w:szCs w:val="20"/>
+          <w:lang w:val="en-US" w:eastAsia="ru-RU"/>
+        </w:rPr>
+        <w:t>Data</w:t>
+      </w:r>
+      <w:r>
+        <w:rPr>
+          <w:sz w:val="24"/>
+          <w:szCs w:val="20"/>
+          <w:lang w:eastAsia="ru-RU"/>
+        </w:rPr>
+        <w:t>/ — слой доступа к данным</w:t>
+      </w:r>
+    </w:p>
+    <w:p>
+      <w:pPr>
+        <w:pStyle w:val="af4"/>
+        <w:rPr>
+          <w:sz w:val="24"/>
+          <w:szCs w:val="20"/>
+          <w:lang w:eastAsia="ru-RU"/>
+        </w:rPr>
+      </w:pPr>
+      <w:r>
+        <w:rPr>
+          <w:sz w:val="24"/>
+          <w:szCs w:val="20"/>
+          <w:lang w:eastAsia="ru-RU"/>
+        </w:rPr>
+        <w:t xml:space="preserve">    │   └── </w:t>
+      </w:r>
+      <w:r>
+        <w:rPr>
+          <w:sz w:val="24"/>
+          <w:szCs w:val="20"/>
+          <w:lang w:val="en-US" w:eastAsia="ru-RU"/>
+        </w:rPr>
+        <w:t>WorkoutDataBase</w:t>
+      </w:r>
+      <w:r>
+        <w:rPr>
+          <w:sz w:val="24"/>
+          <w:szCs w:val="20"/>
+          <w:lang w:eastAsia="ru-RU"/>
+        </w:rPr>
+        <w:t>.</w:t>
+      </w:r>
+      <w:r>
+        <w:rPr>
+          <w:sz w:val="24"/>
+          <w:szCs w:val="20"/>
+          <w:lang w:val="en-US" w:eastAsia="ru-RU"/>
+        </w:rPr>
+        <w:t>cs</w:t>
+      </w:r>
+      <w:r>
+        <w:rPr>
+          <w:sz w:val="24"/>
+          <w:szCs w:val="20"/>
+          <w:lang w:eastAsia="ru-RU"/>
+        </w:rPr>
+        <w:t xml:space="preserve"> — </w:t>
+      </w:r>
+      <w:r>
+        <w:rPr>
+          <w:sz w:val="24"/>
+          <w:szCs w:val="20"/>
+          <w:lang w:val="en-US" w:eastAsia="ru-RU"/>
+        </w:rPr>
+        <w:t>SQLite</w:t>
+      </w:r>
+      <w:r>
+        <w:rPr>
+          <w:sz w:val="24"/>
+          <w:szCs w:val="20"/>
+          <w:lang w:eastAsia="ru-RU"/>
+        </w:rPr>
+        <w:t xml:space="preserve"> </w:t>
+      </w:r>
+      <w:r>
+        <w:rPr>
+          <w:sz w:val="24"/>
+          <w:szCs w:val="20"/>
+          <w:lang w:val="en-US" w:eastAsia="ru-RU"/>
+        </w:rPr>
+        <w:t>ORM</w:t>
+      </w:r>
+      <w:r>
+        <w:rPr>
+          <w:sz w:val="24"/>
+          <w:szCs w:val="20"/>
+          <w:lang w:eastAsia="ru-RU"/>
+        </w:rPr>
+        <w:t xml:space="preserve">, </w:t>
+      </w:r>
+      <w:r>
+        <w:rPr>
+          <w:sz w:val="24"/>
+          <w:szCs w:val="20"/>
+          <w:lang w:val="en-US" w:eastAsia="ru-RU"/>
+        </w:rPr>
+        <w:t>CRUD</w:t>
+      </w:r>
+      <w:r>
+        <w:rPr>
+          <w:sz w:val="24"/>
+          <w:szCs w:val="20"/>
+          <w:lang w:eastAsia="ru-RU"/>
+        </w:rPr>
+        <w:t xml:space="preserve">, </w:t>
+      </w:r>
+      <w:r>
+        <w:rPr>
+          <w:sz w:val="24"/>
+          <w:szCs w:val="20"/>
+          <w:lang w:val="en-US" w:eastAsia="ru-RU"/>
+        </w:rPr>
+        <w:t>JOIN</w:t>
+      </w:r>
+      <w:r>
+        <w:rPr>
+          <w:sz w:val="24"/>
+          <w:szCs w:val="20"/>
+          <w:lang w:eastAsia="ru-RU"/>
+        </w:rPr>
+        <w:t>-запросы</w:t>
+      </w:r>
+    </w:p>
+    <w:p>
+      <w:pPr>
+        <w:pStyle w:val="af4"/>
+        <w:rPr>
+          <w:sz w:val="24"/>
+          <w:szCs w:val="20"/>
+          <w:lang w:eastAsia="ru-RU"/>
+        </w:rPr>
+      </w:pPr>
+      <w:r>
+        <w:rPr>
+          <w:sz w:val="24"/>
+          <w:szCs w:val="20"/>
+          <w:lang w:eastAsia="ru-RU"/>
+        </w:rPr>
+        <w:t xml:space="preserve">    │</w:t>
+      </w:r>
+    </w:p>
+    <w:p>
+      <w:pPr>
+        <w:pStyle w:val="af4"/>
+        <w:rPr>
+          <w:sz w:val="24"/>
+          <w:szCs w:val="20"/>
+          <w:lang w:eastAsia="ru-RU"/>
+        </w:rPr>
+      </w:pPr>
+      <w:r>
+        <w:rPr>
+          <w:sz w:val="24"/>
+          <w:szCs w:val="20"/>
+          <w:lang w:eastAsia="ru-RU"/>
+        </w:rPr>
+        <w:t xml:space="preserve">    ├── </w:t>
+      </w:r>
+      <w:r>
+        <w:rPr>
+          <w:sz w:val="24"/>
+          <w:szCs w:val="20"/>
+          <w:lang w:val="en-US" w:eastAsia="ru-RU"/>
+        </w:rPr>
+        <w:t>ViewModels</w:t>
+      </w:r>
+      <w:r>
+        <w:rPr>
+          <w:sz w:val="24"/>
+          <w:szCs w:val="20"/>
+          <w:lang w:eastAsia="ru-RU"/>
+        </w:rPr>
+        <w:t xml:space="preserve">/ — </w:t>
+      </w:r>
+      <w:r>
+        <w:rPr>
+          <w:sz w:val="24"/>
+          <w:szCs w:val="20"/>
+          <w:lang w:val="en-US" w:eastAsia="ru-RU"/>
+        </w:rPr>
+        <w:t>MVVM</w:t>
+      </w:r>
+      <w:r>
+        <w:rPr>
+          <w:sz w:val="24"/>
+          <w:szCs w:val="20"/>
+          <w:lang w:eastAsia="ru-RU"/>
+        </w:rPr>
+        <w:t xml:space="preserve"> бизнес-логика</w:t>
+      </w:r>
+    </w:p>
+    <w:p>
+      <w:pPr>
+        <w:pStyle w:val="af4"/>
+        <w:rPr>
+          <w:sz w:val="24"/>
+          <w:szCs w:val="20"/>
+          <w:lang w:eastAsia="ru-RU"/>
+        </w:rPr>
+      </w:pPr>
+      <w:r>
+        <w:rPr>
+          <w:sz w:val="24"/>
+          <w:szCs w:val="20"/>
+          <w:lang w:eastAsia="ru-RU"/>
+        </w:rPr>
+        <w:t xml:space="preserve">    │   ├── </w:t>
+      </w:r>
+      <w:r>
+        <w:rPr>
+          <w:sz w:val="24"/>
+          <w:szCs w:val="20"/>
+          <w:lang w:val="en-US" w:eastAsia="ru-RU"/>
+        </w:rPr>
+        <w:t>WorkoutViewModel</w:t>
+      </w:r>
+      <w:r>
+        <w:rPr>
+          <w:sz w:val="24"/>
+          <w:szCs w:val="20"/>
+          <w:lang w:eastAsia="ru-RU"/>
+        </w:rPr>
+        <w:t>.</w:t>
+      </w:r>
+      <w:r>
+        <w:rPr>
+          <w:sz w:val="24"/>
+          <w:szCs w:val="20"/>
+          <w:lang w:val="en-US" w:eastAsia="ru-RU"/>
+        </w:rPr>
+        <w:t>cs</w:t>
+      </w:r>
+      <w:r>
+        <w:rPr>
+          <w:sz w:val="24"/>
+          <w:szCs w:val="20"/>
+          <w:lang w:eastAsia="ru-RU"/>
+        </w:rPr>
+        <w:t xml:space="preserve"> — тренировки, фильтры, команды</w:t>
+      </w:r>
+    </w:p>
+    <w:p>
+      <w:pPr>
+        <w:pStyle w:val="af4"/>
+        <w:rPr>
+          <w:sz w:val="24"/>
+          <w:szCs w:val="20"/>
+          <w:lang w:eastAsia="ru-RU"/>
+        </w:rPr>
+      </w:pPr>
+      <w:r>
+        <w:rPr>
+          <w:sz w:val="24"/>
+          <w:szCs w:val="20"/>
+          <w:lang w:eastAsia="ru-RU"/>
+        </w:rPr>
+        <w:t xml:space="preserve">    │   ├── </w:t>
+      </w:r>
+      <w:r>
+        <w:rPr>
+          <w:sz w:val="24"/>
+          <w:szCs w:val="20"/>
+          <w:lang w:val="en-US" w:eastAsia="ru-RU"/>
+        </w:rPr>
+        <w:t>MuscleGroupViewModel</w:t>
+      </w:r>
+      <w:r>
+        <w:rPr>
+          <w:sz w:val="24"/>
+          <w:szCs w:val="20"/>
+          <w:lang w:eastAsia="ru-RU"/>
+        </w:rPr>
+        <w:t>.</w:t>
+      </w:r>
+      <w:r>
+        <w:rPr>
+          <w:sz w:val="24"/>
+          <w:szCs w:val="20"/>
+          <w:lang w:val="en-US" w:eastAsia="ru-RU"/>
+        </w:rPr>
+        <w:t>cs</w:t>
+      </w:r>
+      <w:r>
+        <w:rPr>
+          <w:sz w:val="24"/>
+          <w:szCs w:val="20"/>
+          <w:lang w:eastAsia="ru-RU"/>
+        </w:rPr>
+        <w:t xml:space="preserve"> — справочник групп мышц</w:t>
+      </w:r>
+    </w:p>
+    <w:p>
+      <w:pPr>
+        <w:pStyle w:val="af4"/>
+        <w:rPr>
+          <w:sz w:val="24"/>
+          <w:szCs w:val="20"/>
+          <w:lang w:eastAsia="ru-RU"/>
+        </w:rPr>
+      </w:pPr>
+      <w:r>
+        <w:rPr>
+          <w:sz w:val="24"/>
+          <w:szCs w:val="20"/>
+          <w:lang w:eastAsia="ru-RU"/>
+        </w:rPr>
+        <w:t xml:space="preserve">    │   └── </w:t>
+      </w:r>
+      <w:r>
+        <w:rPr>
+          <w:sz w:val="24"/>
+          <w:szCs w:val="20"/>
+          <w:lang w:val="en-US" w:eastAsia="ru-RU"/>
+        </w:rPr>
+        <w:t>ExerciseSelectionViewModel</w:t>
+      </w:r>
+      <w:r>
+        <w:rPr>
+          <w:sz w:val="24"/>
+          <w:szCs w:val="20"/>
+          <w:lang w:eastAsia="ru-RU"/>
+        </w:rPr>
+        <w:t>.</w:t>
+      </w:r>
+      <w:r>
+        <w:rPr>
+          <w:sz w:val="24"/>
+          <w:szCs w:val="20"/>
+          <w:lang w:val="en-US" w:eastAsia="ru-RU"/>
+        </w:rPr>
+        <w:t>cs</w:t>
+      </w:r>
+      <w:r>
+        <w:rPr>
+          <w:sz w:val="24"/>
+          <w:szCs w:val="20"/>
+          <w:lang w:eastAsia="ru-RU"/>
+        </w:rPr>
+        <w:t xml:space="preserve"> — поиск упражнений</w:t>
+      </w:r>
+    </w:p>
+    <w:p>
+      <w:pPr>
+        <w:pStyle w:val="af4"/>
+        <w:rPr>
+          <w:sz w:val="24"/>
+          <w:szCs w:val="20"/>
+          <w:lang w:eastAsia="ru-RU"/>
+        </w:rPr>
+      </w:pPr>
+      <w:r>
+        <w:rPr>
+          <w:sz w:val="24"/>
+          <w:szCs w:val="20"/>
+          <w:lang w:eastAsia="ru-RU"/>
+        </w:rPr>
+        <w:t xml:space="preserve">    │</w:t>
+      </w:r>
+    </w:p>
+    <w:p>
+      <w:pPr>
+        <w:pStyle w:val="af4"/>
+        <w:rPr>
+          <w:sz w:val="24"/>
+          <w:szCs w:val="20"/>
+          <w:lang w:eastAsia="ru-RU"/>
+        </w:rPr>
+      </w:pPr>
+      <w:r>
+        <w:rPr>
+          <w:sz w:val="24"/>
+          <w:szCs w:val="20"/>
+          <w:lang w:eastAsia="ru-RU"/>
+        </w:rPr>
+        <w:t xml:space="preserve">    ├── </w:t>
+      </w:r>
+      <w:r>
+        <w:rPr>
+          <w:sz w:val="24"/>
+          <w:szCs w:val="20"/>
+          <w:lang w:val="en-US" w:eastAsia="ru-RU"/>
+        </w:rPr>
+        <w:t>Pages</w:t>
+      </w:r>
+      <w:r>
+        <w:rPr>
+          <w:sz w:val="24"/>
+          <w:szCs w:val="20"/>
+          <w:lang w:eastAsia="ru-RU"/>
+        </w:rPr>
+        <w:t>/ (</w:t>
+      </w:r>
+      <w:r>
+        <w:rPr>
+          <w:sz w:val="24"/>
+          <w:szCs w:val="20"/>
+          <w:lang w:val="en-US" w:eastAsia="ru-RU"/>
+        </w:rPr>
+        <w:t>Views</w:t>
+      </w:r>
+      <w:r>
+        <w:rPr>
+          <w:sz w:val="24"/>
+          <w:szCs w:val="20"/>
+          <w:lang w:eastAsia="ru-RU"/>
+        </w:rPr>
+        <w:t xml:space="preserve">/) — </w:t>
+      </w:r>
+      <w:r>
+        <w:rPr>
+          <w:sz w:val="24"/>
+          <w:szCs w:val="20"/>
+          <w:lang w:val="en-US" w:eastAsia="ru-RU"/>
+        </w:rPr>
+        <w:t>XAML</w:t>
+      </w:r>
+      <w:r>
+        <w:rPr>
+          <w:sz w:val="24"/>
+          <w:szCs w:val="20"/>
+          <w:lang w:eastAsia="ru-RU"/>
+        </w:rPr>
+        <w:t>-представления</w:t>
+      </w:r>
+    </w:p>
+    <w:p>
+      <w:pPr>
+        <w:pStyle w:val="af4"/>
+        <w:rPr>
+          <w:sz w:val="24"/>
+          <w:szCs w:val="20"/>
+          <w:lang w:eastAsia="ru-RU"/>
+        </w:rPr>
+      </w:pPr>
+      <w:r>
+        <w:rPr>
+          <w:sz w:val="24"/>
+          <w:szCs w:val="20"/>
+          <w:lang w:eastAsia="ru-RU"/>
+        </w:rPr>
+        <w:t xml:space="preserve">    │   ├── </w:t>
+      </w:r>
+      <w:r>
+        <w:rPr>
+          <w:sz w:val="24"/>
+          <w:szCs w:val="20"/>
+          <w:lang w:val="en-US" w:eastAsia="ru-RU"/>
+        </w:rPr>
+        <w:t>MainPage</w:t>
+      </w:r>
+      <w:r>
+        <w:rPr>
+          <w:sz w:val="24"/>
+          <w:szCs w:val="20"/>
+          <w:lang w:eastAsia="ru-RU"/>
+        </w:rPr>
+        <w:t>.</w:t>
+      </w:r>
+      <w:r>
+        <w:rPr>
+          <w:sz w:val="24"/>
+          <w:szCs w:val="20"/>
+          <w:lang w:val="en-US" w:eastAsia="ru-RU"/>
+        </w:rPr>
+        <w:t>xaml</w:t>
+      </w:r>
+      <w:r>
+        <w:rPr>
+          <w:sz w:val="24"/>
+          <w:szCs w:val="20"/>
+          <w:lang w:eastAsia="ru-RU"/>
+        </w:rPr>
+        <w:t>(.</w:t>
+      </w:r>
+      <w:r>
+        <w:rPr>
+          <w:sz w:val="24"/>
+          <w:szCs w:val="20"/>
+          <w:lang w:val="en-US" w:eastAsia="ru-RU"/>
+        </w:rPr>
+        <w:t>cs</w:t>
+      </w:r>
+      <w:r>
+        <w:rPr>
+          <w:sz w:val="24"/>
+          <w:szCs w:val="20"/>
+          <w:lang w:eastAsia="ru-RU"/>
+        </w:rPr>
+        <w:t>) — главное меню</w:t>
+      </w:r>
+    </w:p>
+    <w:p>
+      <w:pPr>
+        <w:pStyle w:val="af4"/>
+        <w:rPr>
+          <w:sz w:val="24"/>
+          <w:szCs w:val="20"/>
+          <w:lang w:eastAsia="ru-RU"/>
+        </w:rPr>
+      </w:pPr>
+      <w:r>
+        <w:rPr>
+          <w:sz w:val="24"/>
+          <w:szCs w:val="20"/>
+          <w:lang w:eastAsia="ru-RU"/>
+        </w:rPr>
+        <w:t xml:space="preserve">    │   ├── </w:t>
+      </w:r>
+      <w:r>
+        <w:rPr>
+          <w:sz w:val="24"/>
+          <w:szCs w:val="20"/>
+          <w:lang w:val="en-US" w:eastAsia="ru-RU"/>
+        </w:rPr>
+        <w:t>WorkoutListPage</w:t>
+      </w:r>
+      <w:r>
+        <w:rPr>
+          <w:sz w:val="24"/>
+          <w:szCs w:val="20"/>
+          <w:lang w:eastAsia="ru-RU"/>
+        </w:rPr>
+        <w:t>.</w:t>
+      </w:r>
+      <w:r>
+        <w:rPr>
+          <w:sz w:val="24"/>
+          <w:szCs w:val="20"/>
+          <w:lang w:val="en-US" w:eastAsia="ru-RU"/>
+        </w:rPr>
+        <w:t>xaml</w:t>
+      </w:r>
+      <w:r>
+        <w:rPr>
+          <w:sz w:val="24"/>
+          <w:szCs w:val="20"/>
+          <w:lang w:eastAsia="ru-RU"/>
+        </w:rPr>
+        <w:t>(.</w:t>
+      </w:r>
+      <w:r>
+        <w:rPr>
+          <w:sz w:val="24"/>
+          <w:szCs w:val="20"/>
+          <w:lang w:val="en-US" w:eastAsia="ru-RU"/>
+        </w:rPr>
+        <w:t>cs</w:t>
+      </w:r>
+      <w:r>
+        <w:rPr>
+          <w:sz w:val="24"/>
+          <w:szCs w:val="20"/>
+          <w:lang w:eastAsia="ru-RU"/>
+        </w:rPr>
+        <w:t>) — список тренировок + фильтры</w:t>
+      </w:r>
+    </w:p>
+    <w:p>
+      <w:pPr>
+        <w:pStyle w:val="af4"/>
+        <w:rPr>
+          <w:sz w:val="24"/>
+          <w:szCs w:val="20"/>
+          <w:lang w:eastAsia="ru-RU"/>
+        </w:rPr>
+      </w:pPr>
+      <w:r>
+        <w:rPr>
+          <w:sz w:val="24"/>
+          <w:szCs w:val="20"/>
+          <w:lang w:eastAsia="ru-RU"/>
+        </w:rPr>
+        <w:t xml:space="preserve">    │   ├── </w:t>
+      </w:r>
+      <w:r>
+        <w:rPr>
+          <w:sz w:val="24"/>
+          <w:szCs w:val="20"/>
+          <w:lang w:val="en-US" w:eastAsia="ru-RU"/>
+        </w:rPr>
+        <w:t>WorkoutPage</w:t>
+      </w:r>
+      <w:r>
+        <w:rPr>
+          <w:sz w:val="24"/>
+          <w:szCs w:val="20"/>
+          <w:lang w:eastAsia="ru-RU"/>
+        </w:rPr>
+        <w:t>.</w:t>
+      </w:r>
+      <w:r>
+        <w:rPr>
+          <w:sz w:val="24"/>
+          <w:szCs w:val="20"/>
+          <w:lang w:val="en-US" w:eastAsia="ru-RU"/>
+        </w:rPr>
+        <w:t>xaml</w:t>
+      </w:r>
+      <w:r>
+        <w:rPr>
+          <w:sz w:val="24"/>
+          <w:szCs w:val="20"/>
+          <w:lang w:eastAsia="ru-RU"/>
+        </w:rPr>
+        <w:t>(.</w:t>
+      </w:r>
+      <w:r>
+        <w:rPr>
+          <w:sz w:val="24"/>
+          <w:szCs w:val="20"/>
+          <w:lang w:val="en-US" w:eastAsia="ru-RU"/>
+        </w:rPr>
+        <w:t>cs</w:t>
+      </w:r>
+      <w:r>
+        <w:rPr>
+          <w:sz w:val="24"/>
+          <w:szCs w:val="20"/>
+          <w:lang w:eastAsia="ru-RU"/>
+        </w:rPr>
+        <w:t>) — детали тренировки, упражнения</w:t>
+      </w:r>
+    </w:p>
+    <w:p>
+      <w:pPr>
+        <w:pStyle w:val="af4"/>
+        <w:rPr>
+          <w:sz w:val="24"/>
+          <w:szCs w:val="20"/>
+          <w:lang w:eastAsia="ru-RU"/>
+        </w:rPr>
+      </w:pPr>
+      <w:r>
+        <w:rPr>
+          <w:sz w:val="24"/>
+          <w:szCs w:val="20"/>
+          <w:lang w:eastAsia="ru-RU"/>
+        </w:rPr>
+        <w:t xml:space="preserve">    │   ├── </w:t>
+      </w:r>
+      <w:r>
+        <w:rPr>
+          <w:sz w:val="24"/>
+          <w:szCs w:val="20"/>
+          <w:lang w:val="en-US" w:eastAsia="ru-RU"/>
+        </w:rPr>
+        <w:t>MuscleGroupsListPage</w:t>
+      </w:r>
+      <w:r>
+        <w:rPr>
+          <w:sz w:val="24"/>
+          <w:szCs w:val="20"/>
+          <w:lang w:eastAsia="ru-RU"/>
+        </w:rPr>
+        <w:t>.</w:t>
+      </w:r>
+      <w:r>
+        <w:rPr>
+          <w:sz w:val="24"/>
+          <w:szCs w:val="20"/>
+          <w:lang w:val="en-US" w:eastAsia="ru-RU"/>
+        </w:rPr>
+        <w:t>xaml</w:t>
+      </w:r>
+      <w:r>
+        <w:rPr>
+          <w:sz w:val="24"/>
+          <w:szCs w:val="20"/>
+          <w:lang w:eastAsia="ru-RU"/>
+        </w:rPr>
+        <w:t>(.</w:t>
+      </w:r>
+      <w:r>
+        <w:rPr>
+          <w:sz w:val="24"/>
+          <w:szCs w:val="20"/>
+          <w:lang w:val="en-US" w:eastAsia="ru-RU"/>
+        </w:rPr>
+        <w:t>cs</w:t>
+      </w:r>
+      <w:r>
+        <w:rPr>
+          <w:sz w:val="24"/>
+          <w:szCs w:val="20"/>
+          <w:lang w:eastAsia="ru-RU"/>
+        </w:rPr>
+        <w:t>) — группы мышц</w:t>
+      </w:r>
+    </w:p>
+    <w:p>
+      <w:pPr>
+        <w:pStyle w:val="af4"/>
+        <w:rPr>
+          <w:sz w:val="24"/>
+          <w:szCs w:val="20"/>
+          <w:lang w:eastAsia="ru-RU"/>
+        </w:rPr>
+      </w:pPr>
+      <w:r>
+        <w:rPr>
+          <w:sz w:val="24"/>
+          <w:szCs w:val="20"/>
+          <w:lang w:eastAsia="ru-RU"/>
+        </w:rPr>
+        <w:t xml:space="preserve">    │   └── </w:t>
+      </w:r>
+      <w:r>
+        <w:rPr>
+          <w:sz w:val="24"/>
+          <w:szCs w:val="20"/>
+          <w:lang w:val="en-US" w:eastAsia="ru-RU"/>
+        </w:rPr>
+        <w:t>ExercisePage</w:t>
+      </w:r>
+      <w:r>
+        <w:rPr>
+          <w:sz w:val="24"/>
+          <w:szCs w:val="20"/>
+          <w:lang w:eastAsia="ru-RU"/>
+        </w:rPr>
+        <w:t>.</w:t>
+      </w:r>
+      <w:r>
+        <w:rPr>
+          <w:sz w:val="24"/>
+          <w:szCs w:val="20"/>
+          <w:lang w:val="en-US" w:eastAsia="ru-RU"/>
+        </w:rPr>
+        <w:t>xaml</w:t>
+      </w:r>
+      <w:r>
+        <w:rPr>
+          <w:sz w:val="24"/>
+          <w:szCs w:val="20"/>
+          <w:lang w:eastAsia="ru-RU"/>
+        </w:rPr>
+        <w:t>(.</w:t>
+      </w:r>
+      <w:r>
+        <w:rPr>
+          <w:sz w:val="24"/>
+          <w:szCs w:val="20"/>
+          <w:lang w:val="en-US" w:eastAsia="ru-RU"/>
+        </w:rPr>
+        <w:t>cs</w:t>
+      </w:r>
+      <w:r>
+        <w:rPr>
+          <w:sz w:val="24"/>
+          <w:szCs w:val="20"/>
+          <w:lang w:eastAsia="ru-RU"/>
+        </w:rPr>
+        <w:t>) — выбор упражнений</w:t>
+      </w:r>
+    </w:p>
+    <w:p>
+      <w:pPr>
+        <w:pStyle w:val="af4"/>
+        <w:rPr>
+          <w:sz w:val="24"/>
+          <w:szCs w:val="20"/>
+          <w:lang w:val="en-US" w:eastAsia="ru-RU"/>
+        </w:rPr>
+      </w:pPr>
+      <w:r>
+        <w:rPr>
+          <w:sz w:val="24"/>
+          <w:szCs w:val="20"/>
+          <w:lang w:eastAsia="ru-RU"/>
+        </w:rPr>
+        <w:t xml:space="preserve">    </w:t>
+      </w:r>
+      <w:r>
+        <w:rPr>
+          <w:sz w:val="24"/>
+          <w:szCs w:val="20"/>
+          <w:lang w:val="en-US" w:eastAsia="ru-RU"/>
+        </w:rPr>
+        <w:t>│</w:t>
+      </w:r>
+    </w:p>
+    <w:p>
+      <w:pPr>
+        <w:pStyle w:val="af4"/>
+        <w:rPr>
+          <w:sz w:val="24"/>
+          <w:szCs w:val="20"/>
+          <w:lang w:val="en-US" w:eastAsia="ru-RU"/>
+        </w:rPr>
+      </w:pPr>
+      <w:r>
+        <w:rPr>
+          <w:sz w:val="24"/>
+          <w:szCs w:val="20"/>
+          <w:lang w:val="en-US" w:eastAsia="ru-RU"/>
+        </w:rPr>
+        <w:t xml:space="preserve">    └── Resources/</w:t>
+      </w:r>
+    </w:p>
+    <w:p>
+      <w:pPr>
+        <w:pStyle w:val="af4"/>
+        <w:rPr>
+          <w:sz w:val="24"/>
+          <w:szCs w:val="20"/>
+          <w:lang w:val="en-US" w:eastAsia="ru-RU"/>
+        </w:rPr>
+      </w:pPr>
+      <w:r>
+        <w:rPr>
+          <w:sz w:val="24"/>
+          <w:szCs w:val="20"/>
+          <w:lang w:val="en-US" w:eastAsia="ru-RU"/>
+        </w:rPr>
+        <w:t xml:space="preserve">        ├── Fonts/ — шрифты (OpenSans-Regular.ttf, OpenSans-Semibold.ttf)</w:t>
+      </w:r>
+    </w:p>
+    <w:p>
+      <w:pPr>
+        <w:pStyle w:val="af4"/>
+        <w:rPr>
+          <w:sz w:val="24"/>
+          <w:szCs w:val="20"/>
+          <w:lang w:eastAsia="ru-RU"/>
+        </w:rPr>
+      </w:pPr>
+      <w:r>
+        <w:rPr>
+          <w:sz w:val="24"/>
+          <w:szCs w:val="20"/>
+          <w:lang w:val="en-US" w:eastAsia="ru-RU"/>
+        </w:rPr>
+        <w:t xml:space="preserve">        </w:t>
+      </w:r>
+      <w:r>
+        <w:rPr>
+          <w:sz w:val="24"/>
+          <w:szCs w:val="20"/>
+          <w:lang w:eastAsia="ru-RU"/>
+        </w:rPr>
+        <w:t xml:space="preserve">├── </w:t>
+      </w:r>
+      <w:r>
+        <w:rPr>
+          <w:sz w:val="24"/>
+          <w:szCs w:val="20"/>
+          <w:lang w:val="en-US" w:eastAsia="ru-RU"/>
+        </w:rPr>
+        <w:t>Images</w:t>
+      </w:r>
+      <w:r>
+        <w:rPr>
+          <w:sz w:val="24"/>
+          <w:szCs w:val="20"/>
+          <w:lang w:eastAsia="ru-RU"/>
+        </w:rPr>
+        <w:t>/ — иконки, ресурсы</w:t>
+      </w:r>
+    </w:p>
+    <w:p>
+      <w:pPr>
+        <w:pStyle w:val="af4"/>
+        <w:rPr>
+          <w:lang w:eastAsia="ru-RU"/>
+        </w:rPr>
+      </w:pPr>
+      <w:r>
+        <w:rPr>
+          <w:sz w:val="24"/>
+          <w:szCs w:val="20"/>
+          <w:lang w:eastAsia="ru-RU"/>
+        </w:rPr>
+        <w:t xml:space="preserve">        └── </w:t>
+      </w:r>
+      <w:r>
+        <w:rPr>
+          <w:sz w:val="24"/>
+          <w:szCs w:val="20"/>
+          <w:lang w:val="en-US" w:eastAsia="ru-RU"/>
+        </w:rPr>
+        <w:t>Styles</w:t>
+      </w:r>
+      <w:r>
+        <w:rPr>
+          <w:sz w:val="24"/>
+          <w:szCs w:val="20"/>
+          <w:lang w:eastAsia="ru-RU"/>
+        </w:rPr>
+        <w:t>/ — глобальные стили, цвета, темы</w:t>
+      </w:r>
+    </w:p>
+    <w:p>
+      <w:pPr>
         <w:pStyle w:val="af4"/>
         <w:rPr>
           <w:b/>
           <w:bCs/>
-          <w:lang w:val="en-US" w:eastAsia="ru-RU"/>
-        </w:rPr>
-      </w:pPr>
-      <w:r>
-        <w:rPr>
-          <w:b/>
-          <w:bCs/>
-          <w:lang w:eastAsia="ru-RU"/>
-        </w:rPr>
-        <w:t>Общая структура приложения</w:t>
-      </w:r>
-    </w:p>
-    <w:p>
-      <w:pPr>
-        <w:pStyle w:val="af4"/>
-      </w:pPr>
-      <w:r>
-        <w:t>Проект организован в виде решения (solution) со следующей структурой:</w:t>
-      </w:r>
-    </w:p>
-    <w:p>
-      <w:pPr>
-        <w:pStyle w:val="af4"/>
-        <w:rPr>
-          <w:sz w:val="24"/>
-          <w:szCs w:val="20"/>
-          <w:lang w:val="en-US" w:eastAsia="ru-RU"/>
-        </w:rPr>
-      </w:pPr>
-      <w:r>
-        <w:rPr>
-          <w:sz w:val="24"/>
-          <w:szCs w:val="20"/>
-          <w:lang w:val="en-US" w:eastAsia="ru-RU"/>
-        </w:rPr>
-        <w:t>FitApp.sln — файл решения (.NET MAUI)</w:t>
-      </w:r>
-    </w:p>
-    <w:p>
-      <w:pPr>
-        <w:pStyle w:val="af4"/>
-        <w:rPr>
-          <w:sz w:val="24"/>
-          <w:szCs w:val="20"/>
-          <w:lang w:eastAsia="ru-RU"/>
-        </w:rPr>
-      </w:pPr>
-      <w:r>
-        <w:rPr>
-          <w:sz w:val="24"/>
-          <w:szCs w:val="20"/>
-          <w:lang w:eastAsia="ru-RU"/>
-        </w:rPr>
-        <w:t xml:space="preserve">└── </w:t>
-      </w:r>
-      <w:r>
-        <w:rPr>
-          <w:sz w:val="24"/>
-          <w:szCs w:val="20"/>
-          <w:lang w:val="en-US" w:eastAsia="ru-RU"/>
-        </w:rPr>
-        <w:t>FitApp</w:t>
-      </w:r>
-      <w:r>
-        <w:rPr>
-          <w:sz w:val="24"/>
-          <w:szCs w:val="20"/>
-          <w:lang w:eastAsia="ru-RU"/>
-        </w:rPr>
-        <w:t>/ — основное кроссплатформенное приложение</w:t>
-      </w:r>
-    </w:p>
-    <w:p>
-      <w:pPr>
-        <w:pStyle w:val="af4"/>
-        <w:rPr>
-          <w:sz w:val="24"/>
-          <w:szCs w:val="20"/>
-          <w:lang w:eastAsia="ru-RU"/>
-        </w:rPr>
-      </w:pPr>
-      <w:r>
-        <w:rPr>
-          <w:sz w:val="24"/>
-          <w:szCs w:val="20"/>
-          <w:lang w:eastAsia="ru-RU"/>
-        </w:rPr>
-        <w:t xml:space="preserve">    ├── </w:t>
-      </w:r>
-      <w:r>
-        <w:rPr>
-          <w:sz w:val="24"/>
-          <w:szCs w:val="20"/>
-          <w:lang w:val="en-US" w:eastAsia="ru-RU"/>
-        </w:rPr>
-        <w:t>App</w:t>
-      </w:r>
-      <w:r>
-        <w:rPr>
-          <w:sz w:val="24"/>
-          <w:szCs w:val="20"/>
-          <w:lang w:eastAsia="ru-RU"/>
-        </w:rPr>
-        <w:t>.</w:t>
-      </w:r>
-      <w:r>
-        <w:rPr>
-          <w:sz w:val="24"/>
-          <w:szCs w:val="20"/>
-          <w:lang w:val="en-US" w:eastAsia="ru-RU"/>
-        </w:rPr>
-        <w:t>xaml</w:t>
-      </w:r>
-      <w:r>
-        <w:rPr>
-          <w:sz w:val="24"/>
-          <w:szCs w:val="20"/>
-          <w:lang w:eastAsia="ru-RU"/>
-        </w:rPr>
-        <w:t>(.</w:t>
-      </w:r>
-      <w:r>
-        <w:rPr>
-          <w:sz w:val="24"/>
-          <w:szCs w:val="20"/>
-          <w:lang w:val="en-US" w:eastAsia="ru-RU"/>
-        </w:rPr>
-        <w:t>cs</w:t>
-      </w:r>
-      <w:r>
-        <w:rPr>
-          <w:sz w:val="24"/>
-          <w:szCs w:val="20"/>
-          <w:lang w:eastAsia="ru-RU"/>
-        </w:rPr>
-        <w:t>) — точка входа приложения, регистрация тем</w:t>
-      </w:r>
-    </w:p>
-    <w:p>
-      <w:pPr>
-        <w:pStyle w:val="af4"/>
-        <w:rPr>
-          <w:sz w:val="24"/>
-          <w:szCs w:val="20"/>
-          <w:lang w:eastAsia="ru-RU"/>
-        </w:rPr>
-      </w:pPr>
-      <w:r>
-        <w:rPr>
-          <w:sz w:val="24"/>
-          <w:szCs w:val="20"/>
-          <w:lang w:eastAsia="ru-RU"/>
-        </w:rPr>
-        <w:t xml:space="preserve">    ├── </w:t>
-      </w:r>
-      <w:r>
-        <w:rPr>
-          <w:sz w:val="24"/>
-          <w:szCs w:val="20"/>
-          <w:lang w:val="en-US" w:eastAsia="ru-RU"/>
-        </w:rPr>
-        <w:t>AppShell</w:t>
-      </w:r>
-      <w:r>
-        <w:rPr>
-          <w:sz w:val="24"/>
-          <w:szCs w:val="20"/>
-          <w:lang w:eastAsia="ru-RU"/>
-        </w:rPr>
-        <w:t>.</w:t>
-      </w:r>
-      <w:r>
-        <w:rPr>
-          <w:sz w:val="24"/>
-          <w:szCs w:val="20"/>
-          <w:lang w:val="en-US" w:eastAsia="ru-RU"/>
-        </w:rPr>
-        <w:t>xaml</w:t>
-      </w:r>
-      <w:r>
-        <w:rPr>
-          <w:sz w:val="24"/>
-          <w:szCs w:val="20"/>
-          <w:lang w:eastAsia="ru-RU"/>
-        </w:rPr>
-        <w:t>(.</w:t>
-      </w:r>
-      <w:r>
-        <w:rPr>
-          <w:sz w:val="24"/>
-          <w:szCs w:val="20"/>
-          <w:lang w:val="en-US" w:eastAsia="ru-RU"/>
-        </w:rPr>
-        <w:t>cs</w:t>
-      </w:r>
-      <w:r>
-        <w:rPr>
-          <w:sz w:val="24"/>
-          <w:szCs w:val="20"/>
-          <w:lang w:eastAsia="ru-RU"/>
-        </w:rPr>
-        <w:t xml:space="preserve">) — </w:t>
-      </w:r>
-      <w:r>
-        <w:rPr>
-          <w:sz w:val="24"/>
-          <w:szCs w:val="20"/>
-          <w:lang w:val="en-US" w:eastAsia="ru-RU"/>
-        </w:rPr>
-        <w:t>Shell</w:t>
-      </w:r>
-      <w:r>
-        <w:rPr>
-          <w:sz w:val="24"/>
-          <w:szCs w:val="20"/>
-          <w:lang w:eastAsia="ru-RU"/>
-        </w:rPr>
-        <w:t>-навигация, маршруты страниц</w:t>
-      </w:r>
-    </w:p>
-    <w:p>
-      <w:pPr>
-        <w:pStyle w:val="af4"/>
-        <w:rPr>
-          <w:sz w:val="24"/>
-          <w:szCs w:val="20"/>
-          <w:lang w:eastAsia="ru-RU"/>
-        </w:rPr>
-      </w:pPr>
-      <w:r>
-        <w:rPr>
-          <w:sz w:val="24"/>
-          <w:szCs w:val="20"/>
-          <w:lang w:eastAsia="ru-RU"/>
-        </w:rPr>
-        <w:t xml:space="preserve">    ├── </w:t>
-      </w:r>
-      <w:r>
-        <w:rPr>
-          <w:sz w:val="24"/>
-          <w:szCs w:val="20"/>
-          <w:lang w:val="en-US" w:eastAsia="ru-RU"/>
-        </w:rPr>
-        <w:t>MauiProgram</w:t>
-      </w:r>
-      <w:r>
-        <w:rPr>
-          <w:sz w:val="24"/>
-          <w:szCs w:val="20"/>
-          <w:lang w:eastAsia="ru-RU"/>
-        </w:rPr>
-        <w:t>.</w:t>
-      </w:r>
-      <w:r>
-        <w:rPr>
-          <w:sz w:val="24"/>
-          <w:szCs w:val="20"/>
-          <w:lang w:val="en-US" w:eastAsia="ru-RU"/>
-        </w:rPr>
-        <w:t>cs</w:t>
-      </w:r>
-      <w:r>
-        <w:rPr>
-          <w:sz w:val="24"/>
-          <w:szCs w:val="20"/>
-          <w:lang w:eastAsia="ru-RU"/>
-        </w:rPr>
-        <w:t xml:space="preserve"> — </w:t>
-      </w:r>
-      <w:r>
-        <w:rPr>
-          <w:sz w:val="24"/>
-          <w:szCs w:val="20"/>
-          <w:lang w:val="en-US" w:eastAsia="ru-RU"/>
-        </w:rPr>
-        <w:t>DI</w:t>
-      </w:r>
-      <w:r>
-        <w:rPr>
-          <w:sz w:val="24"/>
-          <w:szCs w:val="20"/>
-          <w:lang w:eastAsia="ru-RU"/>
-        </w:rPr>
-        <w:t>-контейнер, регистрация сервисов</w:t>
-      </w:r>
-    </w:p>
-    <w:p>
-      <w:pPr>
-        <w:pStyle w:val="af4"/>
-        <w:rPr>
-          <w:sz w:val="24"/>
-          <w:szCs w:val="20"/>
-          <w:lang w:eastAsia="ru-RU"/>
-        </w:rPr>
-      </w:pPr>
-      <w:r>
-        <w:rPr>
-          <w:sz w:val="24"/>
-          <w:szCs w:val="20"/>
-          <w:lang w:eastAsia="ru-RU"/>
-        </w:rPr>
-        <w:t xml:space="preserve">    │</w:t>
-      </w:r>
-    </w:p>
-    <w:p>
-      <w:pPr>
-        <w:pStyle w:val="af4"/>
-        <w:rPr>
-          <w:sz w:val="24"/>
-          <w:szCs w:val="20"/>
-          <w:lang w:eastAsia="ru-RU"/>
-        </w:rPr>
-      </w:pPr>
-      <w:r>
-        <w:rPr>
-          <w:sz w:val="24"/>
-          <w:szCs w:val="20"/>
-          <w:lang w:eastAsia="ru-RU"/>
-        </w:rPr>
-        <w:t xml:space="preserve">    ├── </w:t>
-      </w:r>
-      <w:r>
-        <w:rPr>
-          <w:sz w:val="24"/>
-          <w:szCs w:val="20"/>
-          <w:lang w:val="en-US" w:eastAsia="ru-RU"/>
-        </w:rPr>
-        <w:t>Models</w:t>
-      </w:r>
-      <w:r>
-        <w:rPr>
-          <w:sz w:val="24"/>
-          <w:szCs w:val="20"/>
-          <w:lang w:eastAsia="ru-RU"/>
-        </w:rPr>
-        <w:t>/ — модели данных (</w:t>
-      </w:r>
-      <w:r>
-        <w:rPr>
-          <w:sz w:val="24"/>
-          <w:szCs w:val="20"/>
-          <w:lang w:val="en-US" w:eastAsia="ru-RU"/>
-        </w:rPr>
-        <w:t>SQLite</w:t>
-      </w:r>
-      <w:r>
-        <w:rPr>
-          <w:sz w:val="24"/>
-          <w:szCs w:val="20"/>
-          <w:lang w:eastAsia="ru-RU"/>
-        </w:rPr>
-        <w:t>-сущности)</w:t>
-      </w:r>
-    </w:p>
-    <w:p>
-      <w:pPr>
-        <w:pStyle w:val="af4"/>
-        <w:rPr>
-          <w:sz w:val="24"/>
-          <w:szCs w:val="20"/>
-          <w:lang w:eastAsia="ru-RU"/>
-        </w:rPr>
-      </w:pPr>
-      <w:r>
-        <w:rPr>
-          <w:sz w:val="24"/>
-          <w:szCs w:val="20"/>
-          <w:lang w:eastAsia="ru-RU"/>
-        </w:rPr>
-        <w:t xml:space="preserve">    │   ├── </w:t>
-      </w:r>
-      <w:r>
-        <w:rPr>
-          <w:sz w:val="24"/>
-          <w:szCs w:val="20"/>
-          <w:lang w:val="en-US" w:eastAsia="ru-RU"/>
-        </w:rPr>
-        <w:t>Workout</w:t>
-      </w:r>
-      <w:r>
-        <w:rPr>
-          <w:sz w:val="24"/>
-          <w:szCs w:val="20"/>
-          <w:lang w:eastAsia="ru-RU"/>
-        </w:rPr>
-        <w:t>.</w:t>
-      </w:r>
-      <w:r>
-        <w:rPr>
-          <w:sz w:val="24"/>
-          <w:szCs w:val="20"/>
-          <w:lang w:val="en-US" w:eastAsia="ru-RU"/>
-        </w:rPr>
-        <w:t>cs</w:t>
-      </w:r>
-    </w:p>
-    <w:p>
-      <w:pPr>
-        <w:pStyle w:val="af4"/>
-        <w:rPr>
-          <w:sz w:val="24"/>
-          <w:szCs w:val="20"/>
-          <w:lang w:eastAsia="ru-RU"/>
-        </w:rPr>
-      </w:pPr>
-      <w:r>
-        <w:rPr>
-          <w:sz w:val="24"/>
-          <w:szCs w:val="20"/>
-          <w:lang w:eastAsia="ru-RU"/>
-        </w:rPr>
-        <w:t xml:space="preserve">    │   ├── </w:t>
-      </w:r>
-      <w:r>
-        <w:rPr>
-          <w:sz w:val="24"/>
-          <w:szCs w:val="20"/>
-          <w:lang w:val="en-US" w:eastAsia="ru-RU"/>
-        </w:rPr>
-        <w:t>Exercise</w:t>
-      </w:r>
-      <w:r>
-        <w:rPr>
-          <w:sz w:val="24"/>
-          <w:szCs w:val="20"/>
-          <w:lang w:eastAsia="ru-RU"/>
-        </w:rPr>
-        <w:t>.</w:t>
-      </w:r>
-      <w:r>
-        <w:rPr>
-          <w:sz w:val="24"/>
-          <w:szCs w:val="20"/>
-          <w:lang w:val="en-US" w:eastAsia="ru-RU"/>
-        </w:rPr>
-        <w:t>cs</w:t>
-      </w:r>
-    </w:p>
-    <w:p>
-      <w:pPr>
-        <w:pStyle w:val="af4"/>
-        <w:rPr>
-          <w:sz w:val="24"/>
-          <w:szCs w:val="20"/>
-          <w:lang w:eastAsia="ru-RU"/>
-        </w:rPr>
-      </w:pPr>
-      <w:r>
-        <w:rPr>
-          <w:sz w:val="24"/>
-          <w:szCs w:val="20"/>
-          <w:lang w:eastAsia="ru-RU"/>
-        </w:rPr>
-        <w:t xml:space="preserve">    │   ├── </w:t>
-      </w:r>
-      <w:r>
-        <w:rPr>
-          <w:sz w:val="24"/>
-          <w:szCs w:val="20"/>
-          <w:lang w:val="en-US" w:eastAsia="ru-RU"/>
-        </w:rPr>
-        <w:t>MuscleGroup</w:t>
-      </w:r>
-      <w:r>
-        <w:rPr>
-          <w:sz w:val="24"/>
-          <w:szCs w:val="20"/>
-          <w:lang w:eastAsia="ru-RU"/>
-        </w:rPr>
-        <w:t>.</w:t>
-      </w:r>
-      <w:r>
-        <w:rPr>
-          <w:sz w:val="24"/>
-          <w:szCs w:val="20"/>
-          <w:lang w:val="en-US" w:eastAsia="ru-RU"/>
-        </w:rPr>
-        <w:t>cs</w:t>
-      </w:r>
-    </w:p>
-    <w:p>
-      <w:pPr>
-        <w:pStyle w:val="af4"/>
-        <w:rPr>
-          <w:sz w:val="24"/>
-          <w:szCs w:val="20"/>
-          <w:lang w:eastAsia="ru-RU"/>
-        </w:rPr>
-      </w:pPr>
-      <w:r>
-        <w:rPr>
-          <w:sz w:val="24"/>
-          <w:szCs w:val="20"/>
-          <w:lang w:eastAsia="ru-RU"/>
-        </w:rPr>
-        <w:t xml:space="preserve">    │   ├── </w:t>
-      </w:r>
-      <w:r>
-        <w:rPr>
-          <w:sz w:val="24"/>
-          <w:szCs w:val="20"/>
-          <w:lang w:val="en-US" w:eastAsia="ru-RU"/>
-        </w:rPr>
-        <w:t>WorkoutExercise</w:t>
-      </w:r>
-      <w:r>
-        <w:rPr>
-          <w:sz w:val="24"/>
-          <w:szCs w:val="20"/>
-          <w:lang w:eastAsia="ru-RU"/>
-        </w:rPr>
-        <w:t>.</w:t>
-      </w:r>
-      <w:r>
-        <w:rPr>
-          <w:sz w:val="24"/>
-          <w:szCs w:val="20"/>
-          <w:lang w:val="en-US" w:eastAsia="ru-RU"/>
-        </w:rPr>
-        <w:t>cs</w:t>
-      </w:r>
-    </w:p>
-    <w:p>
-      <w:pPr>
-        <w:pStyle w:val="af4"/>
-        <w:rPr>
-          <w:sz w:val="24"/>
-          <w:szCs w:val="20"/>
-          <w:lang w:eastAsia="ru-RU"/>
-        </w:rPr>
-      </w:pPr>
-      <w:r>
-        <w:rPr>
-          <w:sz w:val="24"/>
-          <w:szCs w:val="20"/>
-          <w:lang w:eastAsia="ru-RU"/>
-        </w:rPr>
-        <w:t xml:space="preserve">    │   ├── </w:t>
-      </w:r>
-      <w:r>
-        <w:rPr>
-          <w:sz w:val="24"/>
-          <w:szCs w:val="20"/>
-          <w:lang w:val="en-US" w:eastAsia="ru-RU"/>
-        </w:rPr>
-        <w:t>WorkoutMuscleGroup</w:t>
-      </w:r>
-      <w:r>
-        <w:rPr>
-          <w:sz w:val="24"/>
-          <w:szCs w:val="20"/>
-          <w:lang w:eastAsia="ru-RU"/>
-        </w:rPr>
-        <w:t>.</w:t>
-      </w:r>
-      <w:r>
-        <w:rPr>
-          <w:sz w:val="24"/>
-          <w:szCs w:val="20"/>
-          <w:lang w:val="en-US" w:eastAsia="ru-RU"/>
-        </w:rPr>
-        <w:t>cs</w:t>
-      </w:r>
-    </w:p>
-    <w:p>
-      <w:pPr>
-        <w:pStyle w:val="af4"/>
-        <w:rPr>
-          <w:sz w:val="24"/>
-          <w:szCs w:val="20"/>
-          <w:lang w:eastAsia="ru-RU"/>
-        </w:rPr>
-      </w:pPr>
-      <w:r>
-        <w:rPr>
-          <w:sz w:val="24"/>
-          <w:szCs w:val="20"/>
-          <w:lang w:eastAsia="ru-RU"/>
-        </w:rPr>
-        <w:t xml:space="preserve">    │   └── </w:t>
-      </w:r>
-      <w:r>
-        <w:rPr>
-          <w:sz w:val="24"/>
-          <w:szCs w:val="20"/>
-          <w:lang w:val="en-US" w:eastAsia="ru-RU"/>
-        </w:rPr>
-        <w:t>ExerciseSet</w:t>
-      </w:r>
-      <w:r>
-        <w:rPr>
-          <w:sz w:val="24"/>
-          <w:szCs w:val="20"/>
-          <w:lang w:eastAsia="ru-RU"/>
-        </w:rPr>
-        <w:t>.</w:t>
-      </w:r>
-      <w:r>
-        <w:rPr>
-          <w:sz w:val="24"/>
-          <w:szCs w:val="20"/>
-          <w:lang w:val="en-US" w:eastAsia="ru-RU"/>
-        </w:rPr>
-        <w:t>cs</w:t>
-      </w:r>
-    </w:p>
-    <w:p>
-      <w:pPr>
-        <w:pStyle w:val="af4"/>
-        <w:rPr>
-          <w:sz w:val="24"/>
-          <w:szCs w:val="20"/>
-          <w:lang w:eastAsia="ru-RU"/>
-        </w:rPr>
-      </w:pPr>
-      <w:r>
-        <w:rPr>
-          <w:sz w:val="24"/>
-          <w:szCs w:val="20"/>
-          <w:lang w:eastAsia="ru-RU"/>
-        </w:rPr>
-        <w:t xml:space="preserve">    │</w:t>
-      </w:r>
-    </w:p>
-    <w:p>
-      <w:pPr>
-        <w:pStyle w:val="af4"/>
-        <w:rPr>
-          <w:sz w:val="24"/>
-          <w:szCs w:val="20"/>
-          <w:lang w:eastAsia="ru-RU"/>
-        </w:rPr>
-      </w:pPr>
-      <w:r>
-        <w:rPr>
-          <w:sz w:val="24"/>
-          <w:szCs w:val="20"/>
-          <w:lang w:eastAsia="ru-RU"/>
-        </w:rPr>
-        <w:t xml:space="preserve">    ├── </w:t>
-      </w:r>
-      <w:r>
-        <w:rPr>
-          <w:sz w:val="24"/>
-          <w:szCs w:val="20"/>
-          <w:lang w:val="en-US" w:eastAsia="ru-RU"/>
-        </w:rPr>
-        <w:t>Data</w:t>
-      </w:r>
-      <w:r>
-        <w:rPr>
-          <w:sz w:val="24"/>
-          <w:szCs w:val="20"/>
-          <w:lang w:eastAsia="ru-RU"/>
-        </w:rPr>
-        <w:t>/ — слой доступа к данным</w:t>
-      </w:r>
-    </w:p>
-    <w:p>
-      <w:pPr>
-        <w:pStyle w:val="af4"/>
-        <w:rPr>
-          <w:sz w:val="24"/>
-          <w:szCs w:val="20"/>
-          <w:lang w:eastAsia="ru-RU"/>
-        </w:rPr>
-      </w:pPr>
-      <w:r>
-        <w:rPr>
-          <w:sz w:val="24"/>
-          <w:szCs w:val="20"/>
-          <w:lang w:eastAsia="ru-RU"/>
-        </w:rPr>
-        <w:t xml:space="preserve">    │   └── </w:t>
-      </w:r>
-      <w:r>
-        <w:rPr>
-          <w:sz w:val="24"/>
-          <w:szCs w:val="20"/>
-          <w:lang w:val="en-US" w:eastAsia="ru-RU"/>
-        </w:rPr>
-        <w:t>WorkoutDataBase</w:t>
-      </w:r>
-      <w:r>
-        <w:rPr>
-          <w:sz w:val="24"/>
-          <w:szCs w:val="20"/>
-          <w:lang w:eastAsia="ru-RU"/>
-        </w:rPr>
-        <w:t>.</w:t>
-      </w:r>
-      <w:r>
-        <w:rPr>
-          <w:sz w:val="24"/>
-          <w:szCs w:val="20"/>
-          <w:lang w:val="en-US" w:eastAsia="ru-RU"/>
-        </w:rPr>
-        <w:t>cs</w:t>
-      </w:r>
-      <w:r>
-        <w:rPr>
-          <w:sz w:val="24"/>
-          <w:szCs w:val="20"/>
-          <w:lang w:eastAsia="ru-RU"/>
-        </w:rPr>
-        <w:t xml:space="preserve"> — </w:t>
-      </w:r>
-      <w:r>
-        <w:rPr>
-          <w:sz w:val="24"/>
-          <w:szCs w:val="20"/>
-          <w:lang w:val="en-US" w:eastAsia="ru-RU"/>
-        </w:rPr>
-        <w:t>SQLite</w:t>
-      </w:r>
-      <w:r>
-        <w:rPr>
-          <w:sz w:val="24"/>
-          <w:szCs w:val="20"/>
-          <w:lang w:eastAsia="ru-RU"/>
-        </w:rPr>
-        <w:t xml:space="preserve"> </w:t>
-      </w:r>
-      <w:r>
-        <w:rPr>
-          <w:sz w:val="24"/>
-          <w:szCs w:val="20"/>
-          <w:lang w:val="en-US" w:eastAsia="ru-RU"/>
-        </w:rPr>
-        <w:t>ORM</w:t>
-      </w:r>
-      <w:r>
-        <w:rPr>
-          <w:sz w:val="24"/>
-          <w:szCs w:val="20"/>
-          <w:lang w:eastAsia="ru-RU"/>
-        </w:rPr>
-        <w:t xml:space="preserve">, </w:t>
-      </w:r>
-      <w:r>
-        <w:rPr>
-          <w:sz w:val="24"/>
-          <w:szCs w:val="20"/>
-          <w:lang w:val="en-US" w:eastAsia="ru-RU"/>
-        </w:rPr>
-        <w:t>CRUD</w:t>
-      </w:r>
-      <w:r>
-        <w:rPr>
-          <w:sz w:val="24"/>
-          <w:szCs w:val="20"/>
-          <w:lang w:eastAsia="ru-RU"/>
-        </w:rPr>
-        <w:t xml:space="preserve">, </w:t>
-      </w:r>
-      <w:r>
-        <w:rPr>
-          <w:sz w:val="24"/>
-          <w:szCs w:val="20"/>
-          <w:lang w:val="en-US" w:eastAsia="ru-RU"/>
-        </w:rPr>
-        <w:t>JOIN</w:t>
-      </w:r>
-      <w:r>
-        <w:rPr>
-          <w:sz w:val="24"/>
-          <w:szCs w:val="20"/>
-          <w:lang w:eastAsia="ru-RU"/>
-        </w:rPr>
-        <w:t>-запросы</w:t>
-      </w:r>
-    </w:p>
-    <w:p>
-      <w:pPr>
-        <w:pStyle w:val="af4"/>
-        <w:rPr>
-          <w:sz w:val="24"/>
-          <w:szCs w:val="20"/>
-          <w:lang w:eastAsia="ru-RU"/>
-        </w:rPr>
-      </w:pPr>
-      <w:r>
-        <w:rPr>
-          <w:sz w:val="24"/>
-          <w:szCs w:val="20"/>
-          <w:lang w:eastAsia="ru-RU"/>
-        </w:rPr>
-        <w:lastRenderedPageBreak/>
-        <w:t xml:space="preserve">    │</w:t>
-      </w:r>
-    </w:p>
-    <w:p>
-      <w:pPr>
-        <w:pStyle w:val="af4"/>
-        <w:rPr>
-          <w:sz w:val="24"/>
-          <w:szCs w:val="20"/>
-          <w:lang w:eastAsia="ru-RU"/>
-        </w:rPr>
-      </w:pPr>
-      <w:r>
-        <w:rPr>
-          <w:sz w:val="24"/>
-          <w:szCs w:val="20"/>
-          <w:lang w:eastAsia="ru-RU"/>
-        </w:rPr>
-        <w:t xml:space="preserve">    ├── </w:t>
-      </w:r>
-      <w:r>
-        <w:rPr>
-          <w:sz w:val="24"/>
-          <w:szCs w:val="20"/>
-          <w:lang w:val="en-US" w:eastAsia="ru-RU"/>
-        </w:rPr>
-        <w:t>ViewModels</w:t>
-      </w:r>
-      <w:r>
-        <w:rPr>
-          <w:sz w:val="24"/>
-          <w:szCs w:val="20"/>
-          <w:lang w:eastAsia="ru-RU"/>
-        </w:rPr>
-        <w:t xml:space="preserve">/ — </w:t>
-      </w:r>
-      <w:r>
-        <w:rPr>
-          <w:sz w:val="24"/>
-          <w:szCs w:val="20"/>
-          <w:lang w:val="en-US" w:eastAsia="ru-RU"/>
-        </w:rPr>
-        <w:t>MVVM</w:t>
-      </w:r>
-      <w:r>
-        <w:rPr>
-          <w:sz w:val="24"/>
-          <w:szCs w:val="20"/>
-          <w:lang w:eastAsia="ru-RU"/>
-        </w:rPr>
-        <w:t xml:space="preserve"> бизнес-логика</w:t>
-      </w:r>
-    </w:p>
-    <w:p>
-      <w:pPr>
-        <w:pStyle w:val="af4"/>
-        <w:rPr>
-          <w:sz w:val="24"/>
-          <w:szCs w:val="20"/>
-          <w:lang w:eastAsia="ru-RU"/>
-        </w:rPr>
-      </w:pPr>
-      <w:r>
-        <w:rPr>
-          <w:sz w:val="24"/>
-          <w:szCs w:val="20"/>
-          <w:lang w:eastAsia="ru-RU"/>
-        </w:rPr>
-        <w:t xml:space="preserve">    │   ├── </w:t>
-      </w:r>
-      <w:r>
-        <w:rPr>
-          <w:sz w:val="24"/>
-          <w:szCs w:val="20"/>
-          <w:lang w:val="en-US" w:eastAsia="ru-RU"/>
-        </w:rPr>
-        <w:t>WorkoutViewModel</w:t>
-      </w:r>
-      <w:r>
-        <w:rPr>
-          <w:sz w:val="24"/>
-          <w:szCs w:val="20"/>
-          <w:lang w:eastAsia="ru-RU"/>
-        </w:rPr>
-        <w:t>.</w:t>
-      </w:r>
-      <w:r>
-        <w:rPr>
-          <w:sz w:val="24"/>
-          <w:szCs w:val="20"/>
-          <w:lang w:val="en-US" w:eastAsia="ru-RU"/>
-        </w:rPr>
-        <w:t>cs</w:t>
-      </w:r>
-      <w:r>
-        <w:rPr>
-          <w:sz w:val="24"/>
-          <w:szCs w:val="20"/>
-          <w:lang w:eastAsia="ru-RU"/>
-        </w:rPr>
-        <w:t xml:space="preserve"> — тренировки, фильтры, команды</w:t>
-      </w:r>
-    </w:p>
-    <w:p>
-      <w:pPr>
-        <w:pStyle w:val="af4"/>
-        <w:rPr>
-          <w:sz w:val="24"/>
-          <w:szCs w:val="20"/>
-          <w:lang w:eastAsia="ru-RU"/>
-        </w:rPr>
-      </w:pPr>
-      <w:r>
-        <w:rPr>
-          <w:sz w:val="24"/>
-          <w:szCs w:val="20"/>
-          <w:lang w:eastAsia="ru-RU"/>
-        </w:rPr>
-        <w:t xml:space="preserve">    │   ├── </w:t>
-      </w:r>
-      <w:r>
-        <w:rPr>
-          <w:sz w:val="24"/>
-          <w:szCs w:val="20"/>
-          <w:lang w:val="en-US" w:eastAsia="ru-RU"/>
-        </w:rPr>
-        <w:t>MuscleGroupViewModel</w:t>
-      </w:r>
-      <w:r>
-        <w:rPr>
-          <w:sz w:val="24"/>
-          <w:szCs w:val="20"/>
-          <w:lang w:eastAsia="ru-RU"/>
-        </w:rPr>
-        <w:t>.</w:t>
-      </w:r>
-      <w:r>
-        <w:rPr>
-          <w:sz w:val="24"/>
-          <w:szCs w:val="20"/>
-          <w:lang w:val="en-US" w:eastAsia="ru-RU"/>
-        </w:rPr>
-        <w:t>cs</w:t>
-      </w:r>
-      <w:r>
-        <w:rPr>
-          <w:sz w:val="24"/>
-          <w:szCs w:val="20"/>
-          <w:lang w:eastAsia="ru-RU"/>
-        </w:rPr>
-        <w:t xml:space="preserve"> — справочник групп мышц</w:t>
-      </w:r>
-    </w:p>
-    <w:p>
-      <w:pPr>
-        <w:pStyle w:val="af4"/>
-        <w:rPr>
-          <w:sz w:val="24"/>
-          <w:szCs w:val="20"/>
-          <w:lang w:eastAsia="ru-RU"/>
-        </w:rPr>
-      </w:pPr>
-      <w:r>
-        <w:rPr>
-          <w:sz w:val="24"/>
-          <w:szCs w:val="20"/>
-          <w:lang w:eastAsia="ru-RU"/>
-        </w:rPr>
-        <w:t xml:space="preserve">    │   └── </w:t>
-      </w:r>
-      <w:r>
-        <w:rPr>
-          <w:sz w:val="24"/>
-          <w:szCs w:val="20"/>
-          <w:lang w:val="en-US" w:eastAsia="ru-RU"/>
-        </w:rPr>
-        <w:t>ExerciseSelectionViewModel</w:t>
-      </w:r>
-      <w:r>
-        <w:rPr>
-          <w:sz w:val="24"/>
-          <w:szCs w:val="20"/>
-          <w:lang w:eastAsia="ru-RU"/>
-        </w:rPr>
-        <w:t>.</w:t>
-      </w:r>
-      <w:r>
-        <w:rPr>
-          <w:sz w:val="24"/>
-          <w:szCs w:val="20"/>
-          <w:lang w:val="en-US" w:eastAsia="ru-RU"/>
-        </w:rPr>
-        <w:t>cs</w:t>
-      </w:r>
-      <w:r>
-        <w:rPr>
-          <w:sz w:val="24"/>
-          <w:szCs w:val="20"/>
-          <w:lang w:eastAsia="ru-RU"/>
-        </w:rPr>
-        <w:t xml:space="preserve"> — поиск упражнений</w:t>
-      </w:r>
-    </w:p>
-    <w:p>
-      <w:pPr>
-        <w:pStyle w:val="af4"/>
-        <w:rPr>
-          <w:sz w:val="24"/>
-          <w:szCs w:val="20"/>
-          <w:lang w:eastAsia="ru-RU"/>
-        </w:rPr>
-      </w:pPr>
-      <w:r>
-        <w:rPr>
-          <w:sz w:val="24"/>
-          <w:szCs w:val="20"/>
-          <w:lang w:eastAsia="ru-RU"/>
-        </w:rPr>
-        <w:t xml:space="preserve">    │</w:t>
-      </w:r>
-    </w:p>
-    <w:p>
-      <w:pPr>
-        <w:pStyle w:val="af4"/>
-        <w:rPr>
-          <w:sz w:val="24"/>
-          <w:szCs w:val="20"/>
-          <w:lang w:eastAsia="ru-RU"/>
-        </w:rPr>
-      </w:pPr>
-      <w:r>
-        <w:rPr>
-          <w:sz w:val="24"/>
-          <w:szCs w:val="20"/>
-          <w:lang w:eastAsia="ru-RU"/>
-        </w:rPr>
-        <w:t xml:space="preserve">    ├── </w:t>
-      </w:r>
-      <w:r>
-        <w:rPr>
-          <w:sz w:val="24"/>
-          <w:szCs w:val="20"/>
-          <w:lang w:val="en-US" w:eastAsia="ru-RU"/>
-        </w:rPr>
-        <w:t>Pages</w:t>
-      </w:r>
-      <w:r>
-        <w:rPr>
-          <w:sz w:val="24"/>
-          <w:szCs w:val="20"/>
-          <w:lang w:eastAsia="ru-RU"/>
-        </w:rPr>
-        <w:t>/ (</w:t>
-      </w:r>
-      <w:r>
-        <w:rPr>
-          <w:sz w:val="24"/>
-          <w:szCs w:val="20"/>
-          <w:lang w:val="en-US" w:eastAsia="ru-RU"/>
-        </w:rPr>
-        <w:t>Views</w:t>
-      </w:r>
-      <w:r>
-        <w:rPr>
-          <w:sz w:val="24"/>
-          <w:szCs w:val="20"/>
-          <w:lang w:eastAsia="ru-RU"/>
-        </w:rPr>
-        <w:t xml:space="preserve">/) — </w:t>
-      </w:r>
-      <w:r>
-        <w:rPr>
-          <w:sz w:val="24"/>
-          <w:szCs w:val="20"/>
-          <w:lang w:val="en-US" w:eastAsia="ru-RU"/>
-        </w:rPr>
-        <w:t>XAML</w:t>
-      </w:r>
-      <w:r>
-        <w:rPr>
-          <w:sz w:val="24"/>
-          <w:szCs w:val="20"/>
-          <w:lang w:eastAsia="ru-RU"/>
-        </w:rPr>
-        <w:t>-представления</w:t>
-      </w:r>
-    </w:p>
-    <w:p>
-      <w:pPr>
-        <w:pStyle w:val="af4"/>
-        <w:rPr>
-          <w:sz w:val="24"/>
-          <w:szCs w:val="20"/>
-          <w:lang w:eastAsia="ru-RU"/>
-        </w:rPr>
-      </w:pPr>
-      <w:r>
-        <w:rPr>
-          <w:sz w:val="24"/>
-          <w:szCs w:val="20"/>
-          <w:lang w:eastAsia="ru-RU"/>
-        </w:rPr>
-        <w:t xml:space="preserve">    │   ├── </w:t>
-      </w:r>
-      <w:r>
-        <w:rPr>
-          <w:sz w:val="24"/>
-          <w:szCs w:val="20"/>
-          <w:lang w:val="en-US" w:eastAsia="ru-RU"/>
-        </w:rPr>
-        <w:t>MainPage</w:t>
-      </w:r>
-      <w:r>
-        <w:rPr>
-          <w:sz w:val="24"/>
-          <w:szCs w:val="20"/>
-          <w:lang w:eastAsia="ru-RU"/>
-        </w:rPr>
-        <w:t>.</w:t>
-      </w:r>
-      <w:r>
-        <w:rPr>
-          <w:sz w:val="24"/>
-          <w:szCs w:val="20"/>
-          <w:lang w:val="en-US" w:eastAsia="ru-RU"/>
-        </w:rPr>
-        <w:t>xaml</w:t>
-      </w:r>
-      <w:r>
-        <w:rPr>
-          <w:sz w:val="24"/>
-          <w:szCs w:val="20"/>
-          <w:lang w:eastAsia="ru-RU"/>
-        </w:rPr>
-        <w:t>(.</w:t>
-      </w:r>
-      <w:r>
-        <w:rPr>
-          <w:sz w:val="24"/>
-          <w:szCs w:val="20"/>
-          <w:lang w:val="en-US" w:eastAsia="ru-RU"/>
-        </w:rPr>
-        <w:t>cs</w:t>
-      </w:r>
-      <w:r>
-        <w:rPr>
-          <w:sz w:val="24"/>
-          <w:szCs w:val="20"/>
-          <w:lang w:eastAsia="ru-RU"/>
-        </w:rPr>
-        <w:t>) — главное меню</w:t>
-      </w:r>
-    </w:p>
-    <w:p>
-      <w:pPr>
-        <w:pStyle w:val="af4"/>
-        <w:rPr>
-          <w:sz w:val="24"/>
-          <w:szCs w:val="20"/>
-          <w:lang w:eastAsia="ru-RU"/>
-        </w:rPr>
-      </w:pPr>
-      <w:r>
-        <w:rPr>
-          <w:sz w:val="24"/>
-          <w:szCs w:val="20"/>
-          <w:lang w:eastAsia="ru-RU"/>
-        </w:rPr>
-        <w:t xml:space="preserve">    │   ├── </w:t>
-      </w:r>
-      <w:r>
-        <w:rPr>
-          <w:sz w:val="24"/>
-          <w:szCs w:val="20"/>
-          <w:lang w:val="en-US" w:eastAsia="ru-RU"/>
-        </w:rPr>
-        <w:t>WorkoutListPage</w:t>
-      </w:r>
-      <w:r>
-        <w:rPr>
-          <w:sz w:val="24"/>
-          <w:szCs w:val="20"/>
-          <w:lang w:eastAsia="ru-RU"/>
-        </w:rPr>
-        <w:t>.</w:t>
-      </w:r>
-      <w:r>
-        <w:rPr>
-          <w:sz w:val="24"/>
-          <w:szCs w:val="20"/>
-          <w:lang w:val="en-US" w:eastAsia="ru-RU"/>
-        </w:rPr>
-        <w:t>xaml</w:t>
-      </w:r>
-      <w:r>
-        <w:rPr>
-          <w:sz w:val="24"/>
-          <w:szCs w:val="20"/>
-          <w:lang w:eastAsia="ru-RU"/>
-        </w:rPr>
-        <w:t>(.</w:t>
-      </w:r>
-      <w:r>
-        <w:rPr>
-          <w:sz w:val="24"/>
-          <w:szCs w:val="20"/>
-          <w:lang w:val="en-US" w:eastAsia="ru-RU"/>
-        </w:rPr>
-        <w:t>cs</w:t>
-      </w:r>
-      <w:r>
-        <w:rPr>
-          <w:sz w:val="24"/>
-          <w:szCs w:val="20"/>
-          <w:lang w:eastAsia="ru-RU"/>
-        </w:rPr>
-        <w:t>) — список тренировок + фильтры</w:t>
-      </w:r>
-    </w:p>
-    <w:p>
-      <w:pPr>
-        <w:pStyle w:val="af4"/>
-        <w:rPr>
-          <w:sz w:val="24"/>
-          <w:szCs w:val="20"/>
-          <w:lang w:eastAsia="ru-RU"/>
-        </w:rPr>
-      </w:pPr>
-      <w:r>
-        <w:rPr>
-          <w:sz w:val="24"/>
-          <w:szCs w:val="20"/>
-          <w:lang w:eastAsia="ru-RU"/>
-        </w:rPr>
-        <w:t xml:space="preserve">    │   ├── </w:t>
-      </w:r>
-      <w:r>
-        <w:rPr>
-          <w:sz w:val="24"/>
-          <w:szCs w:val="20"/>
-          <w:lang w:val="en-US" w:eastAsia="ru-RU"/>
-        </w:rPr>
-        <w:t>WorkoutPage</w:t>
-      </w:r>
-      <w:r>
-        <w:rPr>
-          <w:sz w:val="24"/>
-          <w:szCs w:val="20"/>
-          <w:lang w:eastAsia="ru-RU"/>
-        </w:rPr>
-        <w:t>.</w:t>
-      </w:r>
-      <w:r>
-        <w:rPr>
-          <w:sz w:val="24"/>
-          <w:szCs w:val="20"/>
-          <w:lang w:val="en-US" w:eastAsia="ru-RU"/>
-        </w:rPr>
-        <w:t>xaml</w:t>
-      </w:r>
-      <w:r>
-        <w:rPr>
-          <w:sz w:val="24"/>
-          <w:szCs w:val="20"/>
-          <w:lang w:eastAsia="ru-RU"/>
-        </w:rPr>
-        <w:t>(.</w:t>
-      </w:r>
-      <w:r>
-        <w:rPr>
-          <w:sz w:val="24"/>
-          <w:szCs w:val="20"/>
-          <w:lang w:val="en-US" w:eastAsia="ru-RU"/>
-        </w:rPr>
-        <w:t>cs</w:t>
-      </w:r>
-      <w:r>
-        <w:rPr>
-          <w:sz w:val="24"/>
-          <w:szCs w:val="20"/>
-          <w:lang w:eastAsia="ru-RU"/>
-        </w:rPr>
-        <w:t>) — детали тренировки, упражнения</w:t>
-      </w:r>
-    </w:p>
-    <w:p>
-      <w:pPr>
-        <w:pStyle w:val="af4"/>
-        <w:rPr>
-          <w:sz w:val="24"/>
-          <w:szCs w:val="20"/>
-          <w:lang w:eastAsia="ru-RU"/>
-        </w:rPr>
-      </w:pPr>
-      <w:r>
-        <w:rPr>
-          <w:sz w:val="24"/>
-          <w:szCs w:val="20"/>
-          <w:lang w:eastAsia="ru-RU"/>
-        </w:rPr>
-        <w:t xml:space="preserve">    │   ├── </w:t>
-      </w:r>
-      <w:r>
-        <w:rPr>
-          <w:sz w:val="24"/>
-          <w:szCs w:val="20"/>
-          <w:lang w:val="en-US" w:eastAsia="ru-RU"/>
-        </w:rPr>
-        <w:t>MuscleGroupsListPage</w:t>
-      </w:r>
-      <w:r>
-        <w:rPr>
-          <w:sz w:val="24"/>
-          <w:szCs w:val="20"/>
-          <w:lang w:eastAsia="ru-RU"/>
-        </w:rPr>
-        <w:t>.</w:t>
-      </w:r>
-      <w:r>
-        <w:rPr>
-          <w:sz w:val="24"/>
-          <w:szCs w:val="20"/>
-          <w:lang w:val="en-US" w:eastAsia="ru-RU"/>
-        </w:rPr>
-        <w:t>xaml</w:t>
-      </w:r>
-      <w:r>
-        <w:rPr>
-          <w:sz w:val="24"/>
-          <w:szCs w:val="20"/>
-          <w:lang w:eastAsia="ru-RU"/>
-        </w:rPr>
-        <w:t>(.</w:t>
-      </w:r>
-      <w:r>
-        <w:rPr>
-          <w:sz w:val="24"/>
-          <w:szCs w:val="20"/>
-          <w:lang w:val="en-US" w:eastAsia="ru-RU"/>
-        </w:rPr>
-        <w:t>cs</w:t>
-      </w:r>
-      <w:r>
-        <w:rPr>
-          <w:sz w:val="24"/>
-          <w:szCs w:val="20"/>
-          <w:lang w:eastAsia="ru-RU"/>
-        </w:rPr>
-        <w:t>) — группы мышц</w:t>
-      </w:r>
-    </w:p>
-    <w:p>
-      <w:pPr>
-        <w:pStyle w:val="af4"/>
-        <w:rPr>
-          <w:sz w:val="24"/>
-          <w:szCs w:val="20"/>
-          <w:lang w:eastAsia="ru-RU"/>
-        </w:rPr>
-      </w:pPr>
-      <w:r>
-        <w:rPr>
-          <w:sz w:val="24"/>
-          <w:szCs w:val="20"/>
-          <w:lang w:eastAsia="ru-RU"/>
-        </w:rPr>
-        <w:t xml:space="preserve">    │   └── </w:t>
-      </w:r>
-      <w:r>
-        <w:rPr>
-          <w:sz w:val="24"/>
-          <w:szCs w:val="20"/>
-          <w:lang w:val="en-US" w:eastAsia="ru-RU"/>
-        </w:rPr>
-        <w:t>ExercisePage</w:t>
-      </w:r>
-      <w:r>
-        <w:rPr>
-          <w:sz w:val="24"/>
-          <w:szCs w:val="20"/>
-          <w:lang w:eastAsia="ru-RU"/>
-        </w:rPr>
-        <w:t>.</w:t>
-      </w:r>
-      <w:r>
-        <w:rPr>
-          <w:sz w:val="24"/>
-          <w:szCs w:val="20"/>
-          <w:lang w:val="en-US" w:eastAsia="ru-RU"/>
-        </w:rPr>
-        <w:t>xaml</w:t>
-      </w:r>
-      <w:r>
-        <w:rPr>
-          <w:sz w:val="24"/>
-          <w:szCs w:val="20"/>
-          <w:lang w:eastAsia="ru-RU"/>
-        </w:rPr>
-        <w:t>(.</w:t>
-      </w:r>
-      <w:r>
-        <w:rPr>
-          <w:sz w:val="24"/>
-          <w:szCs w:val="20"/>
-          <w:lang w:val="en-US" w:eastAsia="ru-RU"/>
-        </w:rPr>
-        <w:t>cs</w:t>
-      </w:r>
-      <w:r>
-        <w:rPr>
-          <w:sz w:val="24"/>
-          <w:szCs w:val="20"/>
-          <w:lang w:eastAsia="ru-RU"/>
-        </w:rPr>
-        <w:t>) — выбор упражнений</w:t>
-      </w:r>
-    </w:p>
-    <w:p>
-      <w:pPr>
-        <w:pStyle w:val="af4"/>
-        <w:rPr>
-          <w:sz w:val="24"/>
-          <w:szCs w:val="20"/>
-          <w:lang w:val="en-US" w:eastAsia="ru-RU"/>
-        </w:rPr>
-      </w:pPr>
-      <w:r>
-        <w:rPr>
-          <w:sz w:val="24"/>
-          <w:szCs w:val="20"/>
-          <w:lang w:eastAsia="ru-RU"/>
-        </w:rPr>
-        <w:t xml:space="preserve">    </w:t>
-      </w:r>
-      <w:r>
-        <w:rPr>
-          <w:sz w:val="24"/>
-          <w:szCs w:val="20"/>
-          <w:lang w:val="en-US" w:eastAsia="ru-RU"/>
-        </w:rPr>
-        <w:t>│</w:t>
-      </w:r>
-    </w:p>
-    <w:p>
-      <w:pPr>
-        <w:pStyle w:val="af4"/>
-        <w:rPr>
-          <w:sz w:val="24"/>
-          <w:szCs w:val="20"/>
-          <w:lang w:val="en-US" w:eastAsia="ru-RU"/>
-        </w:rPr>
-      </w:pPr>
-      <w:r>
-        <w:rPr>
-          <w:sz w:val="24"/>
-          <w:szCs w:val="20"/>
-          <w:lang w:val="en-US" w:eastAsia="ru-RU"/>
-        </w:rPr>
-        <w:t xml:space="preserve">    └── Resources/</w:t>
-      </w:r>
-    </w:p>
-    <w:p>
-      <w:pPr>
-        <w:pStyle w:val="af4"/>
-        <w:rPr>
-          <w:sz w:val="24"/>
-          <w:szCs w:val="20"/>
-          <w:lang w:val="en-US" w:eastAsia="ru-RU"/>
-        </w:rPr>
-      </w:pPr>
-      <w:r>
-        <w:rPr>
-          <w:sz w:val="24"/>
-          <w:szCs w:val="20"/>
-          <w:lang w:val="en-US" w:eastAsia="ru-RU"/>
-        </w:rPr>
-        <w:t xml:space="preserve">        ├── Fonts/ — шрифты (OpenSans-Regular.ttf, OpenSans-Semibold.ttf)</w:t>
-      </w:r>
-    </w:p>
-    <w:p>
-      <w:pPr>
-        <w:pStyle w:val="af4"/>
-        <w:rPr>
-          <w:sz w:val="24"/>
-          <w:szCs w:val="20"/>
-          <w:lang w:eastAsia="ru-RU"/>
-        </w:rPr>
-      </w:pPr>
-      <w:r>
-        <w:rPr>
-          <w:sz w:val="24"/>
-          <w:szCs w:val="20"/>
-          <w:lang w:val="en-US" w:eastAsia="ru-RU"/>
-        </w:rPr>
-        <w:t xml:space="preserve">        </w:t>
-      </w:r>
-      <w:r>
-        <w:rPr>
-          <w:sz w:val="24"/>
-          <w:szCs w:val="20"/>
-          <w:lang w:eastAsia="ru-RU"/>
-        </w:rPr>
-        <w:t xml:space="preserve">├── </w:t>
-      </w:r>
-      <w:r>
-        <w:rPr>
-          <w:sz w:val="24"/>
-          <w:szCs w:val="20"/>
-          <w:lang w:val="en-US" w:eastAsia="ru-RU"/>
-        </w:rPr>
-        <w:t>Images</w:t>
-      </w:r>
-      <w:r>
-        <w:rPr>
-          <w:sz w:val="24"/>
-          <w:szCs w:val="20"/>
-          <w:lang w:eastAsia="ru-RU"/>
-        </w:rPr>
-        <w:t>/ — иконки, ресурсы</w:t>
-      </w:r>
-    </w:p>
-    <w:p>
-      <w:pPr>
-        <w:pStyle w:val="af4"/>
-        <w:rPr>
-          <w:lang w:val="en-US" w:eastAsia="ru-RU"/>
-        </w:rPr>
-      </w:pPr>
-      <w:r>
-        <w:rPr>
-          <w:sz w:val="24"/>
-          <w:szCs w:val="20"/>
-          <w:lang w:eastAsia="ru-RU"/>
-        </w:rPr>
-        <w:t xml:space="preserve">        └── </w:t>
-      </w:r>
-      <w:r>
-        <w:rPr>
-          <w:sz w:val="24"/>
-          <w:szCs w:val="20"/>
-          <w:lang w:val="en-US" w:eastAsia="ru-RU"/>
-        </w:rPr>
-        <w:t>Styles</w:t>
-      </w:r>
-      <w:r>
-        <w:rPr>
-          <w:sz w:val="24"/>
-          <w:szCs w:val="20"/>
-          <w:lang w:eastAsia="ru-RU"/>
-        </w:rPr>
-        <w:t>/ — глобальные стили, цвета, темы</w:t>
-      </w:r>
-    </w:p>
-    <w:p>
-      <w:pPr>
-        <w:pStyle w:val="af4"/>
-        <w:rPr>
-          <w:b/>
-          <w:bCs/>
-          <w:lang w:val="en-US" w:eastAsia="ru-RU"/>
+          <w:lang w:eastAsia="ru-RU"/>
         </w:rPr>
       </w:pPr>
     </w:p>
@@ -5119,11 +5146,9 @@
     <w:p>
       <w:pPr>
         <w:pStyle w:val="af4"/>
-        <w:rPr>
-          <w:lang w:val="en-US"/>
-        </w:rPr>
-      </w:pPr>
-      <w:r>
+      </w:pPr>
+      <w:r>
+        <w:lastRenderedPageBreak/>
         <w:t>WorkoutViewModel — управление тренировками, форма создания/редактирования</w:t>
       </w:r>
     </w:p>
@@ -5132,7 +5157,6 @@
         <w:pStyle w:val="af4"/>
       </w:pPr>
       <w:r>
-        <w:lastRenderedPageBreak/>
         <w:t>MuscleGroupViewModel — управление справочником групп мышц</w:t>
       </w:r>
     </w:p>
@@ -5169,17 +5193,9 @@
     </w:p>
     <w:p>
       <w:pPr>
-        <w:pStyle w:val="af4"/>
-        <w:rPr>
-          <w:b/>
-          <w:bCs/>
-        </w:rPr>
-      </w:pPr>
-      <w:r>
-        <w:rPr>
-          <w:b/>
-          <w:bCs/>
-        </w:rPr>
+        <w:pStyle w:val="a1"/>
+      </w:pPr>
+      <w:r>
         <w:t>Взаимодействие компонентов</w:t>
       </w:r>
     </w:p>
@@ -5200,13 +5216,8 @@
         </w:numPr>
       </w:pPr>
       <w:r>
-        <w:t xml:space="preserve">ViewModel инжектируется в Page </w:t>
-      </w:r>
-      <w:proofErr w:type="gramStart"/>
-      <w:r>
-        <w:t>через конструктор</w:t>
-      </w:r>
-      <w:proofErr w:type="gramEnd"/>
+        <w:t>ViewModel инжектируется в Page через конструктор</w:t>
+      </w:r>
     </w:p>
     <w:p>
       <w:pPr>
@@ -5337,6 +5348,7 @@
         <w:pStyle w:val="af4"/>
       </w:pPr>
       <w:r>
+        <w:lastRenderedPageBreak/>
         <w:t>WorkoutViewModel</w:t>
       </w:r>
       <w:r>
@@ -5349,7 +5361,6 @@
         <w:pStyle w:val="af4"/>
       </w:pPr>
       <w:r>
-        <w:lastRenderedPageBreak/>
         <w:t>MainPage / WorkoutListPage / WorkoutPage</w:t>
       </w:r>
       <w:r>
@@ -5360,6 +5371,9 @@
     <w:p>
       <w:pPr>
         <w:pStyle w:val="af4"/>
+        <w:rPr>
+          <w:lang w:val="en-US"/>
+        </w:rPr>
       </w:pPr>
       <w:r>
         <w:t>Workout / WorkoutExercise / ExerciseSet</w:t>
@@ -5371,17 +5385,240 @@
     </w:p>
     <w:p>
       <w:pPr>
+        <w:pStyle w:val="a1"/>
+      </w:pPr>
+      <w:r>
+        <w:t>Организация базы данных</w:t>
+      </w:r>
+    </w:p>
+    <w:p>
+      <w:pPr>
         <w:pStyle w:val="af4"/>
+      </w:pPr>
+      <w:r>
+        <w:t>Схема содержит 6 таблиц с полным описанием связей:</w:t>
+      </w:r>
+    </w:p>
+    <w:p>
+      <w:pPr>
+        <w:pStyle w:val="af4"/>
+        <w:numPr>
+          <w:ilvl w:val="0"/>
+          <w:numId w:val="15"/>
+        </w:numPr>
+      </w:pPr>
+      <w:r>
+        <w:rPr>
+          <w:lang w:val="en-US"/>
+        </w:rPr>
+        <w:t>MuscleGroups</w:t>
+      </w:r>
+      <w:r>
+        <w:t xml:space="preserve"> (справочник групп мышц)</w:t>
+      </w:r>
+    </w:p>
+    <w:p>
+      <w:pPr>
+        <w:pStyle w:val="af4"/>
+        <w:numPr>
+          <w:ilvl w:val="0"/>
+          <w:numId w:val="15"/>
+        </w:numPr>
+      </w:pPr>
+      <w:r>
+        <w:rPr>
+          <w:lang w:val="en-US"/>
+        </w:rPr>
+        <w:t>Exercises</w:t>
+      </w:r>
+      <w:r>
+        <w:t xml:space="preserve"> (справочник упражнений) </w:t>
+      </w:r>
+    </w:p>
+    <w:p>
+      <w:pPr>
+        <w:pStyle w:val="af4"/>
+        <w:numPr>
+          <w:ilvl w:val="0"/>
+          <w:numId w:val="15"/>
+        </w:numPr>
+      </w:pPr>
+      <w:r>
+        <w:rPr>
+          <w:lang w:val="en-US"/>
+        </w:rPr>
+        <w:t>Workouts</w:t>
+      </w:r>
+      <w:r>
+        <w:t xml:space="preserve"> (тренировки)</w:t>
+      </w:r>
+    </w:p>
+    <w:p>
+      <w:pPr>
+        <w:pStyle w:val="af4"/>
+        <w:numPr>
+          <w:ilvl w:val="0"/>
+          <w:numId w:val="15"/>
+        </w:numPr>
+      </w:pPr>
+      <w:r>
+        <w:rPr>
+          <w:lang w:val="en-US"/>
+        </w:rPr>
+        <w:t>WorkoutMuscleGroups</w:t>
+      </w:r>
+      <w:r>
+        <w:t xml:space="preserve"> (многие-ко-многим: тренировка ↔ мышцы)</w:t>
+      </w:r>
+    </w:p>
+    <w:p>
+      <w:pPr>
+        <w:pStyle w:val="af4"/>
+        <w:numPr>
+          <w:ilvl w:val="0"/>
+          <w:numId w:val="15"/>
+        </w:numPr>
+      </w:pPr>
+      <w:r>
+        <w:rPr>
+          <w:lang w:val="en-US"/>
+        </w:rPr>
+        <w:t>WorkoutExercises</w:t>
+      </w:r>
+      <w:r>
+        <w:t xml:space="preserve"> (упражнения внутри тренировки + порядок)</w:t>
+      </w:r>
+    </w:p>
+    <w:p>
+      <w:pPr>
+        <w:pStyle w:val="af4"/>
+        <w:numPr>
+          <w:ilvl w:val="0"/>
+          <w:numId w:val="15"/>
+        </w:numPr>
+      </w:pPr>
+      <w:r>
+        <w:rPr>
+          <w:lang w:val="en-US"/>
+        </w:rPr>
+        <w:t>ExerciseSets</w:t>
+      </w:r>
+      <w:r>
+        <w:t xml:space="preserve"> (подходы с параметрами вес/повторы/</w:t>
+      </w:r>
+      <w:r>
+        <w:rPr>
+          <w:lang w:val="en-US"/>
+        </w:rPr>
+        <w:t>RPE</w:t>
+      </w:r>
+      <w:r>
+        <w:t>)</w:t>
+      </w:r>
+    </w:p>
+    <w:p>
+      <w:pPr>
+        <w:pStyle w:val="af4"/>
+      </w:pPr>
+    </w:p>
+    <w:p>
+      <w:pPr>
+        <w:pStyle w:val="af4"/>
+        <w:jc w:val="center"/>
         <w:rPr>
           <w:b/>
           <w:bCs/>
-        </w:rPr>
-      </w:pPr>
-      <w:r>
-        <w:rPr>
-          <w:b/>
-          <w:bCs/>
-        </w:rPr>
+          <w:lang w:val="en-US"/>
+        </w:rPr>
+      </w:pPr>
+      <w:r>
+        <w:rPr>
+          <w:noProof/>
+          <w14:ligatures w14:val="none"/>
+        </w:rPr>
+        <w:lastRenderedPageBreak/>
+        <w:drawing>
+          <wp:inline distT="0" distB="0" distL="0" distR="0" wp14:anchorId="5554266B" wp14:editId="3BEADA7A">
+            <wp:extent cx="3223548" cy="4373880"/>
+            <wp:effectExtent l="0" t="0" r="0" b="7620"/>
+            <wp:docPr id="1921396309" name="Рисунок 1" descr="Изображение выглядит как текст, диаграмма, План, схематичный&#10;&#10;Содержимое, созданное искусственным интеллектом, может быть неверным."/>
+            <wp:cNvGraphicFramePr>
+              <a:graphicFrameLocks xmlns:a="http://schemas.openxmlformats.org/drawingml/2006/main" noChangeAspect="1"/>
+            </wp:cNvGraphicFramePr>
+            <a:graphic xmlns:a="http://schemas.openxmlformats.org/drawingml/2006/main">
+              <a:graphicData uri="http://schemas.openxmlformats.org/drawingml/2006/picture">
+                <pic:pic xmlns:pic="http://schemas.openxmlformats.org/drawingml/2006/picture">
+                  <pic:nvPicPr>
+                    <pic:cNvPr id="1921396309" name="Рисунок 1" descr="Изображение выглядит как текст, диаграмма, План, схематичный&#10;&#10;Содержимое, созданное искусственным интеллектом, может быть неверным."/>
+                    <pic:cNvPicPr/>
+                  </pic:nvPicPr>
+                  <pic:blipFill>
+                    <a:blip r:embed="rId8" cstate="print">
+                      <a:extLst>
+                        <a:ext uri="{28A0092B-C50C-407E-A947-70E740481C1C}">
+                          <a14:useLocalDpi xmlns:a14="http://schemas.microsoft.com/office/drawing/2010/main" val="0"/>
+                        </a:ext>
+                      </a:extLst>
+                    </a:blip>
+                    <a:stretch>
+                      <a:fillRect/>
+                    </a:stretch>
+                  </pic:blipFill>
+                  <pic:spPr>
+                    <a:xfrm>
+                      <a:off x="0" y="0"/>
+                      <a:ext cx="3233991" cy="4388050"/>
+                    </a:xfrm>
+                    <a:prstGeom prst="rect">
+                      <a:avLst/>
+                    </a:prstGeom>
+                  </pic:spPr>
+                </pic:pic>
+              </a:graphicData>
+            </a:graphic>
+          </wp:inline>
+        </w:drawing>
+      </w:r>
+    </w:p>
+    <w:p>
+      <w:pPr>
+        <w:pStyle w:val="a"/>
+        <w:rPr>
+          <w:lang w:val="en-US"/>
+        </w:rPr>
+      </w:pPr>
+      <w:r>
+        <w:rPr>
+          <w:lang w:val="en-US"/>
+        </w:rPr>
+        <w:t>ER</w:t>
+      </w:r>
+      <w:r>
+        <w:t>-диаграмма базы данных приложения "</w:t>
+      </w:r>
+      <w:r>
+        <w:rPr>
+          <w:lang w:val="en-US"/>
+        </w:rPr>
+        <w:t>FitApp</w:t>
+      </w:r>
+      <w:r>
+        <w:t>"</w:t>
+      </w:r>
+    </w:p>
+    <w:p>
+      <w:pPr>
+        <w:spacing w:after="0"/>
+        <w:rPr>
+          <w:lang w:val="en-US"/>
+        </w:rPr>
+      </w:pPr>
+    </w:p>
+    <w:p>
+      <w:pPr>
+        <w:pStyle w:val="a1"/>
+      </w:pPr>
+      <w:r>
         <w:t>Обоснование архитектурных решений</w:t>
       </w:r>
     </w:p>
@@ -5489,7 +5726,8 @@
           <w:color w:val="auto"/>
         </w:rPr>
       </w:pPr>
-      <w:bookmarkStart w:id="6" w:name="_Toc217698153"/>
+      <w:bookmarkStart w:id="10" w:name="_Toc217720021"/>
+      <w:bookmarkStart w:id="11" w:name="_Toc217720067"/>
       <w:r>
         <w:rPr>
           <w:rStyle w:val="a6"/>
@@ -5497,17 +5735,23 @@
           <w:bCs/>
           <w:color w:val="auto"/>
         </w:rPr>
+        <w:lastRenderedPageBreak/>
         <w:t>РЕАЛИЗАЦИЯ И ОПИСАНИЕ РАЗРАБОТАННОГО ПРИЛОЖЕНИЯ</w:t>
       </w:r>
-      <w:bookmarkEnd w:id="6"/>
+      <w:bookmarkEnd w:id="10"/>
+      <w:bookmarkEnd w:id="11"/>
     </w:p>
     <w:p>
       <w:pPr>
         <w:pStyle w:val="a1"/>
       </w:pPr>
+      <w:bookmarkStart w:id="12" w:name="_Toc217720022"/>
+      <w:bookmarkStart w:id="13" w:name="_Toc217720068"/>
       <w:r>
         <w:t>Архитектура и структура программного приложения</w:t>
       </w:r>
+      <w:bookmarkEnd w:id="12"/>
+      <w:bookmarkEnd w:id="13"/>
     </w:p>
     <w:p>
       <w:r>
@@ -5565,7 +5809,6 @@
           <w:b/>
           <w:bCs/>
         </w:rPr>
-        <w:lastRenderedPageBreak/>
         <w:t>MuscleGroupViewModel</w:t>
       </w:r>
       <w:r>
@@ -5683,15 +5926,18 @@
           <w:lang w:eastAsia="ru-RU"/>
         </w:rPr>
       </w:pPr>
-      <w:bookmarkStart w:id="7" w:name="_Toc217698154"/>
+      <w:bookmarkStart w:id="14" w:name="_Toc217720023"/>
+      <w:bookmarkStart w:id="15" w:name="_Toc217720069"/>
       <w:r>
         <w:rPr>
           <w:rFonts w:eastAsia="Times New Roman"/>
           <w:lang w:eastAsia="ru-RU"/>
         </w:rPr>
+        <w:lastRenderedPageBreak/>
         <w:t>Алгоритмы и логика работы приложения</w:t>
       </w:r>
-      <w:bookmarkEnd w:id="7"/>
+      <w:bookmarkEnd w:id="14"/>
+      <w:bookmarkEnd w:id="15"/>
     </w:p>
     <w:p>
       <w:pPr>
@@ -5779,21 +6025,7 @@
         <w:rPr>
           <w:lang w:eastAsia="ru-RU"/>
         </w:rPr>
-        <w:t>Шаг 4</w:t>
-      </w:r>
-      <w:proofErr w:type="gramStart"/>
-      <w:r>
-        <w:rPr>
-          <w:lang w:eastAsia="ru-RU"/>
-        </w:rPr>
-        <w:t>: При</w:t>
-      </w:r>
-      <w:proofErr w:type="gramEnd"/>
-      <w:r>
-        <w:rPr>
-          <w:lang w:eastAsia="ru-RU"/>
-        </w:rPr>
-        <w:t xml:space="preserve"> первом переходе к странице — создание ViewModel и автозагрузка данных (LoadWorkouts(), LoadAllMuscleGroups()).</w:t>
+        <w:t>Шаг 4: При первом переходе к странице — создание ViewModel и автозагрузка данных (LoadWorkouts(), LoadAllMuscleGroups()).</w:t>
       </w:r>
     </w:p>
     <w:p>
@@ -5807,7 +6039,6 @@
         <w:rPr>
           <w:lang w:eastAsia="ru-RU"/>
         </w:rPr>
-        <w:lastRenderedPageBreak/>
         <w:t>Шаг 5: Инициализация локальной БД SQLite — создание таблиц (Workout, Exercise, MuscleGroup, WorkoutMuscleGroups, WorkoutExercises, ExerciseSets).</w:t>
       </w:r>
     </w:p>
@@ -5954,6 +6185,7 @@
         <w:rPr>
           <w:lang w:eastAsia="ru-RU"/>
         </w:rPr>
+        <w:lastRenderedPageBreak/>
         <w:t>Шаг 5: Загрузка справочника AllMuscleGroups для фильтра по группам мышц.</w:t>
       </w:r>
     </w:p>
@@ -5979,56 +6211,104 @@
       <w:pPr>
         <w:pStyle w:val="af4"/>
         <w:rPr>
+          <w:lang w:eastAsia="ru-RU"/>
+        </w:rPr>
+      </w:pPr>
+      <w:r>
+        <w:rPr>
+          <w:lang w:eastAsia="ru-RU"/>
+        </w:rPr>
+        <w:t>Шаг</w:t>
+      </w:r>
+      <w:r>
+        <w:rPr>
+          <w:lang w:eastAsia="ru-RU"/>
+        </w:rPr>
+        <w:t xml:space="preserve"> 1: </w:t>
+      </w:r>
+      <w:r>
+        <w:rPr>
+          <w:lang w:eastAsia="ru-RU"/>
+        </w:rPr>
+        <w:t>Пользователь</w:t>
+      </w:r>
+      <w:r>
+        <w:rPr>
+          <w:lang w:eastAsia="ru-RU"/>
+        </w:rPr>
+        <w:t xml:space="preserve"> </w:t>
+      </w:r>
+      <w:r>
+        <w:rPr>
+          <w:lang w:eastAsia="ru-RU"/>
+        </w:rPr>
+        <w:t>заполняет</w:t>
+      </w:r>
+      <w:r>
+        <w:rPr>
+          <w:lang w:eastAsia="ru-RU"/>
+        </w:rPr>
+        <w:t xml:space="preserve"> </w:t>
+      </w:r>
+      <w:r>
+        <w:rPr>
+          <w:lang w:eastAsia="ru-RU"/>
+        </w:rPr>
+        <w:t>форму</w:t>
+      </w:r>
+      <w:r>
+        <w:rPr>
+          <w:lang w:eastAsia="ru-RU"/>
+        </w:rPr>
+        <w:t xml:space="preserve"> (</w:t>
+      </w:r>
+      <w:r>
+        <w:rPr>
           <w:lang w:val="en-US" w:eastAsia="ru-RU"/>
         </w:rPr>
-      </w:pPr>
-      <w:r>
-        <w:rPr>
-          <w:lang w:eastAsia="ru-RU"/>
-        </w:rPr>
-        <w:t>Шаг</w:t>
+        <w:t>WorkoutName</w:t>
+      </w:r>
+      <w:r>
+        <w:rPr>
+          <w:lang w:eastAsia="ru-RU"/>
+        </w:rPr>
+        <w:t xml:space="preserve">, </w:t>
       </w:r>
       <w:r>
         <w:rPr>
           <w:lang w:val="en-US" w:eastAsia="ru-RU"/>
         </w:rPr>
-        <w:t xml:space="preserve"> 1: </w:t>
-      </w:r>
-      <w:r>
-        <w:rPr>
-          <w:lang w:eastAsia="ru-RU"/>
-        </w:rPr>
-        <w:t>Пользователь</w:t>
+        <w:t>SelectedDate</w:t>
+      </w:r>
+      <w:r>
+        <w:rPr>
+          <w:lang w:eastAsia="ru-RU"/>
+        </w:rPr>
+        <w:t xml:space="preserve">, </w:t>
       </w:r>
       <w:r>
         <w:rPr>
           <w:lang w:val="en-US" w:eastAsia="ru-RU"/>
         </w:rPr>
-        <w:t xml:space="preserve"> </w:t>
-      </w:r>
-      <w:r>
-        <w:rPr>
-          <w:lang w:eastAsia="ru-RU"/>
-        </w:rPr>
-        <w:t>заполняет</w:t>
+        <w:t>SelectedTime</w:t>
+      </w:r>
+      <w:r>
+        <w:rPr>
+          <w:lang w:eastAsia="ru-RU"/>
+        </w:rPr>
+        <w:t xml:space="preserve">, </w:t>
       </w:r>
       <w:r>
         <w:rPr>
           <w:lang w:val="en-US" w:eastAsia="ru-RU"/>
         </w:rPr>
-        <w:t xml:space="preserve"> </w:t>
-      </w:r>
-      <w:r>
-        <w:rPr>
-          <w:lang w:eastAsia="ru-RU"/>
-        </w:rPr>
-        <w:t>форму</w:t>
-      </w:r>
-      <w:r>
-        <w:rPr>
-          <w:lang w:val="en-US" w:eastAsia="ru-RU"/>
-        </w:rPr>
-        <w:t xml:space="preserve"> (WorkoutName, SelectedDate, SelectedTime, SelectedMuscleGroups).</w:t>
+        <w:t>SelectedMuscleGroups</w:t>
+      </w:r>
+      <w:r>
+        <w:rPr>
+          <w:lang w:eastAsia="ru-RU"/>
+        </w:rPr>
+        <w:t>).</w:t>
       </w:r>
     </w:p>
     <w:p>
@@ -6070,21 +6350,7 @@
         <w:rPr>
           <w:lang w:eastAsia="ru-RU"/>
         </w:rPr>
-        <w:t>Шаг 4</w:t>
-      </w:r>
-      <w:proofErr w:type="gramStart"/>
-      <w:r>
-        <w:rPr>
-          <w:lang w:eastAsia="ru-RU"/>
-        </w:rPr>
-        <w:t>: Для</w:t>
-      </w:r>
-      <w:proofErr w:type="gramEnd"/>
-      <w:r>
-        <w:rPr>
-          <w:lang w:eastAsia="ru-RU"/>
-        </w:rPr>
-        <w:t xml:space="preserve"> каждой выбранной группы мышц — создание WorkoutMuscleGroup(workout.Id, mg.Id) и сохранение.</w:t>
+        <w:t>Шаг 4: Для каждой выбранной группы мышц — создание WorkoutMuscleGroup(workout.Id, mg.Id) и сохранение.</w:t>
       </w:r>
     </w:p>
     <w:p>
@@ -6131,7 +6397,6 @@
         <w:rPr>
           <w:lang w:eastAsia="ru-RU"/>
         </w:rPr>
-        <w:lastRenderedPageBreak/>
         <w:t xml:space="preserve">Шаг 1: Пользователь выбирает дату в DatePicker и нажимает </w:t>
       </w:r>
       <w:r>
@@ -6249,25 +6514,52 @@
     <w:p>
       <w:pPr>
         <w:pStyle w:val="af4"/>
-      </w:pPr>
-      <w:r>
+        <w:rPr>
+          <w:lang w:val="en-US"/>
+        </w:rPr>
+      </w:pPr>
+      <w:r>
+        <w:rPr>
+          <w:lang w:val="en-US"/>
+        </w:rPr>
         <w:t>Picker (SelectedFilterMuscleGroup).</w:t>
       </w:r>
     </w:p>
     <w:p>
       <w:pPr>
         <w:pStyle w:val="af4"/>
+        <w:rPr>
+          <w:lang w:val="en-US"/>
+        </w:rPr>
       </w:pPr>
       <w:r>
         <w:t>Шаг</w:t>
       </w:r>
       <w:r>
+        <w:rPr>
+          <w:lang w:val="en-US"/>
+        </w:rPr>
         <w:t xml:space="preserve"> </w:t>
       </w:r>
       <w:r>
-        <w:t xml:space="preserve">2: SQL-запрос: </w:t>
-      </w:r>
-      <w:r>
+        <w:rPr>
+          <w:lang w:val="en-US"/>
+        </w:rPr>
+        <w:t>2: SQL-</w:t>
+      </w:r>
+      <w:r>
+        <w:t>запрос</w:t>
+      </w:r>
+      <w:r>
+        <w:rPr>
+          <w:lang w:val="en-US"/>
+        </w:rPr>
+        <w:t xml:space="preserve">: </w:t>
+      </w:r>
+      <w:r>
+        <w:rPr>
+          <w:lang w:val="en-US"/>
+        </w:rPr>
         <w:t xml:space="preserve">  </w:t>
       </w:r>
     </w:p>
@@ -6306,9 +6598,28 @@
     <w:p>
       <w:pPr>
         <w:pStyle w:val="af4"/>
-      </w:pPr>
-      <w:r>
-        <w:t>Шаг 3: Результат → FilteredWorkouts = new ObservableCollection&lt;Workout&gt;(list).</w:t>
+        <w:rPr>
+          <w:lang w:val="en-US"/>
+        </w:rPr>
+      </w:pPr>
+      <w:r>
+        <w:lastRenderedPageBreak/>
+        <w:t>Шаг</w:t>
+      </w:r>
+      <w:r>
+        <w:rPr>
+          <w:lang w:val="en-US"/>
+        </w:rPr>
+        <w:t xml:space="preserve"> 3: </w:t>
+      </w:r>
+      <w:r>
+        <w:t>Результат</w:t>
+      </w:r>
+      <w:r>
+        <w:rPr>
+          <w:lang w:val="en-US"/>
+        </w:rPr>
+        <w:t xml:space="preserve"> → FilteredWorkouts = new ObservableCollection&lt;Workout&gt;(list).</w:t>
       </w:r>
     </w:p>
     <w:p>
@@ -6449,7 +6760,7 @@
         <w:pStyle w:val="af4"/>
         <w:spacing w:after="240"/>
         <w:rPr>
-          <w:lang w:eastAsia="ru-RU"/>
+          <w:lang w:val="en-US" w:eastAsia="ru-RU"/>
         </w:rPr>
       </w:pPr>
       <w:r>
@@ -6516,7 +6827,6 @@
           <w:bCs/>
           <w:lang w:eastAsia="ru-RU"/>
         </w:rPr>
-        <w:lastRenderedPageBreak/>
         <w:t>Алгоритм загрузки упражнений тренировки с подходами (LoadExercisesForWorkout)</w:t>
       </w:r>
     </w:p>
@@ -6545,21 +6855,7 @@
         <w:rPr>
           <w:lang w:eastAsia="ru-RU"/>
         </w:rPr>
-        <w:t>Шаг 2</w:t>
-      </w:r>
-      <w:proofErr w:type="gramStart"/>
-      <w:r>
-        <w:rPr>
-          <w:lang w:eastAsia="ru-RU"/>
-        </w:rPr>
-        <w:t>: Для</w:t>
-      </w:r>
-      <w:proofErr w:type="gramEnd"/>
-      <w:r>
-        <w:rPr>
-          <w:lang w:eastAsia="ru-RU"/>
-        </w:rPr>
-        <w:t xml:space="preserve"> каждого упражнения — JOIN с Exercises для получения ExerciseName.</w:t>
+        <w:t>Шаг 2: Для каждого упражнения — JOIN с Exercises для получения ExerciseName.</w:t>
       </w:r>
     </w:p>
     <w:p>
@@ -6573,21 +6869,7 @@
         <w:rPr>
           <w:lang w:eastAsia="ru-RU"/>
         </w:rPr>
-        <w:t>Шаг 3</w:t>
-      </w:r>
-      <w:proofErr w:type="gramStart"/>
-      <w:r>
-        <w:rPr>
-          <w:lang w:eastAsia="ru-RU"/>
-        </w:rPr>
-        <w:t>: Для</w:t>
-      </w:r>
-      <w:proofErr w:type="gramEnd"/>
-      <w:r>
-        <w:rPr>
-          <w:lang w:eastAsia="ru-RU"/>
-        </w:rPr>
-        <w:t xml:space="preserve"> каждого WorkoutExercise — загрузка подходов ExerciseSet по WorkoutExerciseId.</w:t>
+        <w:t>Шаг 3: Для каждого WorkoutExercise — загрузка подходов ExerciseSet по WorkoutExerciseId.</w:t>
       </w:r>
     </w:p>
     <w:p>
@@ -6758,6 +7040,7 @@
         <w:rPr>
           <w:lang w:eastAsia="ru-RU"/>
         </w:rPr>
+        <w:lastRenderedPageBreak/>
         <w:t>Шаг</w:t>
       </w:r>
       <w:r>
@@ -6923,56 +7206,128 @@
       <w:pPr>
         <w:pStyle w:val="af4"/>
         <w:rPr>
+          <w:lang w:eastAsia="ru-RU"/>
+        </w:rPr>
+      </w:pPr>
+      <w:r>
+        <w:rPr>
+          <w:lang w:eastAsia="ru-RU"/>
+        </w:rPr>
+        <w:t>Шаг</w:t>
+      </w:r>
+      <w:r>
+        <w:rPr>
+          <w:lang w:eastAsia="ru-RU"/>
+        </w:rPr>
+        <w:t xml:space="preserve"> 1: </w:t>
+      </w:r>
+      <w:r>
+        <w:rPr>
+          <w:lang w:eastAsia="ru-RU"/>
+        </w:rPr>
+        <w:t>Регистрация</w:t>
+      </w:r>
+      <w:r>
+        <w:rPr>
+          <w:lang w:eastAsia="ru-RU"/>
+        </w:rPr>
+        <w:t xml:space="preserve"> </w:t>
+      </w:r>
+      <w:r>
+        <w:rPr>
+          <w:lang w:eastAsia="ru-RU"/>
+        </w:rPr>
+        <w:t>маршрутов</w:t>
+      </w:r>
+      <w:r>
+        <w:rPr>
+          <w:lang w:eastAsia="ru-RU"/>
+        </w:rPr>
+        <w:t xml:space="preserve"> </w:t>
+      </w:r>
+      <w:r>
+        <w:rPr>
+          <w:lang w:eastAsia="ru-RU"/>
+        </w:rPr>
+        <w:t>в</w:t>
+      </w:r>
+      <w:r>
+        <w:rPr>
+          <w:lang w:eastAsia="ru-RU"/>
+        </w:rPr>
+        <w:t xml:space="preserve"> </w:t>
+      </w:r>
+      <w:r>
+        <w:rPr>
           <w:lang w:val="en-US" w:eastAsia="ru-RU"/>
         </w:rPr>
-      </w:pPr>
-      <w:r>
-        <w:rPr>
-          <w:lang w:eastAsia="ru-RU"/>
-        </w:rPr>
-        <w:t>Шаг</w:t>
+        <w:t>AppShell</w:t>
+      </w:r>
+      <w:r>
+        <w:rPr>
+          <w:lang w:eastAsia="ru-RU"/>
+        </w:rPr>
+        <w:t>.</w:t>
       </w:r>
       <w:r>
         <w:rPr>
           <w:lang w:val="en-US" w:eastAsia="ru-RU"/>
         </w:rPr>
-        <w:t xml:space="preserve"> 1: </w:t>
-      </w:r>
-      <w:r>
-        <w:rPr>
-          <w:lang w:eastAsia="ru-RU"/>
-        </w:rPr>
-        <w:t>Регистрация</w:t>
+        <w:t>xaml</w:t>
+      </w:r>
+      <w:r>
+        <w:rPr>
+          <w:lang w:eastAsia="ru-RU"/>
+        </w:rPr>
+        <w:t xml:space="preserve">: </w:t>
       </w:r>
       <w:r>
         <w:rPr>
           <w:lang w:val="en-US" w:eastAsia="ru-RU"/>
         </w:rPr>
-        <w:t xml:space="preserve"> </w:t>
-      </w:r>
-      <w:r>
-        <w:rPr>
-          <w:lang w:eastAsia="ru-RU"/>
-        </w:rPr>
-        <w:t>маршрутов</w:t>
+        <w:t>Route</w:t>
+      </w:r>
+      <w:r>
+        <w:rPr>
+          <w:lang w:eastAsia="ru-RU"/>
+        </w:rPr>
+        <w:t>="</w:t>
       </w:r>
       <w:r>
         <w:rPr>
           <w:lang w:val="en-US" w:eastAsia="ru-RU"/>
         </w:rPr>
-        <w:t xml:space="preserve"> </w:t>
-      </w:r>
-      <w:r>
-        <w:rPr>
-          <w:lang w:eastAsia="ru-RU"/>
-        </w:rPr>
-        <w:t>в</w:t>
+        <w:t>WorkoutListPage</w:t>
+      </w:r>
+      <w:r>
+        <w:rPr>
+          <w:lang w:eastAsia="ru-RU"/>
+        </w:rPr>
+        <w:t xml:space="preserve">", </w:t>
       </w:r>
       <w:r>
         <w:rPr>
           <w:lang w:val="en-US" w:eastAsia="ru-RU"/>
         </w:rPr>
-        <w:t xml:space="preserve"> AppShell.xaml: Route="WorkoutListPage", Route="MuscleGroupsListPage".</w:t>
+        <w:t>Route</w:t>
+      </w:r>
+      <w:r>
+        <w:rPr>
+          <w:lang w:eastAsia="ru-RU"/>
+        </w:rPr>
+        <w:t>="</w:t>
+      </w:r>
+      <w:r>
+        <w:rPr>
+          <w:lang w:val="en-US" w:eastAsia="ru-RU"/>
+        </w:rPr>
+        <w:t>MuscleGroupsListPage</w:t>
+      </w:r>
+      <w:r>
+        <w:rPr>
+          <w:lang w:eastAsia="ru-RU"/>
+        </w:rPr>
+        <w:t>".</w:t>
       </w:r>
     </w:p>
     <w:p>
@@ -7026,7 +7381,6 @@
         <w:rPr>
           <w:lang w:eastAsia="ru-RU"/>
         </w:rPr>
-        <w:lastRenderedPageBreak/>
         <w:t>Шаг</w:t>
       </w:r>
       <w:r>
@@ -7111,17 +7465,19 @@
       <w:pPr>
         <w:pStyle w:val="a1"/>
       </w:pPr>
-      <w:bookmarkStart w:id="8" w:name="_Toc217246035"/>
-      <w:bookmarkStart w:id="9" w:name="_Toc217698155"/>
-      <w:bookmarkStart w:id="10" w:name="исходный-код-программы"/>
+      <w:bookmarkStart w:id="16" w:name="_Toc217246035"/>
+      <w:bookmarkStart w:id="17" w:name="исходный-код-программы"/>
+      <w:bookmarkStart w:id="18" w:name="_Toc217720024"/>
+      <w:bookmarkStart w:id="19" w:name="_Toc217720070"/>
       <w:bookmarkEnd w:id="0"/>
       <w:bookmarkEnd w:id="1"/>
       <w:bookmarkEnd w:id="2"/>
       <w:r>
         <w:t>Интерфейс программы в различных средах</w:t>
       </w:r>
-      <w:bookmarkEnd w:id="8"/>
-      <w:bookmarkEnd w:id="9"/>
+      <w:bookmarkEnd w:id="16"/>
+      <w:bookmarkEnd w:id="18"/>
+      <w:bookmarkEnd w:id="19"/>
     </w:p>
     <w:p>
       <w:pPr>
@@ -7143,6 +7499,7 @@
         <w:rPr>
           <w:noProof/>
         </w:rPr>
+        <w:lastRenderedPageBreak/>
         <w:drawing>
           <wp:inline distT="0" distB="0" distL="0" distR="0" wp14:anchorId="3B1E5A2E" wp14:editId="28B006FC">
             <wp:extent cx="5564037" cy="2933700"/>
@@ -7159,7 +7516,7 @@
                     <pic:cNvPicPr/>
                   </pic:nvPicPr>
                   <pic:blipFill>
-                    <a:blip r:embed="rId8"/>
+                    <a:blip r:embed="rId9"/>
                     <a:stretch>
                       <a:fillRect/>
                     </a:stretch>
@@ -7199,15 +7556,7 @@
         <w:t>писок тренировок</w:t>
       </w:r>
       <w:r>
-        <w:t xml:space="preserve">, а </w:t>
-      </w:r>
-      <w:proofErr w:type="gramStart"/>
-      <w:r>
-        <w:t>так же</w:t>
-      </w:r>
-      <w:proofErr w:type="gramEnd"/>
-      <w:r>
-        <w:t xml:space="preserve"> сможем отфильтровать их по группе мыщц и дате, что </w:t>
+        <w:t xml:space="preserve">, а так же сможем отфильтровать их по группе мыщц и дате, что </w:t>
       </w:r>
       <w:r>
         <w:t xml:space="preserve"> показан</w:t>
@@ -7228,7 +7577,6 @@
         <w:rPr>
           <w:noProof/>
         </w:rPr>
-        <w:lastRenderedPageBreak/>
         <w:drawing>
           <wp:inline distT="0" distB="0" distL="0" distR="0" wp14:anchorId="68547C25" wp14:editId="4241ABBA">
             <wp:extent cx="4930140" cy="4254974"/>
@@ -7245,7 +7593,7 @@
                     <pic:cNvPicPr/>
                   </pic:nvPicPr>
                   <pic:blipFill>
-                    <a:blip r:embed="rId9"/>
+                    <a:blip r:embed="rId10"/>
                     <a:stretch>
                       <a:fillRect/>
                     </a:stretch>
@@ -7278,12 +7626,8 @@
       <w:pPr>
         <w:spacing w:after="0"/>
       </w:pPr>
-    </w:p>
-    <w:p>
-      <w:pPr>
-        <w:spacing w:after="0"/>
-      </w:pPr>
-      <w:r>
+      <w:r>
+        <w:lastRenderedPageBreak/>
         <w:t>После добавления тренировки, в нее можно перейти и настроить более детально,</w:t>
       </w:r>
       <w:r>
@@ -7296,6 +7640,9 @@
         <w:jc w:val="center"/>
       </w:pPr>
       <w:r>
+        <w:rPr>
+          <w:noProof/>
+        </w:rPr>
         <w:drawing>
           <wp:inline distT="0" distB="0" distL="0" distR="0" wp14:anchorId="51C1EB9B" wp14:editId="776B08F7">
             <wp:extent cx="5269120" cy="3337560"/>
@@ -7312,7 +7659,7 @@
                     <pic:cNvPicPr/>
                   </pic:nvPicPr>
                   <pic:blipFill>
-                    <a:blip r:embed="rId10"/>
+                    <a:blip r:embed="rId11"/>
                     <a:stretch>
                       <a:fillRect/>
                     </a:stretch>
@@ -7346,7 +7693,6 @@
     </w:p>
     <w:p>
       <w:r>
-        <w:lastRenderedPageBreak/>
         <w:t>Перейдя на вкладку «Список групп мыщц» мы можем увидеть список групп мыщц, а также добавить новые группы.</w:t>
       </w:r>
     </w:p>
@@ -7356,6 +7702,9 @@
         <w:jc w:val="center"/>
       </w:pPr>
       <w:r>
+        <w:rPr>
+          <w:noProof/>
+        </w:rPr>
         <w:drawing>
           <wp:inline distT="0" distB="0" distL="0" distR="0" wp14:anchorId="19367E0A" wp14:editId="33C159B7">
             <wp:extent cx="5369323" cy="3436620"/>
@@ -7372,7 +7721,7 @@
                     <pic:cNvPicPr/>
                   </pic:nvPicPr>
                   <pic:blipFill>
-                    <a:blip r:embed="rId11"/>
+                    <a:blip r:embed="rId12"/>
                     <a:stretch>
                       <a:fillRect/>
                     </a:stretch>
@@ -7403,14 +7752,10 @@
     </w:p>
     <w:p>
       <w:pPr>
-        <w:spacing w:after="0"/>
-      </w:pPr>
-    </w:p>
-    <w:p>
-      <w:pPr>
         <w:pStyle w:val="af4"/>
       </w:pPr>
       <w:r>
+        <w:lastRenderedPageBreak/>
         <w:t xml:space="preserve">Так же программа запускается на устройствах под управление ОС </w:t>
       </w:r>
       <w:r>
@@ -7432,10 +7777,10 @@
           <w:noProof/>
         </w:rPr>
         <w:drawing>
-          <wp:inline distT="0" distB="0" distL="0" distR="0" wp14:anchorId="1F0A6835" wp14:editId="515566F1">
-            <wp:extent cx="3468781" cy="2729442"/>
+          <wp:inline distT="0" distB="0" distL="0" distR="0" wp14:anchorId="385985E4" wp14:editId="28F4332D">
+            <wp:extent cx="2307541" cy="5128260"/>
             <wp:effectExtent l="0" t="0" r="0" b="0"/>
-            <wp:docPr id="1685626452" name="drawing"/>
+            <wp:docPr id="1963774512" name="Рисунок 1" descr="Изображение выглядит как текст, снимок экрана, Шрифт, программное обеспечение&#10;&#10;Содержимое, созданное искусственным интеллектом, может быть неверным."/>
             <wp:cNvGraphicFramePr>
               <a:graphicFrameLocks xmlns:a="http://schemas.openxmlformats.org/drawingml/2006/main" noChangeAspect="1"/>
             </wp:cNvGraphicFramePr>
@@ -7443,17 +7788,11 @@
               <a:graphicData uri="http://schemas.openxmlformats.org/drawingml/2006/picture">
                 <pic:pic xmlns:pic="http://schemas.openxmlformats.org/drawingml/2006/picture">
                   <pic:nvPicPr>
-                    <pic:cNvPr id="1685626452" name="Picture 1685626452"/>
+                    <pic:cNvPr id="1963774512" name="Рисунок 1" descr="Изображение выглядит как текст, снимок экрана, Шрифт, программное обеспечение&#10;&#10;Содержимое, созданное искусственным интеллектом, может быть неверным."/>
                     <pic:cNvPicPr/>
                   </pic:nvPicPr>
                   <pic:blipFill>
-                    <a:blip r:embed="rId12">
-                      <a:extLst>
-                        <a:ext uri="{28A0092B-C50C-407E-A947-70E740481C1C}">
-                          <a14:useLocalDpi xmlns:a14="http://schemas.microsoft.com/office/drawing/2010/main"/>
-                        </a:ext>
-                      </a:extLst>
-                    </a:blip>
+                    <a:blip r:embed="rId13"/>
                     <a:stretch>
                       <a:fillRect/>
                     </a:stretch>
@@ -7461,7 +7800,7 @@
                   <pic:spPr>
                     <a:xfrm>
                       <a:off x="0" y="0"/>
-                      <a:ext cx="3468781" cy="2729442"/>
+                      <a:ext cx="2312490" cy="5139259"/>
                     </a:xfrm>
                     <a:prstGeom prst="rect">
                       <a:avLst/>
@@ -7505,25 +7844,43 @@
           <w:bCs w:val="0"/>
         </w:rPr>
       </w:pPr>
-      <w:bookmarkStart w:id="11" w:name="_Toc217246037"/>
-      <w:bookmarkStart w:id="12" w:name="_Toc217698157"/>
+      <w:bookmarkStart w:id="20" w:name="_Toc217246037"/>
+      <w:bookmarkStart w:id="21" w:name="_Toc217720025"/>
+      <w:bookmarkStart w:id="22" w:name="_Toc217720071"/>
       <w:r>
         <w:rPr>
           <w:b w:val="0"/>
           <w:bCs w:val="0"/>
         </w:rPr>
+        <w:t>ЗАКЛЮЧЕНИЕ</w:t>
+      </w:r>
+      <w:bookmarkEnd w:id="20"/>
+      <w:bookmarkEnd w:id="21"/>
+      <w:bookmarkEnd w:id="22"/>
+    </w:p>
+    <w:p>
+      <w:pPr>
+        <w:pStyle w:val="af4"/>
+      </w:pPr>
+      <w:r>
+        <w:t>В ходе курсовой работы была достигнута поставленная цель — разработано кроссплатформенное приложение FitApp для учёта и планирования спортивных тренировок с использованием фреймворка .NET MAUI и языка программирования C#. Обоснован выбор .NET MAUI как инструмента разработки, позволяющего создавать единое приложение для разных платформ при сохранении нативного интерфейса и достаточной производительности.</w:t>
+      </w:r>
+    </w:p>
+    <w:p>
+      <w:pPr>
+        <w:pStyle w:val="af4"/>
+      </w:pPr>
+      <w:r>
         <w:lastRenderedPageBreak/>
-        <w:t>ЗАКЛЮЧЕНИЕ</w:t>
-      </w:r>
-      <w:bookmarkEnd w:id="11"/>
-      <w:bookmarkEnd w:id="12"/>
+        <w:t>В рамках работы была спроектирована структура приложения и реализована архитектура MVVM, обеспечивающая разделение пользовательского интерфейса и бизнес‑логики. В качестве хранилища данных использована локальная база SQLite, реализованы модели данных и связи между сущностями (тренировки, упражнения, группы мышц, упражнения в тренировке, подходы). Реализован полный набор основных операций: создание, редактирование и удаление тренировок, работа со справочниками упражнений и групп мышц, а также детализированный учёт выполнения упражнений через подходы (вес, повторения, RPE).</w:t>
+      </w:r>
     </w:p>
     <w:p>
       <w:pPr>
         <w:pStyle w:val="af4"/>
       </w:pPr>
       <w:r>
-        <w:t>В ходе курсовой работы была достигнута поставленная цель — разработано кроссплатформенное приложение FitApp для учёта и планирования спортивных тренировок с использованием фреймворка .NET MAUI и языка программирования C#. Обоснован выбор .NET MAUI как инструмента разработки, позволяющего создавать единое приложение для разных платформ при сохранении нативного интерфейса и достаточной производительности.</w:t>
+        <w:t>Дополнительно реализованы прикладные функции, повышающие удобство использования: фильтрация тренировок по дате и по группам мышц, просмотр состава тренировки, добавление упражнений в тренировку, обновление связанных данных. Интерфейс приложения выполнен на XAML и адаптирован для удобной работы со списками и формами ввода.</w:t>
       </w:r>
     </w:p>
     <w:p>
@@ -7531,7 +7888,7 @@
         <w:pStyle w:val="af4"/>
       </w:pPr>
       <w:r>
-        <w:t>В рамках работы была спроектирована структура приложения и реализована архитектура MVVM, обеспечивающая разделение пользовательского интерфейса и бизнес‑логики. В качестве хранилища данных использована локальная база SQLite, реализованы модели данных и связи между сущностями (тренировки, упражнения, группы мышц, упражнения в тренировке, подходы). Реализован полный набор основных операций: создание, редактирование и удаление тренировок, работа со справочниками упражнений и групп мышц, а также детализированный учёт выполнения упражнений через подходы (вес, повторения, RPE).</w:t>
+        <w:t>Собственный вклад автора заключается в проектировании структуры базы данных, разработке основных экранов приложения, реализации логики управления тренировками и упражнениями, а также интеграции работы с локальным SQLite‑хранилищем и реализации фильтрации данных в интерфейсе.</w:t>
       </w:r>
     </w:p>
     <w:p>
@@ -7539,33 +7896,15 @@
         <w:pStyle w:val="af4"/>
       </w:pPr>
       <w:r>
-        <w:t>Дополнительно реализованы прикладные функции, повышающие удобство использования: фильтрация тренировок по дате и по группам мышц, просмотр состава тренировки, добавление упражнений в тренировку, обновление связанных данных. Интерфейс приложения выполнен на XAML и адаптирован для удобной работы со списками и формами ввода.</w:t>
-      </w:r>
-    </w:p>
-    <w:p>
-      <w:pPr>
-        <w:pStyle w:val="af4"/>
-      </w:pPr>
-      <w:r>
-        <w:t>Собственный вклад автора заключается в проектировании структуры базы данных, разработке основных экранов приложения, реализации логики управления тренировками и упражнениями, а также интеграции работы с локальным SQLite‑хранилищем и реализации фильтрации данных в интерфейсе.</w:t>
-      </w:r>
-    </w:p>
-    <w:p>
-      <w:pPr>
-        <w:pStyle w:val="af4"/>
-      </w:pPr>
-      <w:r>
-        <w:t xml:space="preserve">Практическая значимость работы состоит в создании рабочего приложения‑дневника тренировок, которое может использоваться для персонального планирования и фиксации тренировочного процесса. Перспективы дальнейшего развития проекта включают добавление статистики и аналитики (объём нагрузки, прогресс по упражнениям), календарного представления, экспорта </w:t>
-      </w:r>
-      <w:r>
-        <w:lastRenderedPageBreak/>
-        <w:t>данных, а также синхронизации с облачным хранилищем для работы на нескольких устройствах.</w:t>
-      </w:r>
-    </w:p>
-    <w:p/>
-    <w:p>
-      <w:pPr>
-        <w:ind w:left="720" w:firstLine="0"/>
+        <w:t>Практическая значимость работы состоит в создании рабочего приложения‑дневника тренировок, которое может использоваться для персонального планирования и фиксации тренировочного процесса. Перспективы дальнейшего развития проекта включают добавление статистики и аналитики (объём нагрузки, прогресс по упражнениям), календарного представления, экспорта данных, а также синхронизации с облачным хранилищем для работы на нескольких устройствах.</w:t>
+      </w:r>
+    </w:p>
+    <w:p>
+      <w:pPr>
+        <w:ind w:firstLine="0"/>
+        <w:rPr>
+          <w:lang w:val="en-US"/>
+        </w:rPr>
       </w:pPr>
     </w:p>
     <w:p>
@@ -7581,8 +7920,9 @@
           <w:szCs w:val="28"/>
         </w:rPr>
       </w:pPr>
-      <w:bookmarkStart w:id="13" w:name="_Toc217246038"/>
-      <w:bookmarkStart w:id="14" w:name="_Toc217698158"/>
+      <w:bookmarkStart w:id="23" w:name="_Toc217246038"/>
+      <w:bookmarkStart w:id="24" w:name="_Toc217720026"/>
+      <w:bookmarkStart w:id="25" w:name="_Toc217720072"/>
       <w:r>
         <w:rPr>
           <w:rFonts w:ascii="Times New Roman" w:eastAsia="Times New Roman" w:hAnsi="Times New Roman" w:cs="Times New Roman"/>
@@ -7590,10 +7930,12 @@
           <w:sz w:val="28"/>
           <w:szCs w:val="28"/>
         </w:rPr>
+        <w:lastRenderedPageBreak/>
         <w:t>СПИСОК ИСПОЛЬЗОВАННЫХ ИСТОЧНИКОВ</w:t>
       </w:r>
-      <w:bookmarkEnd w:id="13"/>
-      <w:bookmarkEnd w:id="14"/>
+      <w:bookmarkEnd w:id="23"/>
+      <w:bookmarkEnd w:id="24"/>
+      <w:bookmarkEnd w:id="25"/>
     </w:p>
     <w:p>
       <w:pPr>
@@ -7603,18 +7945,72 @@
           <w:numId w:val="11"/>
         </w:numPr>
         <w:ind w:left="360"/>
+      </w:pPr>
+      <w:r>
+        <w:t xml:space="preserve">Microsoft. .NET MAUI documentation (официальная документация). </w:t>
+      </w:r>
+      <w:r>
         <w:rPr>
           <w:lang w:val="en-US"/>
         </w:rPr>
-      </w:pPr>
-      <w:r>
-        <w:t xml:space="preserve">Microsoft. .NET MAUI documentation (официальная документация). </w:t>
+        <w:t>URL</w:t>
+      </w:r>
+      <w:r>
+        <w:t xml:space="preserve">: </w:t>
       </w:r>
       <w:r>
         <w:rPr>
           <w:lang w:val="en-US"/>
         </w:rPr>
-        <w:t>URL: https://learn.microsoft.com/dotnet/maui/</w:t>
+        <w:t>https</w:t>
+      </w:r>
+      <w:r>
+        <w:t>://</w:t>
+      </w:r>
+      <w:r>
+        <w:rPr>
+          <w:lang w:val="en-US"/>
+        </w:rPr>
+        <w:t>learn</w:t>
+      </w:r>
+      <w:r>
+        <w:t>.</w:t>
+      </w:r>
+      <w:r>
+        <w:rPr>
+          <w:lang w:val="en-US"/>
+        </w:rPr>
+        <w:t>microsoft</w:t>
+      </w:r>
+      <w:r>
+        <w:t>.</w:t>
+      </w:r>
+      <w:r>
+        <w:rPr>
+          <w:lang w:val="en-US"/>
+        </w:rPr>
+        <w:t>com</w:t>
+      </w:r>
+      <w:r>
+        <w:t>/</w:t>
+      </w:r>
+      <w:r>
+        <w:rPr>
+          <w:lang w:val="en-US"/>
+        </w:rPr>
+        <w:t>dotnet</w:t>
+      </w:r>
+      <w:r>
+        <w:t>/</w:t>
+      </w:r>
+      <w:r>
+        <w:rPr>
+          <w:lang w:val="en-US"/>
+        </w:rPr>
+        <w:t>maui</w:t>
+      </w:r>
+      <w:r>
+        <w:t>/</w:t>
       </w:r>
     </w:p>
     <w:p>
@@ -7630,52 +8026,82 @@
         <w:rPr>
           <w:lang w:val="en-US"/>
         </w:rPr>
-        <w:t>Microsoft. XAML in .NET MAUI (</w:t>
+        <w:t>Microsoft</w:t>
+      </w:r>
+      <w:r>
+        <w:t xml:space="preserve">. </w:t>
+      </w:r>
+      <w:r>
+        <w:rPr>
+          <w:lang w:val="en-US"/>
+        </w:rPr>
+        <w:t>XAML</w:t>
+      </w:r>
+      <w:r>
+        <w:t xml:space="preserve"> </w:t>
+      </w:r>
+      <w:r>
+        <w:rPr>
+          <w:lang w:val="en-US"/>
+        </w:rPr>
+        <w:t>in</w:t>
+      </w:r>
+      <w:r>
+        <w:t xml:space="preserve"> .</w:t>
+      </w:r>
+      <w:r>
+        <w:rPr>
+          <w:lang w:val="en-US"/>
+        </w:rPr>
+        <w:t>NET</w:t>
+      </w:r>
+      <w:r>
+        <w:t xml:space="preserve"> </w:t>
+      </w:r>
+      <w:r>
+        <w:rPr>
+          <w:lang w:val="en-US"/>
+        </w:rPr>
+        <w:t>MAUI</w:t>
+      </w:r>
+      <w:r>
+        <w:t xml:space="preserve"> (</w:t>
       </w:r>
       <w:r>
         <w:t>разметка</w:t>
       </w:r>
       <w:r>
+        <w:t xml:space="preserve"> </w:t>
+      </w:r>
+      <w:r>
+        <w:t>интерфейса</w:t>
+      </w:r>
+      <w:r>
+        <w:t xml:space="preserve">, </w:t>
+      </w:r>
+      <w:r>
+        <w:t>привязки</w:t>
+      </w:r>
+      <w:r>
+        <w:t xml:space="preserve"> </w:t>
+      </w:r>
+      <w:r>
+        <w:t>данных</w:t>
+      </w:r>
+      <w:r>
+        <w:t xml:space="preserve">, </w:t>
+      </w:r>
+      <w:r>
+        <w:t>ресурсы</w:t>
+      </w:r>
+      <w:r>
+        <w:t xml:space="preserve">). </w:t>
+      </w:r>
+      <w:r>
         <w:rPr>
           <w:lang w:val="en-US"/>
         </w:rPr>
-        <w:t xml:space="preserve"> </w:t>
-      </w:r>
-      <w:r>
-        <w:t>интерфейса</w:t>
-      </w:r>
-      <w:r>
-        <w:rPr>
-          <w:lang w:val="en-US"/>
-        </w:rPr>
-        <w:t xml:space="preserve">, </w:t>
-      </w:r>
-      <w:r>
-        <w:t>привязки</w:t>
-      </w:r>
-      <w:r>
-        <w:rPr>
-          <w:lang w:val="en-US"/>
-        </w:rPr>
-        <w:t xml:space="preserve"> </w:t>
-      </w:r>
-      <w:r>
-        <w:t>данных</w:t>
-      </w:r>
-      <w:r>
-        <w:rPr>
-          <w:lang w:val="en-US"/>
-        </w:rPr>
-        <w:t xml:space="preserve">, </w:t>
-      </w:r>
-      <w:r>
-        <w:t>ресурсы</w:t>
-      </w:r>
-      <w:r>
-        <w:rPr>
-          <w:lang w:val="en-US"/>
-        </w:rPr>
-        <w:t>). URL: https://learn.microsoft.com/dotnet/maui/xaml/</w:t>
+        <w:t>URL: https://learn.microsoft.com/dotnet/maui/xaml/</w:t>
       </w:r>
     </w:p>
     <w:p>
@@ -7729,6 +8155,9 @@
           <w:numId w:val="11"/>
         </w:numPr>
         <w:ind w:left="360"/>
+        <w:rPr>
+          <w:lang w:val="en-US"/>
+        </w:rPr>
       </w:pPr>
       <w:r>
         <w:rPr>
@@ -7772,6 +8201,9 @@
           <w:numId w:val="11"/>
         </w:numPr>
         <w:ind w:left="360"/>
+        <w:rPr>
+          <w:lang w:val="en-US"/>
+        </w:rPr>
       </w:pPr>
       <w:r>
         <w:rPr>
@@ -8027,51 +8459,84 @@
         <w:rPr>
           <w:lang w:val="en-US"/>
         </w:rPr>
-        <w:t>CommunityToolkit. CommunityToolkit.Maui (overview) (</w:t>
+        <w:t>CommunityToolkit</w:t>
+      </w:r>
+      <w:r>
+        <w:t xml:space="preserve">. </w:t>
+      </w:r>
+      <w:r>
+        <w:rPr>
+          <w:lang w:val="en-US"/>
+        </w:rPr>
+        <w:t>CommunityToolkit</w:t>
+      </w:r>
+      <w:r>
+        <w:t>.</w:t>
+      </w:r>
+      <w:r>
+        <w:rPr>
+          <w:lang w:val="en-US"/>
+        </w:rPr>
+        <w:t>Maui</w:t>
+      </w:r>
+      <w:r>
+        <w:t xml:space="preserve"> (</w:t>
+      </w:r>
+      <w:r>
+        <w:rPr>
+          <w:lang w:val="en-US"/>
+        </w:rPr>
+        <w:t>overview</w:t>
+      </w:r>
+      <w:r>
+        <w:t>) (</w:t>
       </w:r>
       <w:r>
         <w:t>набор</w:t>
       </w:r>
       <w:r>
+        <w:t xml:space="preserve"> </w:t>
+      </w:r>
+      <w:r>
         <w:rPr>
           <w:lang w:val="en-US"/>
         </w:rPr>
-        <w:t xml:space="preserve"> UI/</w:t>
+        <w:t>UI</w:t>
+      </w:r>
+      <w:r>
+        <w:t>/</w:t>
       </w:r>
       <w:r>
         <w:t>утилит</w:t>
       </w:r>
       <w:r>
+        <w:t xml:space="preserve"> </w:t>
+      </w:r>
+      <w:r>
+        <w:t>для</w:t>
+      </w:r>
+      <w:r>
+        <w:t xml:space="preserve"> </w:t>
+      </w:r>
+      <w:r>
         <w:rPr>
           <w:lang w:val="en-US"/>
         </w:rPr>
+        <w:t>MAUI</w:t>
+      </w:r>
+      <w:r>
+        <w:t xml:space="preserve">, </w:t>
+      </w:r>
+      <w:r>
+        <w:t>если</w:t>
+      </w:r>
+      <w:r>
         <w:t xml:space="preserve"> </w:t>
       </w:r>
       <w:r>
-        <w:t>для</w:t>
-      </w:r>
-      <w:r>
-        <w:rPr>
-          <w:lang w:val="en-US"/>
-        </w:rPr>
-        <w:t xml:space="preserve"> MAUI, </w:t>
-      </w:r>
-      <w:r>
-        <w:t>если</w:t>
-      </w:r>
-      <w:r>
-        <w:rPr>
-          <w:lang w:val="en-US"/>
-        </w:rPr>
-        <w:t xml:space="preserve"> </w:t>
-      </w:r>
-      <w:r>
         <w:t>использовалось</w:t>
       </w:r>
       <w:r>
-        <w:rPr>
-          <w:lang w:val="en-US"/>
-        </w:rPr>
         <w:t xml:space="preserve">). </w:t>
       </w:r>
       <w:r>
@@ -8088,7 +8553,29 @@
         <w:ind w:left="360"/>
       </w:pPr>
       <w:r>
-        <w:t>SQLite. SQLite Documentation (основы SQL, типы данных, связи и запросы). URL: https://www.sqlite.org/docs.html</w:t>
+        <w:t xml:space="preserve">SQLite. SQLite Documentation (основы SQL, типы данных, связи и запросы). URL: </w:t>
+      </w:r>
+      <w:hyperlink r:id="rId14" w:history="1">
+        <w:r>
+          <w:rPr>
+            <w:rStyle w:val="af0"/>
+          </w:rPr>
+          <w:t>https://www.sqlite.org/docs.html</w:t>
+        </w:r>
+      </w:hyperlink>
+    </w:p>
+    <w:p>
+      <w:pPr>
+        <w:spacing w:line="259" w:lineRule="auto"/>
+        <w:ind w:firstLine="0"/>
+        <w:jc w:val="left"/>
+        <w:rPr>
+          <w:kern w:val="2"/>
+          <w14:ligatures w14:val="standardContextual"/>
+        </w:rPr>
+      </w:pPr>
+      <w:r>
+        <w:br w:type="page"/>
       </w:r>
     </w:p>
     <w:p>
@@ -8103,8 +8590,9 @@
           <w:szCs w:val="28"/>
         </w:rPr>
       </w:pPr>
-      <w:bookmarkStart w:id="15" w:name="_Toc217246039"/>
-      <w:bookmarkStart w:id="16" w:name="_Toc217698159"/>
+      <w:bookmarkStart w:id="26" w:name="_Toc217246039"/>
+      <w:bookmarkStart w:id="27" w:name="_Toc217720027"/>
+      <w:bookmarkStart w:id="28" w:name="_Toc217720073"/>
       <w:r>
         <w:rPr>
           <w:rFonts w:ascii="Times New Roman" w:eastAsia="Times New Roman" w:hAnsi="Times New Roman" w:cs="Times New Roman"/>
@@ -8115,8 +8603,9 @@
         <w:lastRenderedPageBreak/>
         <w:t>ПРИЛОЖЕНИЯ</w:t>
       </w:r>
-      <w:bookmarkEnd w:id="15"/>
-      <w:bookmarkEnd w:id="16"/>
+      <w:bookmarkEnd w:id="26"/>
+      <w:bookmarkEnd w:id="27"/>
+      <w:bookmarkEnd w:id="28"/>
     </w:p>
     <w:p>
       <w:pPr>
@@ -8141,10 +8630,7 @@
         <w:t xml:space="preserve">Код файла </w:t>
       </w:r>
       <w:r>
-        <w:t>WorkoutViewModel</w:t>
-      </w:r>
-      <w:r>
-        <w:t>.</w:t>
+        <w:t>WorkoutViewModel.</w:t>
       </w:r>
       <w:r>
         <w:rPr>
@@ -8174,7 +8660,7 @@
           <w:tcPr>
             <w:tcW w:w="9345" w:type="dxa"/>
           </w:tcPr>
-          <w:bookmarkEnd w:id="10"/>
+          <w:bookmarkEnd w:id="17"/>
           <w:p>
             <w:pPr>
               <w:shd w:val="clear" w:color="auto" w:fill="FFFFFF" w:themeFill="background1"/>
@@ -8740,27 +9226,7 @@
                 <w:sz w:val="20"/>
                 <w:szCs w:val="20"/>
               </w:rPr>
-              <w:t xml:space="preserve">    private string </w:t>
-            </w:r>
-            <w:proofErr w:type="gramStart"/>
-            <w:r>
-              <w:rPr>
-                <w:rFonts w:ascii="Menlo" w:eastAsia="Menlo" w:hAnsi="Menlo" w:cs="Menlo"/>
-                <w:color w:val="000000" w:themeColor="text1"/>
-                <w:sz w:val="20"/>
-                <w:szCs w:val="20"/>
-              </w:rPr>
-              <w:t>workoutDescription</w:t>
-            </w:r>
-            <w:proofErr w:type="gramEnd"/>
-            <w:r>
-              <w:rPr>
-                <w:rFonts w:ascii="Menlo" w:eastAsia="Menlo" w:hAnsi="Menlo" w:cs="Menlo"/>
-                <w:color w:val="000000" w:themeColor="text1"/>
-                <w:sz w:val="20"/>
-                <w:szCs w:val="20"/>
-              </w:rPr>
-              <w:t>;</w:t>
+              <w:t xml:space="preserve">    private string workoutDescription;</w:t>
             </w:r>
           </w:p>
           <w:p>
@@ -9989,17 +10455,7 @@
                 <w:sz w:val="20"/>
                 <w:szCs w:val="20"/>
               </w:rPr>
-              <w:t xml:space="preserve">        var wText = await Shell.Current.DisplayPromptAsync(</w:t>
-            </w:r>
-            <w:proofErr w:type="gramStart"/>
-            <w:r>
-              <w:rPr>
-                <w:rFonts w:ascii="Menlo" w:eastAsia="Menlo" w:hAnsi="Menlo" w:cs="Menlo"/>
-                <w:color w:val="000000" w:themeColor="text1"/>
-                <w:sz w:val="20"/>
-                <w:szCs w:val="20"/>
-              </w:rPr>
-              <w:t>"</w:t>
+              <w:t xml:space="preserve">        var wText = await Shell.Current.DisplayPromptAsync("</w:t>
             </w:r>
             <w:r>
               <w:rPr>
@@ -10068,7 +10524,6 @@
               </w:rPr>
               <w:t>кг</w:t>
             </w:r>
-            <w:proofErr w:type="gramEnd"/>
             <w:r>
               <w:rPr>
                 <w:rFonts w:ascii="Menlo" w:eastAsia="Menlo" w:hAnsi="Menlo" w:cs="Menlo"/>
@@ -12465,17 +12920,77 @@
                 <w:color w:val="000000" w:themeColor="text1"/>
                 <w:sz w:val="20"/>
                 <w:szCs w:val="20"/>
+              </w:rPr>
+            </w:pPr>
+            <w:r>
+              <w:rPr>
+                <w:rFonts w:ascii="Menlo" w:eastAsia="Menlo" w:hAnsi="Menlo" w:cs="Menlo"/>
+                <w:color w:val="000000" w:themeColor="text1"/>
+                <w:sz w:val="20"/>
+                <w:szCs w:val="20"/>
+              </w:rPr>
+              <w:t xml:space="preserve">                </w:t>
+            </w:r>
+            <w:r>
+              <w:rPr>
+                <w:rFonts w:ascii="Menlo" w:eastAsia="Menlo" w:hAnsi="Menlo" w:cs="Menlo"/>
+                <w:color w:val="000000" w:themeColor="text1"/>
+                <w:sz w:val="20"/>
+                <w:szCs w:val="20"/>
+              </w:rPr>
+              <w:t>await _database.DeleteSetAsync(s);</w:t>
+            </w:r>
+          </w:p>
+          <w:p>
+            <w:pPr>
+              <w:shd w:val="clear" w:color="auto" w:fill="FFFFFF" w:themeFill="background1"/>
+              <w:spacing w:line="300" w:lineRule="auto"/>
+              <w:rPr>
+                <w:rFonts w:ascii="Menlo" w:eastAsia="Menlo" w:hAnsi="Menlo" w:cs="Menlo"/>
+                <w:color w:val="000000" w:themeColor="text1"/>
+                <w:sz w:val="20"/>
+                <w:szCs w:val="20"/>
+              </w:rPr>
+            </w:pPr>
+          </w:p>
+          <w:p>
+            <w:pPr>
+              <w:shd w:val="clear" w:color="auto" w:fill="FFFFFF" w:themeFill="background1"/>
+              <w:spacing w:line="300" w:lineRule="auto"/>
+              <w:rPr>
+                <w:rFonts w:ascii="Menlo" w:eastAsia="Menlo" w:hAnsi="Menlo" w:cs="Menlo"/>
+                <w:color w:val="000000" w:themeColor="text1"/>
+                <w:sz w:val="20"/>
+                <w:szCs w:val="20"/>
+              </w:rPr>
+            </w:pPr>
+            <w:r>
+              <w:rPr>
+                <w:rFonts w:ascii="Menlo" w:eastAsia="Menlo" w:hAnsi="Menlo" w:cs="Menlo"/>
+                <w:color w:val="000000" w:themeColor="text1"/>
+                <w:sz w:val="20"/>
+                <w:szCs w:val="20"/>
+              </w:rPr>
+              <w:t xml:space="preserve">        // 2) </w:t>
+            </w:r>
+            <w:r>
+              <w:rPr>
+                <w:rFonts w:ascii="Menlo" w:eastAsia="Menlo" w:hAnsi="Menlo" w:cs="Menlo"/>
+                <w:color w:val="000000" w:themeColor="text1"/>
+                <w:sz w:val="20"/>
+                <w:szCs w:val="20"/>
                 <w:lang w:val="ru-RU"/>
               </w:rPr>
-            </w:pPr>
-            <w:r>
-              <w:rPr>
-                <w:rFonts w:ascii="Menlo" w:eastAsia="Menlo" w:hAnsi="Menlo" w:cs="Menlo"/>
-                <w:color w:val="000000" w:themeColor="text1"/>
-                <w:sz w:val="20"/>
-                <w:szCs w:val="20"/>
-              </w:rPr>
-              <w:t xml:space="preserve">                </w:t>
+              <w:t>удалить</w:t>
+            </w:r>
+            <w:r>
+              <w:rPr>
+                <w:rFonts w:ascii="Menlo" w:eastAsia="Menlo" w:hAnsi="Menlo" w:cs="Menlo"/>
+                <w:color w:val="000000" w:themeColor="text1"/>
+                <w:sz w:val="20"/>
+                <w:szCs w:val="20"/>
+              </w:rPr>
+              <w:t xml:space="preserve"> </w:t>
             </w:r>
             <w:r>
               <w:rPr>
@@ -12485,13 +13000,18 @@
                 <w:szCs w:val="20"/>
                 <w:lang w:val="ru-RU"/>
               </w:rPr>
-              <w:t>await _database.DeleteSetAsync(s);</w:t>
-            </w:r>
-          </w:p>
-          <w:p>
-            <w:pPr>
-              <w:shd w:val="clear" w:color="auto" w:fill="FFFFFF" w:themeFill="background1"/>
-              <w:spacing w:line="300" w:lineRule="auto"/>
+              <w:t>сам</w:t>
+            </w:r>
+            <w:r>
+              <w:rPr>
+                <w:rFonts w:ascii="Menlo" w:eastAsia="Menlo" w:hAnsi="Menlo" w:cs="Menlo"/>
+                <w:color w:val="000000" w:themeColor="text1"/>
+                <w:sz w:val="20"/>
+                <w:szCs w:val="20"/>
+              </w:rPr>
+              <w:t xml:space="preserve"> WorkoutExercise </w:t>
+            </w:r>
+            <w:r>
               <w:rPr>
                 <w:rFonts w:ascii="Menlo" w:eastAsia="Menlo" w:hAnsi="Menlo" w:cs="Menlo"/>
                 <w:color w:val="000000" w:themeColor="text1"/>
@@ -12499,12 +13019,18 @@
                 <w:szCs w:val="20"/>
                 <w:lang w:val="ru-RU"/>
               </w:rPr>
-            </w:pPr>
-          </w:p>
-          <w:p>
-            <w:pPr>
-              <w:shd w:val="clear" w:color="auto" w:fill="FFFFFF" w:themeFill="background1"/>
-              <w:spacing w:line="300" w:lineRule="auto"/>
+              <w:t>из</w:t>
+            </w:r>
+            <w:r>
+              <w:rPr>
+                <w:rFonts w:ascii="Menlo" w:eastAsia="Menlo" w:hAnsi="Menlo" w:cs="Menlo"/>
+                <w:color w:val="000000" w:themeColor="text1"/>
+                <w:sz w:val="20"/>
+                <w:szCs w:val="20"/>
+              </w:rPr>
+              <w:t xml:space="preserve"> </w:t>
+            </w:r>
+            <w:r>
               <w:rPr>
                 <w:rFonts w:ascii="Menlo" w:eastAsia="Menlo" w:hAnsi="Menlo" w:cs="Menlo"/>
                 <w:color w:val="000000" w:themeColor="text1"/>
@@ -12512,7 +13038,62 @@
                 <w:szCs w:val="20"/>
                 <w:lang w:val="ru-RU"/>
               </w:rPr>
-            </w:pPr>
+              <w:t>БД</w:t>
+            </w:r>
+          </w:p>
+          <w:p>
+            <w:pPr>
+              <w:shd w:val="clear" w:color="auto" w:fill="FFFFFF" w:themeFill="background1"/>
+              <w:spacing w:line="300" w:lineRule="auto"/>
+              <w:rPr>
+                <w:rFonts w:ascii="Menlo" w:eastAsia="Menlo" w:hAnsi="Menlo" w:cs="Menlo"/>
+                <w:color w:val="000000" w:themeColor="text1"/>
+                <w:sz w:val="20"/>
+                <w:szCs w:val="20"/>
+              </w:rPr>
+            </w:pPr>
+            <w:r>
+              <w:rPr>
+                <w:rFonts w:ascii="Menlo" w:eastAsia="Menlo" w:hAnsi="Menlo" w:cs="Menlo"/>
+                <w:color w:val="000000" w:themeColor="text1"/>
+                <w:sz w:val="20"/>
+                <w:szCs w:val="20"/>
+              </w:rPr>
+              <w:t xml:space="preserve">        await _database.DeleteWorkoutExerciseAsync(we);</w:t>
+            </w:r>
+          </w:p>
+          <w:p>
+            <w:pPr>
+              <w:shd w:val="clear" w:color="auto" w:fill="FFFFFF" w:themeFill="background1"/>
+              <w:spacing w:line="300" w:lineRule="auto"/>
+              <w:rPr>
+                <w:rFonts w:ascii="Menlo" w:eastAsia="Menlo" w:hAnsi="Menlo" w:cs="Menlo"/>
+                <w:color w:val="000000" w:themeColor="text1"/>
+                <w:sz w:val="20"/>
+                <w:szCs w:val="20"/>
+              </w:rPr>
+            </w:pPr>
+          </w:p>
+          <w:p>
+            <w:pPr>
+              <w:shd w:val="clear" w:color="auto" w:fill="FFFFFF" w:themeFill="background1"/>
+              <w:spacing w:line="300" w:lineRule="auto"/>
+              <w:rPr>
+                <w:rFonts w:ascii="Menlo" w:eastAsia="Menlo" w:hAnsi="Menlo" w:cs="Menlo"/>
+                <w:color w:val="000000" w:themeColor="text1"/>
+                <w:sz w:val="20"/>
+                <w:szCs w:val="20"/>
+              </w:rPr>
+            </w:pPr>
+            <w:r>
+              <w:rPr>
+                <w:rFonts w:ascii="Menlo" w:eastAsia="Menlo" w:hAnsi="Menlo" w:cs="Menlo"/>
+                <w:color w:val="000000" w:themeColor="text1"/>
+                <w:sz w:val="20"/>
+                <w:szCs w:val="20"/>
+              </w:rPr>
+              <w:t xml:space="preserve">        // 3) </w:t>
+            </w:r>
             <w:r>
               <w:rPr>
                 <w:rFonts w:ascii="Menlo" w:eastAsia="Menlo" w:hAnsi="Menlo" w:cs="Menlo"/>
@@ -12521,13 +13102,18 @@
                 <w:szCs w:val="20"/>
                 <w:lang w:val="ru-RU"/>
               </w:rPr>
-              <w:t xml:space="preserve">        // 2) удалить сам WorkoutExercise из БД</w:t>
-            </w:r>
-          </w:p>
-          <w:p>
-            <w:pPr>
-              <w:shd w:val="clear" w:color="auto" w:fill="FFFFFF" w:themeFill="background1"/>
-              <w:spacing w:line="300" w:lineRule="auto"/>
+              <w:t>обновить</w:t>
+            </w:r>
+            <w:r>
+              <w:rPr>
+                <w:rFonts w:ascii="Menlo" w:eastAsia="Menlo" w:hAnsi="Menlo" w:cs="Menlo"/>
+                <w:color w:val="000000" w:themeColor="text1"/>
+                <w:sz w:val="20"/>
+                <w:szCs w:val="20"/>
+              </w:rPr>
+              <w:t xml:space="preserve"> UI (</w:t>
+            </w:r>
+            <w:r>
               <w:rPr>
                 <w:rFonts w:ascii="Menlo" w:eastAsia="Menlo" w:hAnsi="Menlo" w:cs="Menlo"/>
                 <w:color w:val="000000" w:themeColor="text1"/>
@@ -12535,7 +13121,17 @@
                 <w:szCs w:val="20"/>
                 <w:lang w:val="ru-RU"/>
               </w:rPr>
-            </w:pPr>
+              <w:t>самый</w:t>
+            </w:r>
+            <w:r>
+              <w:rPr>
+                <w:rFonts w:ascii="Menlo" w:eastAsia="Menlo" w:hAnsi="Menlo" w:cs="Menlo"/>
+                <w:color w:val="000000" w:themeColor="text1"/>
+                <w:sz w:val="20"/>
+                <w:szCs w:val="20"/>
+              </w:rPr>
+              <w:t xml:space="preserve"> </w:t>
+            </w:r>
             <w:r>
               <w:rPr>
                 <w:rFonts w:ascii="Menlo" w:eastAsia="Menlo" w:hAnsi="Menlo" w:cs="Menlo"/>
@@ -12544,13 +13140,18 @@
                 <w:szCs w:val="20"/>
                 <w:lang w:val="ru-RU"/>
               </w:rPr>
-              <w:t xml:space="preserve">        await _database.DeleteWorkoutExerciseAsync(we);</w:t>
-            </w:r>
-          </w:p>
-          <w:p>
-            <w:pPr>
-              <w:shd w:val="clear" w:color="auto" w:fill="FFFFFF" w:themeFill="background1"/>
-              <w:spacing w:line="300" w:lineRule="auto"/>
+              <w:t>надежный</w:t>
+            </w:r>
+            <w:r>
+              <w:rPr>
+                <w:rFonts w:ascii="Menlo" w:eastAsia="Menlo" w:hAnsi="Menlo" w:cs="Menlo"/>
+                <w:color w:val="000000" w:themeColor="text1"/>
+                <w:sz w:val="20"/>
+                <w:szCs w:val="20"/>
+              </w:rPr>
+              <w:t xml:space="preserve"> </w:t>
+            </w:r>
+            <w:r>
               <w:rPr>
                 <w:rFonts w:ascii="Menlo" w:eastAsia="Menlo" w:hAnsi="Menlo" w:cs="Menlo"/>
                 <w:color w:val="000000" w:themeColor="text1"/>
@@ -12558,49 +13159,35 @@
                 <w:szCs w:val="20"/>
                 <w:lang w:val="ru-RU"/>
               </w:rPr>
-            </w:pPr>
-          </w:p>
-          <w:p>
-            <w:pPr>
-              <w:shd w:val="clear" w:color="auto" w:fill="FFFFFF" w:themeFill="background1"/>
-              <w:spacing w:line="300" w:lineRule="auto"/>
-              <w:rPr>
-                <w:rFonts w:ascii="Menlo" w:eastAsia="Menlo" w:hAnsi="Menlo" w:cs="Menlo"/>
-                <w:color w:val="000000" w:themeColor="text1"/>
-                <w:sz w:val="20"/>
-                <w:szCs w:val="20"/>
-                <w:lang w:val="ru-RU"/>
-              </w:rPr>
-            </w:pPr>
-            <w:r>
-              <w:rPr>
-                <w:rFonts w:ascii="Menlo" w:eastAsia="Menlo" w:hAnsi="Menlo" w:cs="Menlo"/>
-                <w:color w:val="000000" w:themeColor="text1"/>
-                <w:sz w:val="20"/>
-                <w:szCs w:val="20"/>
-                <w:lang w:val="ru-RU"/>
-              </w:rPr>
-              <w:t xml:space="preserve">        // 3) обновить UI (самый надежный способ)</w:t>
-            </w:r>
-          </w:p>
-          <w:p>
-            <w:pPr>
-              <w:shd w:val="clear" w:color="auto" w:fill="FFFFFF" w:themeFill="background1"/>
-              <w:spacing w:line="300" w:lineRule="auto"/>
-              <w:rPr>
-                <w:rFonts w:ascii="Menlo" w:eastAsia="Menlo" w:hAnsi="Menlo" w:cs="Menlo"/>
-                <w:color w:val="000000" w:themeColor="text1"/>
-                <w:sz w:val="20"/>
-                <w:szCs w:val="20"/>
-              </w:rPr>
-            </w:pPr>
-            <w:r>
-              <w:rPr>
-                <w:rFonts w:ascii="Menlo" w:eastAsia="Menlo" w:hAnsi="Menlo" w:cs="Menlo"/>
-                <w:color w:val="000000" w:themeColor="text1"/>
-                <w:sz w:val="20"/>
-                <w:szCs w:val="20"/>
-                <w:lang w:val="ru-RU"/>
+              <w:t>способ</w:t>
+            </w:r>
+            <w:r>
+              <w:rPr>
+                <w:rFonts w:ascii="Menlo" w:eastAsia="Menlo" w:hAnsi="Menlo" w:cs="Menlo"/>
+                <w:color w:val="000000" w:themeColor="text1"/>
+                <w:sz w:val="20"/>
+                <w:szCs w:val="20"/>
+              </w:rPr>
+              <w:t>)</w:t>
+            </w:r>
+          </w:p>
+          <w:p>
+            <w:pPr>
+              <w:shd w:val="clear" w:color="auto" w:fill="FFFFFF" w:themeFill="background1"/>
+              <w:spacing w:line="300" w:lineRule="auto"/>
+              <w:rPr>
+                <w:rFonts w:ascii="Menlo" w:eastAsia="Menlo" w:hAnsi="Menlo" w:cs="Menlo"/>
+                <w:color w:val="000000" w:themeColor="text1"/>
+                <w:sz w:val="20"/>
+                <w:szCs w:val="20"/>
+              </w:rPr>
+            </w:pPr>
+            <w:r>
+              <w:rPr>
+                <w:rFonts w:ascii="Menlo" w:eastAsia="Menlo" w:hAnsi="Menlo" w:cs="Menlo"/>
+                <w:color w:val="000000" w:themeColor="text1"/>
+                <w:sz w:val="20"/>
+                <w:szCs w:val="20"/>
               </w:rPr>
               <w:t xml:space="preserve">        </w:t>
             </w:r>
@@ -13046,27 +13633,7 @@
                 <w:sz w:val="20"/>
                 <w:szCs w:val="20"/>
               </w:rPr>
-              <w:t xml:space="preserve">    public async </w:t>
-            </w:r>
-            <w:proofErr w:type="gramStart"/>
-            <w:r>
-              <w:rPr>
-                <w:rFonts w:ascii="Menlo" w:eastAsia="Menlo" w:hAnsi="Menlo" w:cs="Menlo"/>
-                <w:color w:val="000000" w:themeColor="text1"/>
-                <w:sz w:val="20"/>
-                <w:szCs w:val="20"/>
-              </w:rPr>
-              <w:t>Task</w:t>
-            </w:r>
-            <w:proofErr w:type="gramEnd"/>
-            <w:r>
-              <w:rPr>
-                <w:rFonts w:ascii="Menlo" w:eastAsia="Menlo" w:hAnsi="Menlo" w:cs="Menlo"/>
-                <w:color w:val="000000" w:themeColor="text1"/>
-                <w:sz w:val="20"/>
-                <w:szCs w:val="20"/>
-              </w:rPr>
-              <w:t xml:space="preserve"> AddExerciseToWorkout(Exercise exercise)</w:t>
+              <w:t xml:space="preserve">    public async Task AddExerciseToWorkout(Exercise exercise)</w:t>
             </w:r>
           </w:p>
           <w:p>
@@ -13749,27 +14316,7 @@
                 <w:sz w:val="20"/>
                 <w:szCs w:val="20"/>
               </w:rPr>
-              <w:t xml:space="preserve">        </w:t>
-            </w:r>
-            <w:proofErr w:type="gramStart"/>
-            <w:r>
-              <w:rPr>
-                <w:rFonts w:ascii="Menlo" w:eastAsia="Menlo" w:hAnsi="Menlo" w:cs="Menlo"/>
-                <w:color w:val="000000" w:themeColor="text1"/>
-                <w:sz w:val="20"/>
-                <w:szCs w:val="20"/>
-              </w:rPr>
-              <w:t>CurrentWorkout</w:t>
-            </w:r>
-            <w:proofErr w:type="gramEnd"/>
-            <w:r>
-              <w:rPr>
-                <w:rFonts w:ascii="Menlo" w:eastAsia="Menlo" w:hAnsi="Menlo" w:cs="Menlo"/>
-                <w:color w:val="000000" w:themeColor="text1"/>
-                <w:sz w:val="20"/>
-                <w:szCs w:val="20"/>
-              </w:rPr>
-              <w:t>.StartTime = WorkoutDate;</w:t>
+              <w:t xml:space="preserve">        CurrentWorkout.StartTime = WorkoutDate;</w:t>
             </w:r>
           </w:p>
           <w:p>
@@ -16140,10 +16687,7 @@
         <w:t xml:space="preserve">Код файла </w:t>
       </w:r>
       <w:r>
-        <w:t>ExerciseSelectionViewModel</w:t>
-      </w:r>
-      <w:r>
-        <w:t>.</w:t>
+        <w:t>ExerciseSelectionViewModel.</w:t>
       </w:r>
       <w:r>
         <w:rPr>
@@ -17029,9 +17573,9 @@
     </w:tbl>
     <w:p/>
     <w:sectPr>
-      <w:headerReference w:type="default" r:id="rId13"/>
-      <w:footerReference w:type="default" r:id="rId14"/>
-      <w:footerReference w:type="first" r:id="rId15"/>
+      <w:headerReference w:type="default" r:id="rId15"/>
+      <w:footerReference w:type="default" r:id="rId16"/>
+      <w:footerReference w:type="first" r:id="rId17"/>
       <w:pgSz w:w="11906" w:h="16838"/>
       <w:pgMar w:top="1134" w:right="851" w:bottom="1134" w:left="1701" w:header="708" w:footer="708" w:gutter="0"/>
       <w:pgNumType w:start="0"/>
@@ -17603,188 +18147,16 @@
     </w:lvl>
   </w:abstractNum>
   <w:abstractNum w:abstractNumId="4" w15:restartNumberingAfterBreak="0">
-    <w:nsid w:val="21154DDB"/>
+    <w:nsid w:val="113D15BA"/>
     <w:multiLevelType w:val="hybridMultilevel"/>
-    <w:tmpl w:val="346A41A2"/>
-    <w:lvl w:ilvl="0" w:tplc="0419000F">
-      <w:start w:val="1"/>
-      <w:numFmt w:val="decimal"/>
-      <w:lvlText w:val="%1."/>
-      <w:lvlJc w:val="left"/>
-      <w:pPr>
-        <w:ind w:left="720" w:hanging="360"/>
-      </w:pPr>
-    </w:lvl>
-    <w:lvl w:ilvl="1" w:tplc="04190019" w:tentative="1">
-      <w:start w:val="1"/>
-      <w:numFmt w:val="lowerLetter"/>
-      <w:lvlText w:val="%2."/>
-      <w:lvlJc w:val="left"/>
-      <w:pPr>
-        <w:ind w:left="1440" w:hanging="360"/>
-      </w:pPr>
-    </w:lvl>
-    <w:lvl w:ilvl="2" w:tplc="0419001B" w:tentative="1">
-      <w:start w:val="1"/>
-      <w:numFmt w:val="lowerRoman"/>
-      <w:lvlText w:val="%3."/>
-      <w:lvlJc w:val="right"/>
-      <w:pPr>
-        <w:ind w:left="2160" w:hanging="180"/>
-      </w:pPr>
-    </w:lvl>
-    <w:lvl w:ilvl="3" w:tplc="0419000F" w:tentative="1">
-      <w:start w:val="1"/>
-      <w:numFmt w:val="decimal"/>
-      <w:lvlText w:val="%4."/>
-      <w:lvlJc w:val="left"/>
-      <w:pPr>
-        <w:ind w:left="2880" w:hanging="360"/>
-      </w:pPr>
-    </w:lvl>
-    <w:lvl w:ilvl="4" w:tplc="04190019" w:tentative="1">
-      <w:start w:val="1"/>
-      <w:numFmt w:val="lowerLetter"/>
-      <w:lvlText w:val="%5."/>
-      <w:lvlJc w:val="left"/>
-      <w:pPr>
-        <w:ind w:left="3600" w:hanging="360"/>
-      </w:pPr>
-    </w:lvl>
-    <w:lvl w:ilvl="5" w:tplc="0419001B" w:tentative="1">
-      <w:start w:val="1"/>
-      <w:numFmt w:val="lowerRoman"/>
-      <w:lvlText w:val="%6."/>
-      <w:lvlJc w:val="right"/>
-      <w:pPr>
-        <w:ind w:left="4320" w:hanging="180"/>
-      </w:pPr>
-    </w:lvl>
-    <w:lvl w:ilvl="6" w:tplc="0419000F" w:tentative="1">
-      <w:start w:val="1"/>
-      <w:numFmt w:val="decimal"/>
-      <w:lvlText w:val="%7."/>
-      <w:lvlJc w:val="left"/>
-      <w:pPr>
-        <w:ind w:left="5040" w:hanging="360"/>
-      </w:pPr>
-    </w:lvl>
-    <w:lvl w:ilvl="7" w:tplc="04190019" w:tentative="1">
-      <w:start w:val="1"/>
-      <w:numFmt w:val="lowerLetter"/>
-      <w:lvlText w:val="%8."/>
-      <w:lvlJc w:val="left"/>
-      <w:pPr>
-        <w:ind w:left="5760" w:hanging="360"/>
-      </w:pPr>
-    </w:lvl>
-    <w:lvl w:ilvl="8" w:tplc="0419001B" w:tentative="1">
-      <w:start w:val="1"/>
-      <w:numFmt w:val="lowerRoman"/>
-      <w:lvlText w:val="%9."/>
-      <w:lvlJc w:val="right"/>
-      <w:pPr>
-        <w:ind w:left="6480" w:hanging="180"/>
-      </w:pPr>
-    </w:lvl>
-  </w:abstractNum>
-  <w:abstractNum w:abstractNumId="5" w15:restartNumberingAfterBreak="0">
-    <w:nsid w:val="22ED0BD9"/>
-    <w:multiLevelType w:val="hybridMultilevel"/>
-    <w:tmpl w:val="D02812D4"/>
-    <w:lvl w:ilvl="0" w:tplc="0419000F">
-      <w:start w:val="1"/>
-      <w:numFmt w:val="decimal"/>
-      <w:lvlText w:val="%1."/>
-      <w:lvlJc w:val="left"/>
-      <w:pPr>
-        <w:ind w:left="1068" w:hanging="360"/>
-      </w:pPr>
-    </w:lvl>
-    <w:lvl w:ilvl="1" w:tplc="04190019" w:tentative="1">
-      <w:start w:val="1"/>
-      <w:numFmt w:val="lowerLetter"/>
-      <w:lvlText w:val="%2."/>
-      <w:lvlJc w:val="left"/>
-      <w:pPr>
-        <w:ind w:left="1079" w:hanging="360"/>
-      </w:pPr>
-    </w:lvl>
-    <w:lvl w:ilvl="2" w:tplc="0419001B" w:tentative="1">
-      <w:start w:val="1"/>
-      <w:numFmt w:val="lowerRoman"/>
-      <w:lvlText w:val="%3."/>
-      <w:lvlJc w:val="right"/>
-      <w:pPr>
-        <w:ind w:left="1799" w:hanging="180"/>
-      </w:pPr>
-    </w:lvl>
-    <w:lvl w:ilvl="3" w:tplc="0419000F" w:tentative="1">
-      <w:start w:val="1"/>
-      <w:numFmt w:val="decimal"/>
-      <w:lvlText w:val="%4."/>
-      <w:lvlJc w:val="left"/>
-      <w:pPr>
-        <w:ind w:left="2519" w:hanging="360"/>
-      </w:pPr>
-    </w:lvl>
-    <w:lvl w:ilvl="4" w:tplc="04190019" w:tentative="1">
-      <w:start w:val="1"/>
-      <w:numFmt w:val="lowerLetter"/>
-      <w:lvlText w:val="%5."/>
-      <w:lvlJc w:val="left"/>
-      <w:pPr>
-        <w:ind w:left="3239" w:hanging="360"/>
-      </w:pPr>
-    </w:lvl>
-    <w:lvl w:ilvl="5" w:tplc="0419001B" w:tentative="1">
-      <w:start w:val="1"/>
-      <w:numFmt w:val="lowerRoman"/>
-      <w:lvlText w:val="%6."/>
-      <w:lvlJc w:val="right"/>
-      <w:pPr>
-        <w:ind w:left="3959" w:hanging="180"/>
-      </w:pPr>
-    </w:lvl>
-    <w:lvl w:ilvl="6" w:tplc="0419000F" w:tentative="1">
-      <w:start w:val="1"/>
-      <w:numFmt w:val="decimal"/>
-      <w:lvlText w:val="%7."/>
-      <w:lvlJc w:val="left"/>
-      <w:pPr>
-        <w:ind w:left="4679" w:hanging="360"/>
-      </w:pPr>
-    </w:lvl>
-    <w:lvl w:ilvl="7" w:tplc="04190019" w:tentative="1">
-      <w:start w:val="1"/>
-      <w:numFmt w:val="lowerLetter"/>
-      <w:lvlText w:val="%8."/>
-      <w:lvlJc w:val="left"/>
-      <w:pPr>
-        <w:ind w:left="5399" w:hanging="360"/>
-      </w:pPr>
-    </w:lvl>
-    <w:lvl w:ilvl="8" w:tplc="0419001B" w:tentative="1">
-      <w:start w:val="1"/>
-      <w:numFmt w:val="lowerRoman"/>
-      <w:lvlText w:val="%9."/>
-      <w:lvlJc w:val="right"/>
-      <w:pPr>
-        <w:ind w:left="6119" w:hanging="180"/>
-      </w:pPr>
-    </w:lvl>
-  </w:abstractNum>
-  <w:abstractNum w:abstractNumId="6" w15:restartNumberingAfterBreak="0">
-    <w:nsid w:val="2474341B"/>
-    <w:multiLevelType w:val="hybridMultilevel"/>
-    <w:tmpl w:val="772C3DF6"/>
+    <w:tmpl w:val="5D645B6E"/>
     <w:lvl w:ilvl="0" w:tplc="0A8C20B8">
       <w:start w:val="1"/>
       <w:numFmt w:val="bullet"/>
       <w:lvlText w:val=""/>
       <w:lvlJc w:val="left"/>
       <w:pPr>
-        <w:ind w:left="360" w:hanging="360"/>
+        <w:ind w:left="1429" w:hanging="360"/>
       </w:pPr>
       <w:rPr>
         <w:rFonts w:ascii="Symbol" w:hAnsi="Symbol" w:hint="default"/>
@@ -17796,7 +18168,7 @@
       <w:lvlText w:val="o"/>
       <w:lvlJc w:val="left"/>
       <w:pPr>
-        <w:ind w:left="1080" w:hanging="360"/>
+        <w:ind w:left="2149" w:hanging="360"/>
       </w:pPr>
       <w:rPr>
         <w:rFonts w:ascii="Courier New" w:hAnsi="Courier New" w:cs="Courier New" w:hint="default"/>
@@ -17808,7 +18180,7 @@
       <w:lvlText w:val=""/>
       <w:lvlJc w:val="left"/>
       <w:pPr>
-        <w:ind w:left="1800" w:hanging="360"/>
+        <w:ind w:left="2869" w:hanging="360"/>
       </w:pPr>
       <w:rPr>
         <w:rFonts w:ascii="Wingdings" w:hAnsi="Wingdings" w:hint="default"/>
@@ -17820,7 +18192,7 @@
       <w:lvlText w:val=""/>
       <w:lvlJc w:val="left"/>
       <w:pPr>
-        <w:ind w:left="2520" w:hanging="360"/>
+        <w:ind w:left="3589" w:hanging="360"/>
       </w:pPr>
       <w:rPr>
         <w:rFonts w:ascii="Symbol" w:hAnsi="Symbol" w:hint="default"/>
@@ -17832,7 +18204,7 @@
       <w:lvlText w:val="o"/>
       <w:lvlJc w:val="left"/>
       <w:pPr>
-        <w:ind w:left="3240" w:hanging="360"/>
+        <w:ind w:left="4309" w:hanging="360"/>
       </w:pPr>
       <w:rPr>
         <w:rFonts w:ascii="Courier New" w:hAnsi="Courier New" w:cs="Courier New" w:hint="default"/>
@@ -17844,7 +18216,7 @@
       <w:lvlText w:val=""/>
       <w:lvlJc w:val="left"/>
       <w:pPr>
-        <w:ind w:left="3960" w:hanging="360"/>
+        <w:ind w:left="5029" w:hanging="360"/>
       </w:pPr>
       <w:rPr>
         <w:rFonts w:ascii="Wingdings" w:hAnsi="Wingdings" w:hint="default"/>
@@ -17856,7 +18228,7 @@
       <w:lvlText w:val=""/>
       <w:lvlJc w:val="left"/>
       <w:pPr>
-        <w:ind w:left="4680" w:hanging="360"/>
+        <w:ind w:left="5749" w:hanging="360"/>
       </w:pPr>
       <w:rPr>
         <w:rFonts w:ascii="Symbol" w:hAnsi="Symbol" w:hint="default"/>
@@ -17868,7 +18240,7 @@
       <w:lvlText w:val="o"/>
       <w:lvlJc w:val="left"/>
       <w:pPr>
-        <w:ind w:left="5400" w:hanging="360"/>
+        <w:ind w:left="6469" w:hanging="360"/>
       </w:pPr>
       <w:rPr>
         <w:rFonts w:ascii="Courier New" w:hAnsi="Courier New" w:cs="Courier New" w:hint="default"/>
@@ -17880,27 +18252,290 @@
       <w:lvlText w:val=""/>
       <w:lvlJc w:val="left"/>
       <w:pPr>
-        <w:ind w:left="6120" w:hanging="360"/>
+        <w:ind w:left="7189" w:hanging="360"/>
       </w:pPr>
       <w:rPr>
         <w:rFonts w:ascii="Wingdings" w:hAnsi="Wingdings" w:hint="default"/>
       </w:rPr>
     </w:lvl>
   </w:abstractNum>
+  <w:abstractNum w:abstractNumId="5" w15:restartNumberingAfterBreak="0">
+    <w:nsid w:val="1C301D2E"/>
+    <w:multiLevelType w:val="hybridMultilevel"/>
+    <w:tmpl w:val="FC16A4B2"/>
+    <w:lvl w:ilvl="0" w:tplc="0A8C20B8">
+      <w:start w:val="1"/>
+      <w:numFmt w:val="bullet"/>
+      <w:lvlText w:val=""/>
+      <w:lvlJc w:val="left"/>
+      <w:pPr>
+        <w:ind w:left="1069" w:hanging="360"/>
+      </w:pPr>
+      <w:rPr>
+        <w:rFonts w:ascii="Symbol" w:hAnsi="Symbol" w:hint="default"/>
+      </w:rPr>
+    </w:lvl>
+    <w:lvl w:ilvl="1" w:tplc="FFFFFFFF">
+      <w:numFmt w:val="bullet"/>
+      <w:lvlText w:val="•"/>
+      <w:lvlJc w:val="left"/>
+      <w:pPr>
+        <w:ind w:left="1789" w:hanging="360"/>
+      </w:pPr>
+      <w:rPr>
+        <w:rFonts w:ascii="Times New Roman" w:eastAsiaTheme="minorHAnsi" w:hAnsi="Times New Roman" w:cs="Times New Roman" w:hint="default"/>
+      </w:rPr>
+    </w:lvl>
+    <w:lvl w:ilvl="2" w:tplc="FFFFFFFF" w:tentative="1">
+      <w:start w:val="1"/>
+      <w:numFmt w:val="lowerRoman"/>
+      <w:lvlText w:val="%3."/>
+      <w:lvlJc w:val="right"/>
+      <w:pPr>
+        <w:ind w:left="2509" w:hanging="180"/>
+      </w:pPr>
+    </w:lvl>
+    <w:lvl w:ilvl="3" w:tplc="FFFFFFFF" w:tentative="1">
+      <w:start w:val="1"/>
+      <w:numFmt w:val="decimal"/>
+      <w:lvlText w:val="%4."/>
+      <w:lvlJc w:val="left"/>
+      <w:pPr>
+        <w:ind w:left="3229" w:hanging="360"/>
+      </w:pPr>
+    </w:lvl>
+    <w:lvl w:ilvl="4" w:tplc="FFFFFFFF" w:tentative="1">
+      <w:start w:val="1"/>
+      <w:numFmt w:val="lowerLetter"/>
+      <w:lvlText w:val="%5."/>
+      <w:lvlJc w:val="left"/>
+      <w:pPr>
+        <w:ind w:left="3949" w:hanging="360"/>
+      </w:pPr>
+    </w:lvl>
+    <w:lvl w:ilvl="5" w:tplc="FFFFFFFF" w:tentative="1">
+      <w:start w:val="1"/>
+      <w:numFmt w:val="lowerRoman"/>
+      <w:lvlText w:val="%6."/>
+      <w:lvlJc w:val="right"/>
+      <w:pPr>
+        <w:ind w:left="4669" w:hanging="180"/>
+      </w:pPr>
+    </w:lvl>
+    <w:lvl w:ilvl="6" w:tplc="FFFFFFFF" w:tentative="1">
+      <w:start w:val="1"/>
+      <w:numFmt w:val="decimal"/>
+      <w:lvlText w:val="%7."/>
+      <w:lvlJc w:val="left"/>
+      <w:pPr>
+        <w:ind w:left="5389" w:hanging="360"/>
+      </w:pPr>
+    </w:lvl>
+    <w:lvl w:ilvl="7" w:tplc="FFFFFFFF" w:tentative="1">
+      <w:start w:val="1"/>
+      <w:numFmt w:val="lowerLetter"/>
+      <w:lvlText w:val="%8."/>
+      <w:lvlJc w:val="left"/>
+      <w:pPr>
+        <w:ind w:left="6109" w:hanging="360"/>
+      </w:pPr>
+    </w:lvl>
+    <w:lvl w:ilvl="8" w:tplc="FFFFFFFF" w:tentative="1">
+      <w:start w:val="1"/>
+      <w:numFmt w:val="lowerRoman"/>
+      <w:lvlText w:val="%9."/>
+      <w:lvlJc w:val="right"/>
+      <w:pPr>
+        <w:ind w:left="6829" w:hanging="180"/>
+      </w:pPr>
+    </w:lvl>
+  </w:abstractNum>
+  <w:abstractNum w:abstractNumId="6" w15:restartNumberingAfterBreak="0">
+    <w:nsid w:val="21154DDB"/>
+    <w:multiLevelType w:val="hybridMultilevel"/>
+    <w:tmpl w:val="346A41A2"/>
+    <w:lvl w:ilvl="0" w:tplc="0419000F">
+      <w:start w:val="1"/>
+      <w:numFmt w:val="decimal"/>
+      <w:lvlText w:val="%1."/>
+      <w:lvlJc w:val="left"/>
+      <w:pPr>
+        <w:ind w:left="720" w:hanging="360"/>
+      </w:pPr>
+    </w:lvl>
+    <w:lvl w:ilvl="1" w:tplc="04190019" w:tentative="1">
+      <w:start w:val="1"/>
+      <w:numFmt w:val="lowerLetter"/>
+      <w:lvlText w:val="%2."/>
+      <w:lvlJc w:val="left"/>
+      <w:pPr>
+        <w:ind w:left="1440" w:hanging="360"/>
+      </w:pPr>
+    </w:lvl>
+    <w:lvl w:ilvl="2" w:tplc="0419001B" w:tentative="1">
+      <w:start w:val="1"/>
+      <w:numFmt w:val="lowerRoman"/>
+      <w:lvlText w:val="%3."/>
+      <w:lvlJc w:val="right"/>
+      <w:pPr>
+        <w:ind w:left="2160" w:hanging="180"/>
+      </w:pPr>
+    </w:lvl>
+    <w:lvl w:ilvl="3" w:tplc="0419000F" w:tentative="1">
+      <w:start w:val="1"/>
+      <w:numFmt w:val="decimal"/>
+      <w:lvlText w:val="%4."/>
+      <w:lvlJc w:val="left"/>
+      <w:pPr>
+        <w:ind w:left="2880" w:hanging="360"/>
+      </w:pPr>
+    </w:lvl>
+    <w:lvl w:ilvl="4" w:tplc="04190019" w:tentative="1">
+      <w:start w:val="1"/>
+      <w:numFmt w:val="lowerLetter"/>
+      <w:lvlText w:val="%5."/>
+      <w:lvlJc w:val="left"/>
+      <w:pPr>
+        <w:ind w:left="3600" w:hanging="360"/>
+      </w:pPr>
+    </w:lvl>
+    <w:lvl w:ilvl="5" w:tplc="0419001B" w:tentative="1">
+      <w:start w:val="1"/>
+      <w:numFmt w:val="lowerRoman"/>
+      <w:lvlText w:val="%6."/>
+      <w:lvlJc w:val="right"/>
+      <w:pPr>
+        <w:ind w:left="4320" w:hanging="180"/>
+      </w:pPr>
+    </w:lvl>
+    <w:lvl w:ilvl="6" w:tplc="0419000F" w:tentative="1">
+      <w:start w:val="1"/>
+      <w:numFmt w:val="decimal"/>
+      <w:lvlText w:val="%7."/>
+      <w:lvlJc w:val="left"/>
+      <w:pPr>
+        <w:ind w:left="5040" w:hanging="360"/>
+      </w:pPr>
+    </w:lvl>
+    <w:lvl w:ilvl="7" w:tplc="04190019" w:tentative="1">
+      <w:start w:val="1"/>
+      <w:numFmt w:val="lowerLetter"/>
+      <w:lvlText w:val="%8."/>
+      <w:lvlJc w:val="left"/>
+      <w:pPr>
+        <w:ind w:left="5760" w:hanging="360"/>
+      </w:pPr>
+    </w:lvl>
+    <w:lvl w:ilvl="8" w:tplc="0419001B" w:tentative="1">
+      <w:start w:val="1"/>
+      <w:numFmt w:val="lowerRoman"/>
+      <w:lvlText w:val="%9."/>
+      <w:lvlJc w:val="right"/>
+      <w:pPr>
+        <w:ind w:left="6480" w:hanging="180"/>
+      </w:pPr>
+    </w:lvl>
+  </w:abstractNum>
   <w:abstractNum w:abstractNumId="7" w15:restartNumberingAfterBreak="0">
-    <w:nsid w:val="2791176F"/>
+    <w:nsid w:val="22ED0BD9"/>
     <w:multiLevelType w:val="hybridMultilevel"/>
-    <w:tmpl w:val="B3AE974C"/>
-    <w:lvl w:ilvl="0" w:tplc="BC48AA02">
-      <w:start w:val="2"/>
+    <w:tmpl w:val="D02812D4"/>
+    <w:lvl w:ilvl="0" w:tplc="0419000F">
+      <w:start w:val="1"/>
+      <w:numFmt w:val="decimal"/>
+      <w:lvlText w:val="%1."/>
+      <w:lvlJc w:val="left"/>
+      <w:pPr>
+        <w:ind w:left="1068" w:hanging="360"/>
+      </w:pPr>
+    </w:lvl>
+    <w:lvl w:ilvl="1" w:tplc="04190019" w:tentative="1">
+      <w:start w:val="1"/>
+      <w:numFmt w:val="lowerLetter"/>
+      <w:lvlText w:val="%2."/>
+      <w:lvlJc w:val="left"/>
+      <w:pPr>
+        <w:ind w:left="1079" w:hanging="360"/>
+      </w:pPr>
+    </w:lvl>
+    <w:lvl w:ilvl="2" w:tplc="0419001B" w:tentative="1">
+      <w:start w:val="1"/>
+      <w:numFmt w:val="lowerRoman"/>
+      <w:lvlText w:val="%3."/>
+      <w:lvlJc w:val="right"/>
+      <w:pPr>
+        <w:ind w:left="1799" w:hanging="180"/>
+      </w:pPr>
+    </w:lvl>
+    <w:lvl w:ilvl="3" w:tplc="0419000F" w:tentative="1">
+      <w:start w:val="1"/>
+      <w:numFmt w:val="decimal"/>
+      <w:lvlText w:val="%4."/>
+      <w:lvlJc w:val="left"/>
+      <w:pPr>
+        <w:ind w:left="2519" w:hanging="360"/>
+      </w:pPr>
+    </w:lvl>
+    <w:lvl w:ilvl="4" w:tplc="04190019" w:tentative="1">
+      <w:start w:val="1"/>
+      <w:numFmt w:val="lowerLetter"/>
+      <w:lvlText w:val="%5."/>
+      <w:lvlJc w:val="left"/>
+      <w:pPr>
+        <w:ind w:left="3239" w:hanging="360"/>
+      </w:pPr>
+    </w:lvl>
+    <w:lvl w:ilvl="5" w:tplc="0419001B" w:tentative="1">
+      <w:start w:val="1"/>
+      <w:numFmt w:val="lowerRoman"/>
+      <w:lvlText w:val="%6."/>
+      <w:lvlJc w:val="right"/>
+      <w:pPr>
+        <w:ind w:left="3959" w:hanging="180"/>
+      </w:pPr>
+    </w:lvl>
+    <w:lvl w:ilvl="6" w:tplc="0419000F" w:tentative="1">
+      <w:start w:val="1"/>
+      <w:numFmt w:val="decimal"/>
+      <w:lvlText w:val="%7."/>
+      <w:lvlJc w:val="left"/>
+      <w:pPr>
+        <w:ind w:left="4679" w:hanging="360"/>
+      </w:pPr>
+    </w:lvl>
+    <w:lvl w:ilvl="7" w:tplc="04190019" w:tentative="1">
+      <w:start w:val="1"/>
+      <w:numFmt w:val="lowerLetter"/>
+      <w:lvlText w:val="%8."/>
+      <w:lvlJc w:val="left"/>
+      <w:pPr>
+        <w:ind w:left="5399" w:hanging="360"/>
+      </w:pPr>
+    </w:lvl>
+    <w:lvl w:ilvl="8" w:tplc="0419001B" w:tentative="1">
+      <w:start w:val="1"/>
+      <w:numFmt w:val="lowerRoman"/>
+      <w:lvlText w:val="%9."/>
+      <w:lvlJc w:val="right"/>
+      <w:pPr>
+        <w:ind w:left="6119" w:hanging="180"/>
+      </w:pPr>
+    </w:lvl>
+  </w:abstractNum>
+  <w:abstractNum w:abstractNumId="8" w15:restartNumberingAfterBreak="0">
+    <w:nsid w:val="2474341B"/>
+    <w:multiLevelType w:val="hybridMultilevel"/>
+    <w:tmpl w:val="772C3DF6"/>
+    <w:lvl w:ilvl="0" w:tplc="0A8C20B8">
+      <w:start w:val="1"/>
       <w:numFmt w:val="bullet"/>
-      <w:lvlText w:val=""/>
+      <w:lvlText w:val=""/>
       <w:lvlJc w:val="left"/>
       <w:pPr>
-        <w:ind w:left="1069" w:hanging="360"/>
+        <w:ind w:left="360" w:hanging="360"/>
       </w:pPr>
       <w:rPr>
-        <w:rFonts w:ascii="Symbol" w:eastAsiaTheme="minorHAnsi" w:hAnsi="Symbol" w:cstheme="minorBidi" w:hint="default"/>
+        <w:rFonts w:ascii="Symbol" w:hAnsi="Symbol" w:hint="default"/>
       </w:rPr>
     </w:lvl>
     <w:lvl w:ilvl="1" w:tplc="04190003" w:tentative="1">
@@ -17909,7 +18544,7 @@
       <w:lvlText w:val="o"/>
       <w:lvlJc w:val="left"/>
       <w:pPr>
-        <w:ind w:left="1789" w:hanging="360"/>
+        <w:ind w:left="1080" w:hanging="360"/>
       </w:pPr>
       <w:rPr>
         <w:rFonts w:ascii="Courier New" w:hAnsi="Courier New" w:cs="Courier New" w:hint="default"/>
@@ -17921,7 +18556,7 @@
       <w:lvlText w:val=""/>
       <w:lvlJc w:val="left"/>
       <w:pPr>
-        <w:ind w:left="2509" w:hanging="360"/>
+        <w:ind w:left="1800" w:hanging="360"/>
       </w:pPr>
       <w:rPr>
         <w:rFonts w:ascii="Wingdings" w:hAnsi="Wingdings" w:hint="default"/>
@@ -17933,7 +18568,7 @@
       <w:lvlText w:val=""/>
       <w:lvlJc w:val="left"/>
       <w:pPr>
-        <w:ind w:left="3229" w:hanging="360"/>
+        <w:ind w:left="2520" w:hanging="360"/>
       </w:pPr>
       <w:rPr>
         <w:rFonts w:ascii="Symbol" w:hAnsi="Symbol" w:hint="default"/>
@@ -17945,7 +18580,7 @@
       <w:lvlText w:val="o"/>
       <w:lvlJc w:val="left"/>
       <w:pPr>
-        <w:ind w:left="3949" w:hanging="360"/>
+        <w:ind w:left="3240" w:hanging="360"/>
       </w:pPr>
       <w:rPr>
         <w:rFonts w:ascii="Courier New" w:hAnsi="Courier New" w:cs="Courier New" w:hint="default"/>
@@ -17957,7 +18592,7 @@
       <w:lvlText w:val=""/>
       <w:lvlJc w:val="left"/>
       <w:pPr>
-        <w:ind w:left="4669" w:hanging="360"/>
+        <w:ind w:left="3960" w:hanging="360"/>
       </w:pPr>
       <w:rPr>
         <w:rFonts w:ascii="Wingdings" w:hAnsi="Wingdings" w:hint="default"/>
@@ -17969,7 +18604,7 @@
       <w:lvlText w:val=""/>
       <w:lvlJc w:val="left"/>
       <w:pPr>
-        <w:ind w:left="5389" w:hanging="360"/>
+        <w:ind w:left="4680" w:hanging="360"/>
       </w:pPr>
       <w:rPr>
         <w:rFonts w:ascii="Symbol" w:hAnsi="Symbol" w:hint="default"/>
@@ -17981,7 +18616,7 @@
       <w:lvlText w:val="o"/>
       <w:lvlJc w:val="left"/>
       <w:pPr>
-        <w:ind w:left="6109" w:hanging="360"/>
+        <w:ind w:left="5400" w:hanging="360"/>
       </w:pPr>
       <w:rPr>
         <w:rFonts w:ascii="Courier New" w:hAnsi="Courier New" w:cs="Courier New" w:hint="default"/>
@@ -17993,24 +18628,24 @@
       <w:lvlText w:val=""/>
       <w:lvlJc w:val="left"/>
       <w:pPr>
-        <w:ind w:left="6829" w:hanging="360"/>
+        <w:ind w:left="6120" w:hanging="360"/>
       </w:pPr>
       <w:rPr>
         <w:rFonts w:ascii="Wingdings" w:hAnsi="Wingdings" w:hint="default"/>
       </w:rPr>
     </w:lvl>
   </w:abstractNum>
-  <w:abstractNum w:abstractNumId="8" w15:restartNumberingAfterBreak="0">
-    <w:nsid w:val="29555900"/>
+  <w:abstractNum w:abstractNumId="9" w15:restartNumberingAfterBreak="0">
+    <w:nsid w:val="2791176F"/>
     <w:multiLevelType w:val="hybridMultilevel"/>
-    <w:tmpl w:val="395AC096"/>
+    <w:tmpl w:val="1FC4E4F8"/>
     <w:lvl w:ilvl="0" w:tplc="0A8C20B8">
       <w:start w:val="1"/>
       <w:numFmt w:val="bullet"/>
       <w:lvlText w:val=""/>
       <w:lvlJc w:val="left"/>
       <w:pPr>
-        <w:ind w:left="360" w:hanging="360"/>
+        <w:ind w:left="1069" w:hanging="360"/>
       </w:pPr>
       <w:rPr>
         <w:rFonts w:ascii="Symbol" w:hAnsi="Symbol" w:hint="default"/>
@@ -18022,7 +18657,7 @@
       <w:lvlText w:val="o"/>
       <w:lvlJc w:val="left"/>
       <w:pPr>
-        <w:ind w:left="1080" w:hanging="360"/>
+        <w:ind w:left="1789" w:hanging="360"/>
       </w:pPr>
       <w:rPr>
         <w:rFonts w:ascii="Courier New" w:hAnsi="Courier New" w:cs="Courier New" w:hint="default"/>
@@ -18034,7 +18669,7 @@
       <w:lvlText w:val=""/>
       <w:lvlJc w:val="left"/>
       <w:pPr>
-        <w:ind w:left="1800" w:hanging="360"/>
+        <w:ind w:left="2509" w:hanging="360"/>
       </w:pPr>
       <w:rPr>
         <w:rFonts w:ascii="Wingdings" w:hAnsi="Wingdings" w:hint="default"/>
@@ -18046,7 +18681,7 @@
       <w:lvlText w:val=""/>
       <w:lvlJc w:val="left"/>
       <w:pPr>
-        <w:ind w:left="2520" w:hanging="360"/>
+        <w:ind w:left="3229" w:hanging="360"/>
       </w:pPr>
       <w:rPr>
         <w:rFonts w:ascii="Symbol" w:hAnsi="Symbol" w:hint="default"/>
@@ -18058,7 +18693,7 @@
       <w:lvlText w:val="o"/>
       <w:lvlJc w:val="left"/>
       <w:pPr>
-        <w:ind w:left="3240" w:hanging="360"/>
+        <w:ind w:left="3949" w:hanging="360"/>
       </w:pPr>
       <w:rPr>
         <w:rFonts w:ascii="Courier New" w:hAnsi="Courier New" w:cs="Courier New" w:hint="default"/>
@@ -18070,7 +18705,7 @@
       <w:lvlText w:val=""/>
       <w:lvlJc w:val="left"/>
       <w:pPr>
-        <w:ind w:left="3960" w:hanging="360"/>
+        <w:ind w:left="4669" w:hanging="360"/>
       </w:pPr>
       <w:rPr>
         <w:rFonts w:ascii="Wingdings" w:hAnsi="Wingdings" w:hint="default"/>
@@ -18082,7 +18717,7 @@
       <w:lvlText w:val=""/>
       <w:lvlJc w:val="left"/>
       <w:pPr>
-        <w:ind w:left="4680" w:hanging="360"/>
+        <w:ind w:left="5389" w:hanging="360"/>
       </w:pPr>
       <w:rPr>
         <w:rFonts w:ascii="Symbol" w:hAnsi="Symbol" w:hint="default"/>
@@ -18094,7 +18729,7 @@
       <w:lvlText w:val="o"/>
       <w:lvlJc w:val="left"/>
       <w:pPr>
-        <w:ind w:left="5400" w:hanging="360"/>
+        <w:ind w:left="6109" w:hanging="360"/>
       </w:pPr>
       <w:rPr>
         <w:rFonts w:ascii="Courier New" w:hAnsi="Courier New" w:cs="Courier New" w:hint="default"/>
@@ -18106,19 +18741,223 @@
       <w:lvlText w:val=""/>
       <w:lvlJc w:val="left"/>
       <w:pPr>
-        <w:ind w:left="6120" w:hanging="360"/>
+        <w:ind w:left="6829" w:hanging="360"/>
       </w:pPr>
       <w:rPr>
         <w:rFonts w:ascii="Wingdings" w:hAnsi="Wingdings" w:hint="default"/>
       </w:rPr>
     </w:lvl>
   </w:abstractNum>
-  <w:abstractNum w:abstractNumId="9" w15:restartNumberingAfterBreak="0">
+  <w:abstractNum w:abstractNumId="10" w15:restartNumberingAfterBreak="0">
+    <w:nsid w:val="29555900"/>
+    <w:multiLevelType w:val="hybridMultilevel"/>
+    <w:tmpl w:val="395AC096"/>
+    <w:lvl w:ilvl="0" w:tplc="0A8C20B8">
+      <w:start w:val="1"/>
+      <w:numFmt w:val="bullet"/>
+      <w:lvlText w:val=""/>
+      <w:lvlJc w:val="left"/>
+      <w:pPr>
+        <w:ind w:left="360" w:hanging="360"/>
+      </w:pPr>
+      <w:rPr>
+        <w:rFonts w:ascii="Symbol" w:hAnsi="Symbol" w:hint="default"/>
+      </w:rPr>
+    </w:lvl>
+    <w:lvl w:ilvl="1" w:tplc="04190003" w:tentative="1">
+      <w:start w:val="1"/>
+      <w:numFmt w:val="bullet"/>
+      <w:lvlText w:val="o"/>
+      <w:lvlJc w:val="left"/>
+      <w:pPr>
+        <w:ind w:left="1080" w:hanging="360"/>
+      </w:pPr>
+      <w:rPr>
+        <w:rFonts w:ascii="Courier New" w:hAnsi="Courier New" w:cs="Courier New" w:hint="default"/>
+      </w:rPr>
+    </w:lvl>
+    <w:lvl w:ilvl="2" w:tplc="04190005" w:tentative="1">
+      <w:start w:val="1"/>
+      <w:numFmt w:val="bullet"/>
+      <w:lvlText w:val=""/>
+      <w:lvlJc w:val="left"/>
+      <w:pPr>
+        <w:ind w:left="1800" w:hanging="360"/>
+      </w:pPr>
+      <w:rPr>
+        <w:rFonts w:ascii="Wingdings" w:hAnsi="Wingdings" w:hint="default"/>
+      </w:rPr>
+    </w:lvl>
+    <w:lvl w:ilvl="3" w:tplc="04190001" w:tentative="1">
+      <w:start w:val="1"/>
+      <w:numFmt w:val="bullet"/>
+      <w:lvlText w:val=""/>
+      <w:lvlJc w:val="left"/>
+      <w:pPr>
+        <w:ind w:left="2520" w:hanging="360"/>
+      </w:pPr>
+      <w:rPr>
+        <w:rFonts w:ascii="Symbol" w:hAnsi="Symbol" w:hint="default"/>
+      </w:rPr>
+    </w:lvl>
+    <w:lvl w:ilvl="4" w:tplc="04190003" w:tentative="1">
+      <w:start w:val="1"/>
+      <w:numFmt w:val="bullet"/>
+      <w:lvlText w:val="o"/>
+      <w:lvlJc w:val="left"/>
+      <w:pPr>
+        <w:ind w:left="3240" w:hanging="360"/>
+      </w:pPr>
+      <w:rPr>
+        <w:rFonts w:ascii="Courier New" w:hAnsi="Courier New" w:cs="Courier New" w:hint="default"/>
+      </w:rPr>
+    </w:lvl>
+    <w:lvl w:ilvl="5" w:tplc="04190005" w:tentative="1">
+      <w:start w:val="1"/>
+      <w:numFmt w:val="bullet"/>
+      <w:lvlText w:val=""/>
+      <w:lvlJc w:val="left"/>
+      <w:pPr>
+        <w:ind w:left="3960" w:hanging="360"/>
+      </w:pPr>
+      <w:rPr>
+        <w:rFonts w:ascii="Wingdings" w:hAnsi="Wingdings" w:hint="default"/>
+      </w:rPr>
+    </w:lvl>
+    <w:lvl w:ilvl="6" w:tplc="04190001" w:tentative="1">
+      <w:start w:val="1"/>
+      <w:numFmt w:val="bullet"/>
+      <w:lvlText w:val=""/>
+      <w:lvlJc w:val="left"/>
+      <w:pPr>
+        <w:ind w:left="4680" w:hanging="360"/>
+      </w:pPr>
+      <w:rPr>
+        <w:rFonts w:ascii="Symbol" w:hAnsi="Symbol" w:hint="default"/>
+      </w:rPr>
+    </w:lvl>
+    <w:lvl w:ilvl="7" w:tplc="04190003" w:tentative="1">
+      <w:start w:val="1"/>
+      <w:numFmt w:val="bullet"/>
+      <w:lvlText w:val="o"/>
+      <w:lvlJc w:val="left"/>
+      <w:pPr>
+        <w:ind w:left="5400" w:hanging="360"/>
+      </w:pPr>
+      <w:rPr>
+        <w:rFonts w:ascii="Courier New" w:hAnsi="Courier New" w:cs="Courier New" w:hint="default"/>
+      </w:rPr>
+    </w:lvl>
+    <w:lvl w:ilvl="8" w:tplc="04190005" w:tentative="1">
+      <w:start w:val="1"/>
+      <w:numFmt w:val="bullet"/>
+      <w:lvlText w:val=""/>
+      <w:lvlJc w:val="left"/>
+      <w:pPr>
+        <w:ind w:left="6120" w:hanging="360"/>
+      </w:pPr>
+      <w:rPr>
+        <w:rFonts w:ascii="Wingdings" w:hAnsi="Wingdings" w:hint="default"/>
+      </w:rPr>
+    </w:lvl>
+  </w:abstractNum>
+  <w:abstractNum w:abstractNumId="11" w15:restartNumberingAfterBreak="0">
     <w:nsid w:val="2B465830"/>
     <w:multiLevelType w:val="hybridMultilevel"/>
-    <w:tmpl w:val="C8F2A064"/>
+    <w:tmpl w:val="2E5E159A"/>
     <w:lvl w:ilvl="0" w:tplc="8DFC82D6">
       <w:start w:val="1"/>
+      <w:numFmt w:val="decimal"/>
+      <w:lvlText w:val="%1."/>
+      <w:lvlJc w:val="left"/>
+      <w:pPr>
+        <w:ind w:left="1069" w:hanging="360"/>
+      </w:pPr>
+      <w:rPr>
+        <w:rFonts w:hint="default"/>
+      </w:rPr>
+    </w:lvl>
+    <w:lvl w:ilvl="1" w:tplc="219A8EC6">
+      <w:numFmt w:val="bullet"/>
+      <w:lvlText w:val="•"/>
+      <w:lvlJc w:val="left"/>
+      <w:pPr>
+        <w:ind w:left="1789" w:hanging="360"/>
+      </w:pPr>
+      <w:rPr>
+        <w:rFonts w:ascii="Times New Roman" w:eastAsiaTheme="minorHAnsi" w:hAnsi="Times New Roman" w:cs="Times New Roman" w:hint="default"/>
+      </w:rPr>
+    </w:lvl>
+    <w:lvl w:ilvl="2" w:tplc="0419001B" w:tentative="1">
+      <w:start w:val="1"/>
+      <w:numFmt w:val="lowerRoman"/>
+      <w:lvlText w:val="%3."/>
+      <w:lvlJc w:val="right"/>
+      <w:pPr>
+        <w:ind w:left="2509" w:hanging="180"/>
+      </w:pPr>
+    </w:lvl>
+    <w:lvl w:ilvl="3" w:tplc="0419000F" w:tentative="1">
+      <w:start w:val="1"/>
+      <w:numFmt w:val="decimal"/>
+      <w:lvlText w:val="%4."/>
+      <w:lvlJc w:val="left"/>
+      <w:pPr>
+        <w:ind w:left="3229" w:hanging="360"/>
+      </w:pPr>
+    </w:lvl>
+    <w:lvl w:ilvl="4" w:tplc="04190019" w:tentative="1">
+      <w:start w:val="1"/>
+      <w:numFmt w:val="lowerLetter"/>
+      <w:lvlText w:val="%5."/>
+      <w:lvlJc w:val="left"/>
+      <w:pPr>
+        <w:ind w:left="3949" w:hanging="360"/>
+      </w:pPr>
+    </w:lvl>
+    <w:lvl w:ilvl="5" w:tplc="0419001B" w:tentative="1">
+      <w:start w:val="1"/>
+      <w:numFmt w:val="lowerRoman"/>
+      <w:lvlText w:val="%6."/>
+      <w:lvlJc w:val="right"/>
+      <w:pPr>
+        <w:ind w:left="4669" w:hanging="180"/>
+      </w:pPr>
+    </w:lvl>
+    <w:lvl w:ilvl="6" w:tplc="0419000F" w:tentative="1">
+      <w:start w:val="1"/>
+      <w:numFmt w:val="decimal"/>
+      <w:lvlText w:val="%7."/>
+      <w:lvlJc w:val="left"/>
+      <w:pPr>
+        <w:ind w:left="5389" w:hanging="360"/>
+      </w:pPr>
+    </w:lvl>
+    <w:lvl w:ilvl="7" w:tplc="04190019" w:tentative="1">
+      <w:start w:val="1"/>
+      <w:numFmt w:val="lowerLetter"/>
+      <w:lvlText w:val="%8."/>
+      <w:lvlJc w:val="left"/>
+      <w:pPr>
+        <w:ind w:left="6109" w:hanging="360"/>
+      </w:pPr>
+    </w:lvl>
+    <w:lvl w:ilvl="8" w:tplc="0419001B" w:tentative="1">
+      <w:start w:val="1"/>
+      <w:numFmt w:val="lowerRoman"/>
+      <w:lvlText w:val="%9."/>
+      <w:lvlJc w:val="right"/>
+      <w:pPr>
+        <w:ind w:left="6829" w:hanging="180"/>
+      </w:pPr>
+    </w:lvl>
+  </w:abstractNum>
+  <w:abstractNum w:abstractNumId="12" w15:restartNumberingAfterBreak="0">
+    <w:nsid w:val="6C873F12"/>
+    <w:multiLevelType w:val="hybridMultilevel"/>
+    <w:tmpl w:val="ED1AAF30"/>
+    <w:lvl w:ilvl="0" w:tplc="C66E2494">
+      <w:start w:val="3"/>
       <w:numFmt w:val="decimal"/>
       <w:lvlText w:val="%1."/>
       <w:lvlJc w:val="left"/>
@@ -18202,96 +19041,7 @@
       </w:pPr>
     </w:lvl>
   </w:abstractNum>
-  <w:abstractNum w:abstractNumId="10" w15:restartNumberingAfterBreak="0">
-    <w:nsid w:val="6C873F12"/>
-    <w:multiLevelType w:val="hybridMultilevel"/>
-    <w:tmpl w:val="ED1AAF30"/>
-    <w:lvl w:ilvl="0" w:tplc="C66E2494">
-      <w:start w:val="3"/>
-      <w:numFmt w:val="decimal"/>
-      <w:lvlText w:val="%1."/>
-      <w:lvlJc w:val="left"/>
-      <w:pPr>
-        <w:ind w:left="1069" w:hanging="360"/>
-      </w:pPr>
-      <w:rPr>
-        <w:rFonts w:hint="default"/>
-      </w:rPr>
-    </w:lvl>
-    <w:lvl w:ilvl="1" w:tplc="04190019" w:tentative="1">
-      <w:start w:val="1"/>
-      <w:numFmt w:val="lowerLetter"/>
-      <w:lvlText w:val="%2."/>
-      <w:lvlJc w:val="left"/>
-      <w:pPr>
-        <w:ind w:left="1789" w:hanging="360"/>
-      </w:pPr>
-    </w:lvl>
-    <w:lvl w:ilvl="2" w:tplc="0419001B" w:tentative="1">
-      <w:start w:val="1"/>
-      <w:numFmt w:val="lowerRoman"/>
-      <w:lvlText w:val="%3."/>
-      <w:lvlJc w:val="right"/>
-      <w:pPr>
-        <w:ind w:left="2509" w:hanging="180"/>
-      </w:pPr>
-    </w:lvl>
-    <w:lvl w:ilvl="3" w:tplc="0419000F" w:tentative="1">
-      <w:start w:val="1"/>
-      <w:numFmt w:val="decimal"/>
-      <w:lvlText w:val="%4."/>
-      <w:lvlJc w:val="left"/>
-      <w:pPr>
-        <w:ind w:left="3229" w:hanging="360"/>
-      </w:pPr>
-    </w:lvl>
-    <w:lvl w:ilvl="4" w:tplc="04190019" w:tentative="1">
-      <w:start w:val="1"/>
-      <w:numFmt w:val="lowerLetter"/>
-      <w:lvlText w:val="%5."/>
-      <w:lvlJc w:val="left"/>
-      <w:pPr>
-        <w:ind w:left="3949" w:hanging="360"/>
-      </w:pPr>
-    </w:lvl>
-    <w:lvl w:ilvl="5" w:tplc="0419001B" w:tentative="1">
-      <w:start w:val="1"/>
-      <w:numFmt w:val="lowerRoman"/>
-      <w:lvlText w:val="%6."/>
-      <w:lvlJc w:val="right"/>
-      <w:pPr>
-        <w:ind w:left="4669" w:hanging="180"/>
-      </w:pPr>
-    </w:lvl>
-    <w:lvl w:ilvl="6" w:tplc="0419000F" w:tentative="1">
-      <w:start w:val="1"/>
-      <w:numFmt w:val="decimal"/>
-      <w:lvlText w:val="%7."/>
-      <w:lvlJc w:val="left"/>
-      <w:pPr>
-        <w:ind w:left="5389" w:hanging="360"/>
-      </w:pPr>
-    </w:lvl>
-    <w:lvl w:ilvl="7" w:tplc="04190019" w:tentative="1">
-      <w:start w:val="1"/>
-      <w:numFmt w:val="lowerLetter"/>
-      <w:lvlText w:val="%8."/>
-      <w:lvlJc w:val="left"/>
-      <w:pPr>
-        <w:ind w:left="6109" w:hanging="360"/>
-      </w:pPr>
-    </w:lvl>
-    <w:lvl w:ilvl="8" w:tplc="0419001B" w:tentative="1">
-      <w:start w:val="1"/>
-      <w:numFmt w:val="lowerRoman"/>
-      <w:lvlText w:val="%9."/>
-      <w:lvlJc w:val="right"/>
-      <w:pPr>
-        <w:ind w:left="6829" w:hanging="180"/>
-      </w:pPr>
-    </w:lvl>
-  </w:abstractNum>
-  <w:abstractNum w:abstractNumId="11" w15:restartNumberingAfterBreak="0">
+  <w:abstractNum w:abstractNumId="13" w15:restartNumberingAfterBreak="0">
     <w:nsid w:val="750B03F2"/>
     <w:multiLevelType w:val="hybridMultilevel"/>
     <w:tmpl w:val="2898C1C4"/>
@@ -18377,7 +19127,7 @@
       </w:pPr>
     </w:lvl>
   </w:abstractNum>
-  <w:abstractNum w:abstractNumId="12" w15:restartNumberingAfterBreak="0">
+  <w:abstractNum w:abstractNumId="14" w15:restartNumberingAfterBreak="0">
     <w:nsid w:val="79852566"/>
     <w:multiLevelType w:val="hybridMultilevel"/>
     <w:tmpl w:val="053ACED0"/>
@@ -18467,7 +19217,7 @@
     <w:abstractNumId w:val="1"/>
   </w:num>
   <w:num w:numId="2" w16cid:durableId="902834446">
-    <w:abstractNumId w:val="11"/>
+    <w:abstractNumId w:val="13"/>
   </w:num>
   <w:num w:numId="3" w16cid:durableId="1210606323">
     <w:abstractNumId w:val="2"/>
@@ -18476,31 +19226,37 @@
     <w:abstractNumId w:val="0"/>
   </w:num>
   <w:num w:numId="5" w16cid:durableId="307590003">
+    <w:abstractNumId w:val="11"/>
+  </w:num>
+  <w:num w:numId="6" w16cid:durableId="390350678">
     <w:abstractNumId w:val="9"/>
   </w:num>
-  <w:num w:numId="6" w16cid:durableId="390350678">
-    <w:abstractNumId w:val="7"/>
+  <w:num w:numId="7" w16cid:durableId="993333241">
+    <w:abstractNumId w:val="12"/>
   </w:num>
-  <w:num w:numId="7" w16cid:durableId="993333241">
+  <w:num w:numId="8" w16cid:durableId="1306280340">
+    <w:abstractNumId w:val="14"/>
+  </w:num>
+  <w:num w:numId="9" w16cid:durableId="939802244">
+    <w:abstractNumId w:val="6"/>
+  </w:num>
+  <w:num w:numId="10" w16cid:durableId="2070109497">
     <w:abstractNumId w:val="10"/>
   </w:num>
-  <w:num w:numId="8" w16cid:durableId="1306280340">
-    <w:abstractNumId w:val="12"/>
-  </w:num>
-  <w:num w:numId="9" w16cid:durableId="939802244">
-    <w:abstractNumId w:val="4"/>
-  </w:num>
-  <w:num w:numId="10" w16cid:durableId="2070109497">
-    <w:abstractNumId w:val="8"/>
-  </w:num>
   <w:num w:numId="11" w16cid:durableId="662319608">
-    <w:abstractNumId w:val="5"/>
+    <w:abstractNumId w:val="7"/>
   </w:num>
   <w:num w:numId="12" w16cid:durableId="1551263156">
     <w:abstractNumId w:val="3"/>
   </w:num>
   <w:num w:numId="13" w16cid:durableId="731579195">
-    <w:abstractNumId w:val="6"/>
+    <w:abstractNumId w:val="8"/>
+  </w:num>
+  <w:num w:numId="14" w16cid:durableId="107819104">
+    <w:abstractNumId w:val="4"/>
+  </w:num>
+  <w:num w:numId="15" w16cid:durableId="627053174">
+    <w:abstractNumId w:val="5"/>
   </w:num>
   <w:numIdMacAtCleanup w:val="7"/>
 </w:numbering>
@@ -19764,6 +20520,58 @@
   <w:style w:type="character" w:customStyle="1" w:styleId="NormalTok">
     <w:name w:val="NormalTok"/>
   </w:style>
+  <w:style w:type="paragraph" w:styleId="afc">
+    <w:name w:val="footnote text"/>
+    <w:basedOn w:val="a2"/>
+    <w:link w:val="afd"/>
+    <w:uiPriority w:val="99"/>
+    <w:semiHidden/>
+    <w:unhideWhenUsed/>
+    <w:rsid w:val="00E4467E"/>
+    <w:pPr>
+      <w:spacing w:after="0" w:line="240" w:lineRule="auto"/>
+    </w:pPr>
+    <w:rPr>
+      <w:sz w:val="20"/>
+      <w:szCs w:val="20"/>
+    </w:rPr>
+  </w:style>
+  <w:style w:type="character" w:customStyle="1" w:styleId="afd">
+    <w:name w:val="Текст сноски Знак"/>
+    <w:basedOn w:val="a3"/>
+    <w:link w:val="afc"/>
+    <w:uiPriority w:val="99"/>
+    <w:semiHidden/>
+    <w:rsid w:val="00E4467E"/>
+    <w:rPr>
+      <w:rFonts w:ascii="Times New Roman" w:hAnsi="Times New Roman"/>
+      <w:sz w:val="20"/>
+      <w:szCs w:val="20"/>
+    </w:rPr>
+  </w:style>
+  <w:style w:type="character" w:styleId="afe">
+    <w:name w:val="footnote reference"/>
+    <w:basedOn w:val="a3"/>
+    <w:uiPriority w:val="99"/>
+    <w:semiHidden/>
+    <w:unhideWhenUsed/>
+    <w:rsid w:val="00E4467E"/>
+    <w:rPr>
+      <w:vertAlign w:val="superscript"/>
+    </w:rPr>
+  </w:style>
+  <w:style w:type="character" w:styleId="aff">
+    <w:name w:val="Unresolved Mention"/>
+    <w:basedOn w:val="a3"/>
+    <w:uiPriority w:val="99"/>
+    <w:semiHidden/>
+    <w:unhideWhenUsed/>
+    <w:rsid w:val="00000100"/>
+    <w:rPr>
+      <w:color w:val="605E5C"/>
+      <w:shd w:val="clear" w:color="auto" w:fill="E1DFDD"/>
+    </w:rPr>
+  </w:style>
 </w:styles>
 </file>
 
